--- a/reference_style.docx
+++ b/reference_style.docx
@@ -1,10 +1,11 @@
 
 <file path=word/document.xml><?xml version="1.0" encoding="utf-8"?>
-<w:document xmlns:o="urn:schemas-microsoft-com:office:office" xmlns:r="http://schemas.openxmlformats.org/officeDocument/2006/relationships" xmlns:v="urn:schemas-microsoft-com:vml" xmlns:w="http://schemas.openxmlformats.org/wordprocessingml/2006/main" xmlns:w10="urn:schemas-microsoft-com:office:word" xmlns:wp="http://schemas.openxmlformats.org/drawingml/2006/wordprocessingDrawing" xmlns:wps="http://schemas.microsoft.com/office/word/2010/wordprocessingShape" xmlns:wpg="http://schemas.microsoft.com/office/word/2010/wordprocessingGroup" xmlns:mc="http://schemas.openxmlformats.org/markup-compatibility/2006" xmlns:wp14="http://schemas.microsoft.com/office/word/2010/wordprocessingDrawing" xmlns:w14="http://schemas.microsoft.com/office/word/2010/wordml" xmlns:w15="http://schemas.microsoft.com/office/word/2012/wordml" mc:Ignorable="w14 wp14 w15">
+<w:document xmlns:o="urn:schemas-microsoft-com:office:office" xmlns:r="http://schemas.openxmlformats.org/officeDocument/2006/relationships" xmlns:v="urn:schemas-microsoft-com:vml" xmlns:w="http://schemas.openxmlformats.org/wordprocessingml/2006/main" xmlns:w10="urn:schemas-microsoft-com:office:word" xmlns:wp="http://schemas.openxmlformats.org/drawingml/2006/wordprocessingDrawing" xmlns:pic="http://schemas.openxmlformats.org/drawingml/2006/picture" xmlns:wps="http://schemas.microsoft.com/office/word/2010/wordprocessingShape" xmlns:wpg="http://schemas.microsoft.com/office/word/2010/wordprocessingGroup" xmlns:mc="http://schemas.openxmlformats.org/markup-compatibility/2006" xmlns:wp14="http://schemas.microsoft.com/office/word/2010/wordprocessingDrawing" xmlns:w14="http://schemas.microsoft.com/office/word/2010/wordml" xmlns:w15="http://schemas.microsoft.com/office/word/2012/wordml" mc:Ignorable="w14 wp14 w15">
   <w:body>
     <w:p>
       <w:pPr>
         <w:pStyle w:val="Title"/>
+        <w:spacing w:lineRule="auto" w:line="480"/>
         <w:rPr/>
       </w:pPr>
       <w:r>
@@ -15,6 +16,7 @@
     <w:p>
       <w:pPr>
         <w:pStyle w:val="Subtitle"/>
+        <w:spacing w:lineRule="auto" w:line="480"/>
         <w:rPr/>
       </w:pPr>
       <w:r>
@@ -25,6 +27,7 @@
     <w:p>
       <w:pPr>
         <w:pStyle w:val="Author"/>
+        <w:spacing w:lineRule="auto" w:line="480"/>
         <w:rPr/>
       </w:pPr>
       <w:r>
@@ -81,6 +84,7 @@
     <w:p>
       <w:pPr>
         <w:pStyle w:val="FirstParagraph"/>
+        <w:spacing w:lineRule="auto" w:line="480"/>
         <w:rPr/>
       </w:pPr>
       <w:r>
@@ -108,6 +112,7 @@
     <w:p>
       <w:pPr>
         <w:pStyle w:val="BodyText"/>
+        <w:spacing w:lineRule="auto" w:line="480"/>
         <w:rPr/>
       </w:pPr>
       <w:r>
@@ -136,6 +141,7 @@
     <w:p>
       <w:pPr>
         <w:pStyle w:val="BodyText"/>
+        <w:spacing w:lineRule="auto" w:line="480"/>
         <w:rPr/>
       </w:pPr>
       <w:r>
@@ -149,6 +155,7 @@
     <w:p>
       <w:pPr>
         <w:pStyle w:val="BodyText"/>
+        <w:spacing w:lineRule="auto" w:line="480"/>
         <w:rPr/>
       </w:pPr>
       <w:r>
@@ -163,6 +170,7 @@
           <w:ilvl w:val="0"/>
           <w:numId w:val="1"/>
         </w:numPr>
+        <w:spacing w:lineRule="auto" w:line="480"/>
         <w:rPr/>
       </w:pPr>
       <w:r>
@@ -185,6 +193,7 @@
           <w:ilvl w:val="0"/>
           <w:numId w:val="1"/>
         </w:numPr>
+        <w:spacing w:lineRule="auto" w:line="480"/>
         <w:rPr/>
       </w:pPr>
       <w:r>
@@ -203,6 +212,7 @@
     <w:p>
       <w:pPr>
         <w:pStyle w:val="FirstParagraph"/>
+        <w:spacing w:lineRule="auto" w:line="480"/>
         <w:rPr/>
       </w:pPr>
       <w:r>
@@ -215,8 +225,9 @@
         <w:pStyle w:val="Normal"/>
         <w:numPr>
           <w:ilvl w:val="0"/>
-          <w:numId w:val="9"/>
+          <w:numId w:val="1"/>
         </w:numPr>
+        <w:spacing w:lineRule="auto" w:line="480"/>
         <w:rPr/>
       </w:pPr>
       <w:r>
@@ -237,8 +248,9 @@
         <w:pStyle w:val="Normal"/>
         <w:numPr>
           <w:ilvl w:val="0"/>
-          <w:numId w:val="10"/>
+          <w:numId w:val="1"/>
         </w:numPr>
+        <w:spacing w:lineRule="auto" w:line="480"/>
         <w:rPr/>
       </w:pPr>
       <w:r>
@@ -257,6 +269,7 @@
     <w:p>
       <w:pPr>
         <w:pStyle w:val="FirstParagraph"/>
+        <w:spacing w:lineRule="auto" w:line="480"/>
         <w:rPr/>
       </w:pPr>
       <w:r>
@@ -269,8 +282,9 @@
         <w:pStyle w:val="Normal"/>
         <w:numPr>
           <w:ilvl w:val="0"/>
-          <w:numId w:val="11"/>
+          <w:numId w:val="1"/>
         </w:numPr>
+        <w:spacing w:lineRule="auto" w:line="480"/>
         <w:rPr/>
       </w:pPr>
       <w:r>
@@ -291,8 +305,9 @@
         <w:pStyle w:val="Normal"/>
         <w:numPr>
           <w:ilvl w:val="0"/>
-          <w:numId w:val="12"/>
+          <w:numId w:val="1"/>
         </w:numPr>
+        <w:spacing w:lineRule="auto" w:line="480"/>
         <w:rPr/>
       </w:pPr>
       <w:r>
@@ -311,6 +326,7 @@
     <w:p>
       <w:pPr>
         <w:pStyle w:val="FirstParagraph"/>
+        <w:spacing w:lineRule="auto" w:line="480"/>
         <w:rPr/>
       </w:pPr>
       <w:r>
@@ -323,8 +339,9 @@
         <w:pStyle w:val="Normal"/>
         <w:numPr>
           <w:ilvl w:val="0"/>
-          <w:numId w:val="13"/>
+          <w:numId w:val="1"/>
         </w:numPr>
+        <w:spacing w:lineRule="auto" w:line="480"/>
         <w:rPr/>
       </w:pPr>
       <w:r>
@@ -345,8 +362,9 @@
         <w:pStyle w:val="Normal"/>
         <w:numPr>
           <w:ilvl w:val="0"/>
-          <w:numId w:val="14"/>
+          <w:numId w:val="1"/>
         </w:numPr>
+        <w:spacing w:lineRule="auto" w:line="480"/>
         <w:rPr/>
       </w:pPr>
       <w:r>
@@ -365,6 +383,7 @@
     <w:p>
       <w:pPr>
         <w:pStyle w:val="FirstParagraph"/>
+        <w:spacing w:lineRule="auto" w:line="480"/>
         <w:rPr/>
       </w:pPr>
       <w:r>
@@ -377,8 +396,9 @@
         <w:pStyle w:val="Normal"/>
         <w:numPr>
           <w:ilvl w:val="0"/>
-          <w:numId w:val="15"/>
+          <w:numId w:val="1"/>
         </w:numPr>
+        <w:spacing w:lineRule="auto" w:line="480"/>
         <w:rPr/>
       </w:pPr>
       <w:r>
@@ -399,8 +419,9 @@
         <w:pStyle w:val="Normal"/>
         <w:numPr>
           <w:ilvl w:val="0"/>
-          <w:numId w:val="16"/>
+          <w:numId w:val="1"/>
         </w:numPr>
+        <w:spacing w:lineRule="auto" w:line="480"/>
         <w:rPr/>
       </w:pPr>
       <w:r>
@@ -419,6 +440,7 @@
     <w:p>
       <w:pPr>
         <w:pStyle w:val="Normal"/>
+        <w:spacing w:lineRule="auto" w:line="480"/>
         <w:rPr/>
       </w:pPr>
       <w:r>
@@ -431,7 +453,7 @@
     <w:p>
       <w:pPr>
         <w:pStyle w:val="Heading1"/>
-        <w:spacing w:before="0" w:after="80"/>
+        <w:spacing w:lineRule="auto" w:line="480" w:before="0" w:after="80"/>
         <w:rPr/>
       </w:pPr>
       <w:bookmarkStart w:id="0" w:name="abstract"/>
@@ -444,6 +466,7 @@
     <w:p>
       <w:pPr>
         <w:pStyle w:val="FirstParagraph"/>
+        <w:spacing w:lineRule="auto" w:line="480"/>
         <w:rPr/>
       </w:pPr>
       <w:r>
@@ -509,6 +532,7 @@
     <w:p>
       <w:pPr>
         <w:pStyle w:val="BodyText"/>
+        <w:spacing w:lineRule="auto" w:line="480"/>
         <w:rPr/>
       </w:pPr>
       <w:r>
@@ -533,144 +557,152 @@
     <w:p>
       <w:pPr>
         <w:pStyle w:val="Normal"/>
-        <w:rPr/>
-      </w:pPr>
-      <w:r>
-        <w:rPr/>
-      </w:r>
-      <w:bookmarkStart w:id="1" w:name="abstract"/>
-      <w:bookmarkStart w:id="2" w:name="abstract"/>
+        <w:spacing w:lineRule="auto" w:line="480"/>
+        <w:rPr/>
+      </w:pPr>
+      <w:r>
+        <w:rPr/>
+      </w:r>
+      <w:bookmarkStart w:id="1" w:name="abstract_Copy_1"/>
+      <w:bookmarkEnd w:id="1"/>
+      <w:r>
+        <w:br w:type="page"/>
+      </w:r>
+    </w:p>
+    <w:p>
+      <w:pPr>
+        <w:pStyle w:val="Heading1"/>
+        <w:spacing w:lineRule="auto" w:line="480" w:before="0" w:after="80"/>
+        <w:rPr/>
+      </w:pPr>
+      <w:r>
+        <w:rPr/>
+        <w:t>2. Introduction</w:t>
+      </w:r>
+    </w:p>
+    <w:p>
+      <w:pPr>
+        <w:pStyle w:val="FirstParagraph"/>
+        <w:spacing w:lineRule="auto" w:line="480"/>
+        <w:rPr/>
+      </w:pPr>
+      <w:r>
+        <w:rPr/>
+        <w:t>Bladder cancer (BC) is the sixth most common malignancy in the U.S. (1). Among American men, it ranks as the fourth most frequently diagnosed cancer and the seventh leading cause of cancer-related mortality (2). According to recent estimates from the Surveillance, Epidemiology, and End Results (SEER) Program, approximately 84,870 new cases and 17,420 deaths are projected for 2025, representing 4.2% of all new cancer diagnoses and 2.8% of cancer-related deaths nationwide (1). Similar patterns are observed globally, with an increasing absolute burden despite declining age-standardized rates, underscoring BC as a persistent and growing public health challenge (3).</w:t>
+      </w:r>
+    </w:p>
+    <w:p>
+      <w:pPr>
+        <w:pStyle w:val="BodyText"/>
+        <w:spacing w:lineRule="auto" w:line="480"/>
+        <w:rPr/>
+      </w:pPr>
+      <w:r>
+        <w:rPr/>
+        <w:t>Beyond its epidemiological impact, BC imposes a substantial economic burden. Its management commonly requires lifelong surveillance and repeated therapeutic interventions, rendering it the most costly cancer to treat on a per-patient lifetime basis (4–6). In addition to direct healthcare expenditures, BC exerts profound effects on patients’ quality of life and significantly impacts the emotional, social, and practical well-being of caregivers and families (7).</w:t>
+      </w:r>
+    </w:p>
+    <w:p>
+      <w:pPr>
+        <w:pStyle w:val="BodyText"/>
+        <w:spacing w:lineRule="auto" w:line="480"/>
+        <w:rPr/>
+      </w:pPr>
+      <w:r>
+        <w:rPr/>
+        <w:t xml:space="preserve">Substantial geographic heterogeneity in BC incidence and outcomes has been documented across the U.S. (8–11). For instance, Maine reported an age-standardized incidence rate of 26.7 per 100,000 during 2017–2021, nearly double that observed in Hawaii (13.4) (12). Such variation likely reflects differences in environmental exposures, socioeconomic conditions, access to care, and healthcare infrastructure. Incidence rates tend to be highest in northeastern states (10), whereas mortality is disproportionately greater in Southern states (13), where higher proportions of older adults, African Americans, and rural residents may experience delayed diagnosis and reduced access to high-quality treatment (14).  </w:t>
+      </w:r>
+    </w:p>
+    <w:p>
+      <w:pPr>
+        <w:pStyle w:val="BodyText"/>
+        <w:spacing w:lineRule="auto" w:line="480"/>
+        <w:rPr/>
+      </w:pPr>
+      <w:r>
+        <w:rPr/>
+        <w:t>Despite these observations, most prior BC research has focused on national trends or single-institution cohorts, and contemporary age-standardized, state-level comparisons remain limited. Furthermore, although the Global Burden of Disease (GBD) project produces comprehensive estimates of disability-adjusted life years (DALYs), years lived with disability (YLDs), and years of life lost (YLLs) for BC, these measures have been infrequently incorporated into disease-specific epidemiological analyses. As a result, non-fatal burden and broader health-system impacts remain underexplored. National studies indicate that men experience approximately three to four times higher BC incidence than women (15), whereas women often present with more advanced disease and have poorer survival (16); however, the geographic distribution of these sex-specific disparities has not been systematically evaluated at the state level.</w:t>
+      </w:r>
+    </w:p>
+    <w:p>
+      <w:pPr>
+        <w:pStyle w:val="BodyText"/>
+        <w:spacing w:lineRule="auto" w:line="480"/>
+        <w:rPr/>
+      </w:pPr>
+      <w:bookmarkStart w:id="2" w:name="introduction"/>
+      <w:r>
+        <w:rPr/>
+        <w:t>To address these gaps, we use data from the GBD 2021 study, which provides internally consistent estimates of key BC burden metrics across all U.S. states. This predominantly descriptive analysis offers a comprehensive assessment of BC burden across geographic regions, time, and age groups, with the aim of informing state-level public health planning and prioritization.</w:t>
+      </w:r>
       <w:bookmarkEnd w:id="2"/>
-      <w:r>
-        <w:br w:type="page"/>
-      </w:r>
     </w:p>
     <w:p>
       <w:pPr>
         <w:pStyle w:val="Heading1"/>
-        <w:spacing w:before="0" w:after="80"/>
-        <w:rPr/>
-      </w:pPr>
-      <w:bookmarkStart w:id="3" w:name="introduction"/>
-      <w:r>
-        <w:rPr/>
-        <w:t>2. Introduction</w:t>
+        <w:spacing w:lineRule="auto" w:line="480"/>
+        <w:rPr/>
+      </w:pPr>
+      <w:bookmarkStart w:id="3" w:name="methodology"/>
+      <w:r>
+        <w:rPr/>
+        <w:t>3. Methodology</w:t>
+      </w:r>
+    </w:p>
+    <w:p>
+      <w:pPr>
+        <w:pStyle w:val="Heading2"/>
+        <w:spacing w:lineRule="auto" w:line="480"/>
+        <w:rPr/>
+      </w:pPr>
+      <w:r>
+        <w:rPr/>
+        <w:t>3.1 Study Design and Data Sources</w:t>
       </w:r>
     </w:p>
     <w:p>
       <w:pPr>
         <w:pStyle w:val="FirstParagraph"/>
-        <w:rPr/>
-      </w:pPr>
-      <w:r>
-        <w:rPr/>
-        <w:t>Bladder cancer (BC) is the sixth most common malignancy in the U.S. (1). Among American men, it ranks as the fourth most frequently diagnosed cancer and the seventh leading cause of cancer-related mortality (2). According to recent estimates from the Surveillance, Epidemiology, and End Results (SEER) Program, approximately 84,870 new cases and 17,420 deaths are projected for 2025, representing 4.2% of all new cancer diagnoses and 2.8% of cancer-related deaths nationwide (1). Similar patterns are observed globally, with an increasing absolute burden despite declining age-standardized rates, underscoring BC as a persistent and growing public health challenge (3).</w:t>
+        <w:spacing w:lineRule="auto" w:line="480"/>
+        <w:rPr/>
+      </w:pPr>
+      <w:r>
+        <w:rPr/>
+        <w:t xml:space="preserve">This population-based study used data from the GBD 2021 database. The GBD provides comprehensive, internally consistent, and modeled estimates for diseases and injuries across all U.S. states, enabling standardized comparisons over time, geography, age, sex, and socioeconomic strata. These features make the GBD particularly well suited for examining disparities in BC burden at national and subnational levels (17,18). All data are publicly available through the </w:t>
+      </w:r>
+      <w:hyperlink r:id="rId13">
+        <w:r>
+          <w:rPr>
+            <w:rStyle w:val="Hyperlink"/>
+          </w:rPr>
+          <w:t>Global Health Data Exchange (GHDx)</w:t>
+        </w:r>
+      </w:hyperlink>
+      <w:r>
+        <w:rPr/>
+        <w:t>.</w:t>
       </w:r>
     </w:p>
     <w:p>
       <w:pPr>
         <w:pStyle w:val="BodyText"/>
-        <w:rPr/>
-      </w:pPr>
-      <w:r>
-        <w:rPr/>
-        <w:t>Beyond its epidemiological impact, BC imposes a substantial economic burden. Its management commonly requires lifelong surveillance and repeated therapeutic interventions, rendering it the most costly cancer to treat on a per-patient lifetime basis (4–6). In addition to direct healthcare expenditures, BC exerts profound effects on patients’ quality of life and significantly impacts the emotional, social, and practical well-being of caregivers and families (7).</w:t>
-      </w:r>
-    </w:p>
-    <w:p>
-      <w:pPr>
-        <w:pStyle w:val="BodyText"/>
-        <w:rPr/>
-      </w:pPr>
-      <w:r>
-        <w:rPr/>
-        <w:t xml:space="preserve">Substantial geographic heterogeneity in BC incidence and outcomes has been documented across the U.S. (8–11). For instance, Maine reported an age-standardized incidence rate of 26.7 per 100,000 during 2017–2021, nearly double that observed in Hawaii (13.4) (12). Such variation likely reflects differences in environmental exposures, socioeconomic conditions, access to care, and healthcare infrastructure. Incidence rates tend to be highest in northeastern states (10), whereas mortality is disproportionately greater in Southern states (13), where higher proportions of older adults, African Americans, and rural residents may experience delayed diagnosis and reduced access to high-quality treatment (14).  </w:t>
-      </w:r>
-    </w:p>
-    <w:p>
-      <w:pPr>
-        <w:pStyle w:val="BodyText"/>
-        <w:rPr/>
-      </w:pPr>
-      <w:r>
-        <w:rPr/>
-        <w:t>Despite these observations, most prior BC research has focused on national trends or single-institution cohorts, and contemporary age-standardized, state-level comparisons remain limited. Furthermore, although the Global Burden of Disease (GBD) project produces comprehensive estimates of disability-adjusted life years (DALYs), years lived with disability (YLDs), and years of life lost (YLLs) for BC, these measures have been infrequently incorporated into disease-specific epidemiological analyses. As a result, non-fatal burden and broader health-system impacts remain underexplored. National studies indicate that men experience approximately three to four times higher BC incidence than women (15), whereas women often present with more advanced disease and have poorer survival (16); however, the geographic distribution of these sex-specific disparities has not been systematically evaluated at the state level.</w:t>
-      </w:r>
-    </w:p>
-    <w:p>
-      <w:pPr>
-        <w:pStyle w:val="BodyText"/>
-        <w:rPr/>
-      </w:pPr>
-      <w:bookmarkStart w:id="4" w:name="introduction"/>
-      <w:r>
-        <w:rPr/>
-        <w:t>To address these gaps, we use data from the GBD 2021 study, which provides internally consistent estimates of key BC burden metrics across all U.S. states. This predominantly descriptive analysis offers a comprehensive assessment of BC burden across geographic regions, time, and age groups, with the aim of informing state-level public health planning and prioritization.</w:t>
+        <w:spacing w:lineRule="auto" w:line="480"/>
+        <w:rPr/>
+      </w:pPr>
+      <w:bookmarkStart w:id="4" w:name="study-design-and-data-sources"/>
+      <w:r>
+        <w:rPr/>
+        <w:t>We analyzed BC burden across all U.S. states from 1980 to 2021. Estimates for incidence, prevalence, mortality, YLLs, YLDs, and DALYs were extracted for males, females, both sexes combined, and all age groups. For international benchmarking, corresponding data were also retrieved for the European Union, high-income countries, and high Socio-Demographic Index (SDI) regions. Both age-specific and age-standardized estimates were obtained for each metric. Results are reported as rates per 100,000 population with accompanying 95% uncertainty intervals, as generated by the GBD framework. This study adheres to the Guidelines for Accurate and Transparent Health Estimates Reporting statement.</w:t>
       </w:r>
       <w:bookmarkEnd w:id="4"/>
     </w:p>
     <w:p>
       <w:pPr>
-        <w:pStyle w:val="Heading1"/>
-        <w:rPr/>
-      </w:pPr>
-      <w:bookmarkStart w:id="5" w:name="methodology"/>
-      <w:r>
-        <w:rPr/>
-        <w:t>3. Methodology</w:t>
-      </w:r>
-    </w:p>
-    <w:p>
-      <w:pPr>
         <w:pStyle w:val="Heading2"/>
-        <w:rPr/>
-      </w:pPr>
-      <w:bookmarkStart w:id="6" w:name="study-design-and-data-sources"/>
-      <w:r>
-        <w:rPr/>
-        <w:t>3.1 Study Design and Data Sources</w:t>
-      </w:r>
-    </w:p>
-    <w:p>
-      <w:pPr>
-        <w:pStyle w:val="FirstParagraph"/>
-        <w:rPr/>
-      </w:pPr>
-      <w:r>
-        <w:rPr/>
-        <w:t xml:space="preserve">This population-based study used data from the GBD 2021 database. The GBD provides comprehensive, internally consistent, and modeled estimates for diseases and injuries across all U.S. states, enabling standardized comparisons over time, geography, age, sex, and socioeconomic strata. These features make the GBD particularly well suited for examining disparities in BC burden at national and subnational levels (17,18). All data are publicly available through the </w:t>
-      </w:r>
-      <w:hyperlink r:id="rId13">
-        <w:r>
-          <w:rPr>
-            <w:rStyle w:val="Hyperlink"/>
-          </w:rPr>
-          <w:t>Global Health Data Exchange (GHDx)</w:t>
-        </w:r>
-      </w:hyperlink>
-      <w:r>
-        <w:rPr/>
-        <w:t>.</w:t>
-      </w:r>
-    </w:p>
-    <w:p>
-      <w:pPr>
-        <w:pStyle w:val="BodyText"/>
-        <w:rPr/>
-      </w:pPr>
-      <w:bookmarkStart w:id="7" w:name="study-design-and-data-sources"/>
-      <w:r>
-        <w:rPr/>
-        <w:t>We analyzed BC burden across all U.S. states from 1980 to 2021. Estimates for incidence, prevalence, mortality, YLLs, YLDs, and DALYs were extracted for males, females, both sexes combined, and all age groups. For international benchmarking, corresponding data were also retrieved for the European Union, high-income countries, and high Socio-Demographic Index (SDI) regions. Both age-specific and age-standardized estimates were obtained for each metric. Results are reported as rates per 100,000 population with accompanying 95% uncertainty intervals, as generated by the GBD framework. This study adheres to the Guidelines for Accurate and Transparent Health Estimates Reporting statement.</w:t>
-      </w:r>
-      <w:bookmarkEnd w:id="7"/>
-    </w:p>
-    <w:p>
-      <w:pPr>
-        <w:pStyle w:val="Heading2"/>
-        <w:rPr/>
-      </w:pPr>
-      <w:bookmarkStart w:id="8" w:name="definitions"/>
+        <w:spacing w:lineRule="auto" w:line="480"/>
+        <w:rPr/>
+      </w:pPr>
+      <w:bookmarkStart w:id="5" w:name="definitions"/>
       <w:r>
         <w:rPr/>
         <w:t>3.2 Definitions</w:t>
@@ -679,6 +711,7 @@
     <w:p>
       <w:pPr>
         <w:pStyle w:val="DefinitionTerm"/>
+        <w:spacing w:lineRule="auto" w:line="480"/>
         <w:rPr/>
       </w:pPr>
       <w:r>
@@ -689,6 +722,7 @@
     <w:p>
       <w:pPr>
         <w:pStyle w:val="Definition"/>
+        <w:spacing w:lineRule="auto" w:line="480"/>
         <w:rPr/>
       </w:pPr>
       <w:r>
@@ -699,6 +733,7 @@
     <w:p>
       <w:pPr>
         <w:pStyle w:val="DefinitionTerm"/>
+        <w:spacing w:lineRule="auto" w:line="480"/>
         <w:rPr/>
       </w:pPr>
       <w:r>
@@ -709,6 +744,7 @@
     <w:p>
       <w:pPr>
         <w:pStyle w:val="Definition"/>
+        <w:spacing w:lineRule="auto" w:line="480"/>
         <w:rPr/>
       </w:pPr>
       <w:r>
@@ -719,6 +755,7 @@
     <w:p>
       <w:pPr>
         <w:pStyle w:val="DefinitionTerm"/>
+        <w:spacing w:lineRule="auto" w:line="480"/>
         <w:rPr/>
       </w:pPr>
       <w:r>
@@ -729,6 +766,7 @@
     <w:p>
       <w:pPr>
         <w:pStyle w:val="Definition"/>
+        <w:spacing w:lineRule="auto" w:line="480"/>
         <w:rPr/>
       </w:pPr>
       <w:r>
@@ -739,6 +777,7 @@
     <w:p>
       <w:pPr>
         <w:pStyle w:val="DefinitionTerm"/>
+        <w:spacing w:lineRule="auto" w:line="480"/>
         <w:rPr/>
       </w:pPr>
       <w:r>
@@ -749,6 +788,7 @@
     <w:p>
       <w:pPr>
         <w:pStyle w:val="Definition"/>
+        <w:spacing w:lineRule="auto" w:line="480"/>
         <w:rPr/>
       </w:pPr>
       <w:r>
@@ -759,6 +799,7 @@
     <w:p>
       <w:pPr>
         <w:pStyle w:val="DefinitionTerm"/>
+        <w:spacing w:lineRule="auto" w:line="480"/>
         <w:rPr/>
       </w:pPr>
       <w:r>
@@ -769,6 +810,7 @@
     <w:p>
       <w:pPr>
         <w:pStyle w:val="Definition"/>
+        <w:spacing w:lineRule="auto" w:line="480"/>
         <w:rPr/>
       </w:pPr>
       <w:r>
@@ -779,6 +821,7 @@
     <w:p>
       <w:pPr>
         <w:pStyle w:val="DefinitionTerm"/>
+        <w:spacing w:lineRule="auto" w:line="480"/>
         <w:rPr/>
       </w:pPr>
       <w:r>
@@ -789,6 +832,7 @@
     <w:p>
       <w:pPr>
         <w:pStyle w:val="Definition"/>
+        <w:spacing w:lineRule="auto" w:line="480"/>
         <w:rPr/>
       </w:pPr>
       <w:r>
@@ -799,6 +843,7 @@
     <w:p>
       <w:pPr>
         <w:pStyle w:val="DefinitionTerm"/>
+        <w:spacing w:lineRule="auto" w:line="480"/>
         <w:rPr/>
       </w:pPr>
       <w:r>
@@ -809,6 +854,7 @@
     <w:p>
       <w:pPr>
         <w:pStyle w:val="Definition"/>
+        <w:spacing w:lineRule="auto" w:line="480"/>
         <w:rPr/>
       </w:pPr>
       <w:r>
@@ -819,6 +865,7 @@
     <w:p>
       <w:pPr>
         <w:pStyle w:val="Definition"/>
+        <w:spacing w:lineRule="auto" w:line="480"/>
         <w:jc w:val="center"/>
         <w:rPr/>
       </w:pPr>
@@ -844,6 +891,10 @@
                     <m:t xml:space="preserve">i</m:t>
                   </m:r>
                   <m:r>
+                    <m:rPr>
+                      <m:lit/>
+                      <m:nor/>
+                    </m:rPr>
                     <w:rPr>
                       <w:rFonts w:ascii="Cambria Math" w:hAnsi="Cambria Math"/>
                     </w:rPr>
@@ -917,6 +968,10 @@
                     <m:t xml:space="preserve">i</m:t>
                   </m:r>
                   <m:r>
+                    <m:rPr>
+                      <m:lit/>
+                      <m:nor/>
+                    </m:rPr>
                     <w:rPr>
                       <w:rFonts w:ascii="Cambria Math" w:hAnsi="Cambria Math"/>
                     </w:rPr>
@@ -990,6 +1045,7 @@
     <w:p>
       <w:pPr>
         <w:pStyle w:val="Definition"/>
+        <w:spacing w:lineRule="auto" w:line="480"/>
         <w:rPr/>
       </w:pPr>
       <w:r>
@@ -1080,14 +1136,15 @@
         <w:rPr/>
         <w:t xml:space="preserve"> is the total number of age groups.</w:t>
       </w:r>
-      <w:bookmarkEnd w:id="8"/>
+      <w:bookmarkEnd w:id="5"/>
     </w:p>
     <w:p>
       <w:pPr>
         <w:pStyle w:val="Heading2"/>
-        <w:rPr/>
-      </w:pPr>
-      <w:bookmarkStart w:id="9" w:name="statistical-analysis"/>
+        <w:spacing w:lineRule="auto" w:line="480"/>
+        <w:rPr/>
+      </w:pPr>
+      <w:bookmarkStart w:id="6" w:name="statistical-analysis"/>
       <w:r>
         <w:rPr/>
         <w:t xml:space="preserve">3.3 Statistical </w:t>
@@ -1103,6 +1160,7 @@
     <w:p>
       <w:pPr>
         <w:pStyle w:val="FirstParagraph"/>
+        <w:spacing w:lineRule="auto" w:line="480"/>
         <w:rPr/>
       </w:pPr>
       <w:r>
@@ -1113,6 +1171,7 @@
     <w:p>
       <w:pPr>
         <w:pStyle w:val="BodyText"/>
+        <w:spacing w:lineRule="auto" w:line="480"/>
         <w:rPr/>
       </w:pPr>
       <w:r>
@@ -1123,6 +1182,7 @@
     <w:p>
       <w:pPr>
         <w:pStyle w:val="BodyText"/>
+        <w:spacing w:lineRule="auto" w:line="480"/>
         <w:rPr/>
       </w:pPr>
       <w:r>
@@ -1145,9 +1205,10 @@
     <w:p>
       <w:pPr>
         <w:pStyle w:val="Heading3"/>
-        <w:rPr/>
-      </w:pPr>
-      <w:bookmarkStart w:id="10" w:name="comparison-of-rates-using-uis"/>
+        <w:spacing w:lineRule="auto" w:line="480"/>
+        <w:rPr/>
+      </w:pPr>
+      <w:bookmarkStart w:id="7" w:name="comparison-of-rates-using-uis"/>
       <w:r>
         <w:rPr/>
         <w:t>3.3.1 Comparison of Rates Using UIs</w:t>
@@ -1156,6 +1217,7 @@
     <w:p>
       <w:pPr>
         <w:pStyle w:val="FirstParagraph"/>
+        <w:spacing w:lineRule="auto" w:line="480"/>
         <w:rPr/>
       </w:pPr>
       <w:r>
@@ -1190,6 +1252,7 @@
     <w:p>
       <w:pPr>
         <w:pStyle w:val="BodyText"/>
+        <w:spacing w:lineRule="auto" w:line="480"/>
         <w:rPr/>
       </w:pPr>
       <w:r>
@@ -1372,6 +1435,7 @@
     <w:p>
       <w:pPr>
         <w:pStyle w:val="BodyText"/>
+        <w:spacing w:lineRule="auto" w:line="480"/>
         <w:jc w:val="center"/>
         <w:rPr/>
       </w:pPr>
@@ -1611,6 +1675,7 @@
     <w:p>
       <w:pPr>
         <w:pStyle w:val="FirstParagraph"/>
+        <w:spacing w:lineRule="auto" w:line="480"/>
         <w:rPr/>
       </w:pPr>
       <w:r>
@@ -1660,6 +1725,7 @@
     <w:p>
       <w:pPr>
         <w:pStyle w:val="BodyText"/>
+        <w:spacing w:lineRule="auto" w:line="480"/>
         <w:rPr/>
       </w:pPr>
       <w:r>
@@ -1670,6 +1736,7 @@
     <w:p>
       <w:pPr>
         <w:pStyle w:val="BodyText"/>
+        <w:spacing w:lineRule="auto" w:line="480"/>
         <w:jc w:val="center"/>
         <w:rPr/>
       </w:pPr>
@@ -1688,6 +1755,10 @@
             <m:t xml:space="preserve">D</m:t>
           </m:r>
           <m:r>
+            <m:rPr>
+              <m:lit/>
+              <m:nor/>
+            </m:rPr>
             <w:rPr>
               <w:rFonts w:ascii="Cambria Math" w:hAnsi="Cambria Math"/>
             </w:rPr>
@@ -1741,6 +1812,7 @@
     <w:p>
       <w:pPr>
         <w:pStyle w:val="FirstParagraph"/>
+        <w:spacing w:lineRule="auto" w:line="480"/>
         <w:rPr/>
       </w:pPr>
       <w:r>
@@ -1751,6 +1823,7 @@
     <w:p>
       <w:pPr>
         <w:pStyle w:val="BodyText"/>
+        <w:spacing w:lineRule="auto" w:line="480"/>
         <w:jc w:val="center"/>
         <w:rPr/>
       </w:pPr>
@@ -1787,6 +1860,10 @@
             </m:sub>
           </m:sSub>
           <m:r>
+            <m:rPr>
+              <m:lit/>
+              <m:nor/>
+            </m:rPr>
             <w:rPr>
               <w:rFonts w:ascii="Cambria Math" w:hAnsi="Cambria Math"/>
             </w:rPr>
@@ -1831,6 +1908,10 @@
                 </m:sup>
               </m:sSubSup>
               <m:r>
+                <m:rPr>
+                  <m:lit/>
+                  <m:nor/>
+                </m:rPr>
                 <w:rPr>
                   <w:rFonts w:ascii="Cambria Math" w:hAnsi="Cambria Math"/>
                 </w:rPr>
@@ -1876,6 +1957,7 @@
     <w:p>
       <w:pPr>
         <w:pStyle w:val="FirstParagraph"/>
+        <w:spacing w:lineRule="auto" w:line="480"/>
         <w:rPr/>
       </w:pPr>
       <w:r>
@@ -1886,6 +1968,7 @@
     <w:p>
       <w:pPr>
         <w:pStyle w:val="BodyText"/>
+        <w:spacing w:lineRule="auto" w:line="480"/>
         <w:jc w:val="center"/>
         <w:rPr/>
       </w:pPr>
@@ -1963,6 +2046,7 @@
     <w:p>
       <w:pPr>
         <w:pStyle w:val="FirstParagraph"/>
+        <w:spacing w:lineRule="auto" w:line="480"/>
         <w:rPr/>
       </w:pPr>
       <w:r>
@@ -1973,6 +2057,7 @@
     <w:p>
       <w:pPr>
         <w:pStyle w:val="BodyText"/>
+        <w:spacing w:lineRule="auto" w:line="480"/>
         <w:jc w:val="center"/>
         <w:rPr/>
       </w:pPr>
@@ -1991,6 +2076,10 @@
             <m:t xml:space="preserve">R</m:t>
           </m:r>
           <m:r>
+            <m:rPr>
+              <m:lit/>
+              <m:nor/>
+            </m:rPr>
             <w:rPr>
               <w:rFonts w:ascii="Cambria Math" w:hAnsi="Cambria Math"/>
             </w:rPr>
@@ -2044,6 +2133,7 @@
     <w:p>
       <w:pPr>
         <w:pStyle w:val="FirstParagraph"/>
+        <w:spacing w:lineRule="auto" w:line="480"/>
         <w:rPr/>
       </w:pPr>
       <w:r>
@@ -2054,6 +2144,7 @@
     <w:p>
       <w:pPr>
         <w:pStyle w:val="BodyText"/>
+        <w:spacing w:lineRule="auto" w:line="480"/>
         <w:jc w:val="center"/>
         <w:rPr/>
       </w:pPr>
@@ -2401,6 +2492,7 @@
     <w:p>
       <w:pPr>
         <w:pStyle w:val="FirstParagraph"/>
+        <w:spacing w:lineRule="auto" w:line="480"/>
         <w:rPr/>
       </w:pPr>
       <w:r>
@@ -2411,6 +2503,7 @@
     <w:p>
       <w:pPr>
         <w:pStyle w:val="BodyText"/>
+        <w:spacing w:lineRule="auto" w:line="480"/>
         <w:jc w:val="center"/>
         <w:rPr/>
       </w:pPr>
@@ -2443,6 +2536,10 @@
             </m:e>
           </m:d>
           <m:r>
+            <m:rPr>
+              <m:lit/>
+              <m:nor/>
+            </m:rPr>
             <w:rPr>
               <w:rFonts w:ascii="Cambria Math" w:hAnsi="Cambria Math"/>
             </w:rPr>
@@ -2563,6 +2660,10 @@
             </m:sub>
           </m:sSub>
           <m:r>
+            <m:rPr>
+              <m:lit/>
+              <m:nor/>
+            </m:rPr>
             <w:rPr>
               <w:rFonts w:ascii="Cambria Math" w:hAnsi="Cambria Math"/>
             </w:rPr>
@@ -2633,6 +2734,10 @@
                 </m:sup>
               </m:sSubSup>
               <m:r>
+                <m:rPr>
+                  <m:lit/>
+                  <m:nor/>
+                </m:rPr>
                 <w:rPr>
                   <w:rFonts w:ascii="Cambria Math" w:hAnsi="Cambria Math"/>
                 </w:rPr>
@@ -2704,6 +2809,7 @@
     <w:p>
       <w:pPr>
         <w:pStyle w:val="FirstParagraph"/>
+        <w:spacing w:lineRule="auto" w:line="480"/>
         <w:rPr/>
       </w:pPr>
       <w:r>
@@ -2714,6 +2820,7 @@
     <w:p>
       <w:pPr>
         <w:pStyle w:val="BodyText"/>
+        <w:spacing w:lineRule="auto" w:line="480"/>
         <w:jc w:val="center"/>
         <w:rPr/>
       </w:pPr>
@@ -2872,6 +2979,10 @@
                     </m:e>
                   </m:d>
                   <m:r>
+                    <m:rPr>
+                      <m:lit/>
+                      <m:nor/>
+                    </m:rPr>
                     <w:rPr>
                       <w:rFonts w:ascii="Cambria Math" w:hAnsi="Cambria Math"/>
                     </w:rPr>
@@ -2949,6 +3060,7 @@
     <w:p>
       <w:pPr>
         <w:pStyle w:val="FirstParagraph"/>
+        <w:spacing w:lineRule="auto" w:line="480"/>
         <w:rPr/>
       </w:pPr>
       <w:r>
@@ -2967,16 +3079,16 @@
         <w:rPr/>
         <w:t>.</w:t>
       </w:r>
-      <w:bookmarkEnd w:id="5"/>
-      <w:bookmarkEnd w:id="9"/>
-      <w:bookmarkEnd w:id="10"/>
+      <w:bookmarkEnd w:id="3"/>
+      <w:bookmarkEnd w:id="6"/>
+      <w:bookmarkEnd w:id="7"/>
     </w:p>
     <w:p>
       <w:pPr>
         <w:pStyle w:val="Heading1"/>
-        <w:rPr/>
-      </w:pPr>
-      <w:bookmarkStart w:id="11" w:name="results"/>
+        <w:spacing w:lineRule="auto" w:line="480"/>
+        <w:rPr/>
+      </w:pPr>
       <w:r>
         <w:rPr/>
         <w:t>4. Results</w:t>
@@ -2985,9 +3097,9 @@
     <w:p>
       <w:pPr>
         <w:pStyle w:val="Heading2"/>
-        <w:rPr/>
-      </w:pPr>
-      <w:bookmarkStart w:id="12" w:name="u.s.-compared-to-competing-countries"/>
+        <w:spacing w:lineRule="auto" w:line="480"/>
+        <w:rPr/>
+      </w:pPr>
       <w:r>
         <w:rPr/>
         <w:t>4.1 U.S. Compared to Competing Countries</w:t>
@@ -2996,6 +3108,7 @@
     <w:p>
       <w:pPr>
         <w:pStyle w:val="FirstParagraph"/>
+        <w:spacing w:lineRule="auto" w:line="480"/>
         <w:rPr/>
       </w:pPr>
       <w:r>
@@ -3006,6 +3119,7 @@
     <w:p>
       <w:pPr>
         <w:pStyle w:val="BodyText"/>
+        <w:spacing w:lineRule="auto" w:line="480"/>
         <w:rPr/>
       </w:pPr>
       <w:r>
@@ -3038,7 +3152,7 @@
           <w:bottom w:w="0" w:type="dxa"/>
           <w:right w:w="108" w:type="dxa"/>
         </w:tblCellMar>
-        <w:tblLook w:val="0000" w:noHBand="0" w:noVBand="0" w:firstColumn="0" w:lastRow="0" w:lastColumn="0" w:firstRow="0"/>
+        <w:tblLook w:noHBand="0" w:noVBand="0" w:firstColumn="0" w:lastRow="0" w:lastColumn="0" w:firstRow="0" w:val="0000"/>
       </w:tblPr>
       <w:tblGrid>
         <w:gridCol w:w="10080"/>
@@ -3054,28 +3168,18 @@
             <w:pPr>
               <w:pStyle w:val="Compact"/>
               <w:widowControl/>
-              <w:spacing w:before="36" w:after="36"/>
+              <w:suppressAutoHyphens w:val="true"/>
+              <w:spacing w:lineRule="auto" w:line="480" w:before="36" w:after="36"/>
               <w:jc w:val="center"/>
-              <w:rPr>
-                <w:rFonts w:eastAsia="Aptos" w:cs="Arial"/>
-                <w:kern w:val="0"/>
-                <w:szCs w:val="24"/>
-                <w:lang w:val="en-US" w:eastAsia="en-US" w:bidi="ar-SA"/>
-              </w:rPr>
+              <w:rPr/>
             </w:pPr>
-            <w:bookmarkStart w:id="13" w:name="fig-performance"/>
             <w:r>
-              <w:rPr>
-                <w:rFonts w:eastAsia="Aptos" w:cs="Arial"/>
-                <w:kern w:val="0"/>
-                <w:szCs w:val="24"/>
-                <w:lang w:val="en-US" w:eastAsia="en-US" w:bidi="ar-SA"/>
-              </w:rPr>
+              <w:rPr/>
               <w:drawing>
                 <wp:inline distT="0" distB="0" distL="0" distR="0">
                   <wp:extent cx="6400800" cy="4095115"/>
                   <wp:effectExtent l="0" t="0" r="0" b="0"/>
-                  <wp:docPr id="1" name="Picture" descr=""/>
+                  <wp:docPr id="1" name="Picture"/>
                   <wp:cNvGraphicFramePr>
                     <a:graphicFrameLocks xmlns:a="http://schemas.openxmlformats.org/drawingml/2006/main" noChangeAspect="1"/>
                   </wp:cNvGraphicFramePr>
@@ -3083,7 +3187,7 @@
                     <a:graphicData uri="http://schemas.openxmlformats.org/drawingml/2006/picture">
                       <pic:pic xmlns:pic="http://schemas.openxmlformats.org/drawingml/2006/picture">
                         <pic:nvPicPr>
-                          <pic:cNvPr id="1" name="Picture" descr=""/>
+                          <pic:cNvPr id="1" name="Picture"/>
                           <pic:cNvPicPr>
                             <a:picLocks noChangeAspect="1" noChangeArrowheads="1"/>
                           </pic:cNvPicPr>
@@ -3108,6 +3212,7 @@
                           <a:prstGeom prst="rect">
                             <a:avLst/>
                           </a:prstGeom>
+                          <a:noFill/>
                         </pic:spPr>
                       </pic:pic>
                     </a:graphicData>
@@ -3120,16 +3225,12 @@
             <w:pPr>
               <w:pStyle w:val="ImageCaption"/>
               <w:widowControl/>
-              <w:spacing w:before="200" w:after="120"/>
+              <w:suppressAutoHyphens w:val="true"/>
+              <w:spacing w:lineRule="auto" w:line="480" w:before="200" w:after="120"/>
               <w:jc w:val="left"/>
-              <w:rPr>
-                <w:rFonts w:eastAsia="Aptos" w:cs="Arial"/>
-                <w:kern w:val="0"/>
-                <w:szCs w:val="24"/>
-                <w:lang w:val="en-US" w:eastAsia="en-US" w:bidi="ar-SA"/>
-              </w:rPr>
+              <w:rPr/>
             </w:pPr>
-            <w:bookmarkStart w:id="14" w:name="fig-performance"/>
+            <w:bookmarkStart w:id="8" w:name="fig-performance"/>
             <w:r>
               <w:rPr>
                 <w:rFonts w:eastAsia="Aptos" w:cs="Arial"/>
@@ -3139,7 +3240,7 @@
               </w:rPr>
               <w:t>Figure 1: Age-standardized bladder cancer burden rates between 1980 and 2021 in the U.S. compared with high-income and high Socio-Demographic Index countries and the European Union.</w:t>
             </w:r>
-            <w:bookmarkEnd w:id="14"/>
+            <w:bookmarkEnd w:id="8"/>
           </w:p>
         </w:tc>
       </w:tr>
@@ -3147,6 +3248,7 @@
     <w:p>
       <w:pPr>
         <w:pStyle w:val="SourceCode"/>
+        <w:spacing w:lineRule="auto" w:line="480"/>
         <w:rPr/>
       </w:pPr>
       <w:r>
@@ -3161,6 +3263,7 @@
     <w:p>
       <w:pPr>
         <w:pStyle w:val="FirstParagraph"/>
+        <w:spacing w:lineRule="auto" w:line="480"/>
         <w:rPr/>
       </w:pPr>
       <w:r>
@@ -3195,6 +3298,7 @@
     <w:p>
       <w:pPr>
         <w:pStyle w:val="BodyText"/>
+        <w:spacing w:lineRule="auto" w:line="480"/>
         <w:rPr/>
       </w:pPr>
       <w:r>
@@ -3219,8 +3323,9 @@
         <w:pStyle w:val="Normal"/>
         <w:numPr>
           <w:ilvl w:val="0"/>
-          <w:numId w:val="17"/>
+          <w:numId w:val="1"/>
         </w:numPr>
+        <w:spacing w:lineRule="auto" w:line="480"/>
         <w:rPr/>
       </w:pPr>
       <w:r>
@@ -3233,8 +3338,9 @@
         <w:pStyle w:val="Normal"/>
         <w:numPr>
           <w:ilvl w:val="0"/>
-          <w:numId w:val="18"/>
+          <w:numId w:val="1"/>
         </w:numPr>
+        <w:spacing w:lineRule="auto" w:line="480"/>
         <w:rPr/>
       </w:pPr>
       <w:r>
@@ -3247,8 +3353,9 @@
         <w:pStyle w:val="Normal"/>
         <w:numPr>
           <w:ilvl w:val="0"/>
-          <w:numId w:val="19"/>
+          <w:numId w:val="1"/>
         </w:numPr>
+        <w:spacing w:lineRule="auto" w:line="480"/>
         <w:rPr/>
       </w:pPr>
       <w:r>
@@ -3261,8 +3368,9 @@
         <w:pStyle w:val="Normal"/>
         <w:numPr>
           <w:ilvl w:val="0"/>
-          <w:numId w:val="20"/>
+          <w:numId w:val="1"/>
         </w:numPr>
+        <w:spacing w:lineRule="auto" w:line="480"/>
         <w:rPr/>
       </w:pPr>
       <w:r>
@@ -3275,8 +3383,9 @@
         <w:pStyle w:val="Normal"/>
         <w:numPr>
           <w:ilvl w:val="0"/>
-          <w:numId w:val="21"/>
+          <w:numId w:val="1"/>
         </w:numPr>
+        <w:spacing w:lineRule="auto" w:line="480"/>
         <w:rPr/>
       </w:pPr>
       <w:r>
@@ -3289,8 +3398,9 @@
         <w:pStyle w:val="Normal"/>
         <w:numPr>
           <w:ilvl w:val="0"/>
-          <w:numId w:val="22"/>
+          <w:numId w:val="1"/>
         </w:numPr>
+        <w:spacing w:lineRule="auto" w:line="480"/>
         <w:rPr/>
       </w:pPr>
       <w:r>
@@ -3311,7 +3421,7 @@
           <w:bottom w:w="0" w:type="dxa"/>
           <w:right w:w="108" w:type="dxa"/>
         </w:tblCellMar>
-        <w:tblLook w:val="0000" w:noHBand="0" w:noVBand="0" w:firstColumn="0" w:lastRow="0" w:lastColumn="0" w:firstRow="0"/>
+        <w:tblLook w:noHBand="0" w:noVBand="0" w:firstColumn="0" w:lastRow="0" w:lastColumn="0" w:firstRow="0" w:val="0000"/>
       </w:tblPr>
       <w:tblGrid>
         <w:gridCol w:w="10080"/>
@@ -3327,28 +3437,18 @@
             <w:pPr>
               <w:pStyle w:val="Compact"/>
               <w:widowControl/>
-              <w:spacing w:before="36" w:after="36"/>
+              <w:suppressAutoHyphens w:val="true"/>
+              <w:spacing w:lineRule="auto" w:line="480" w:before="36" w:after="36"/>
               <w:jc w:val="center"/>
-              <w:rPr>
-                <w:rFonts w:eastAsia="Aptos" w:cs="Arial"/>
-                <w:kern w:val="0"/>
-                <w:szCs w:val="24"/>
-                <w:lang w:val="en-US" w:eastAsia="en-US" w:bidi="ar-SA"/>
-              </w:rPr>
+              <w:rPr/>
             </w:pPr>
-            <w:bookmarkStart w:id="15" w:name="fig-pyramid"/>
             <w:r>
-              <w:rPr>
-                <w:rFonts w:eastAsia="Aptos" w:cs="Arial"/>
-                <w:kern w:val="0"/>
-                <w:szCs w:val="24"/>
-                <w:lang w:val="en-US" w:eastAsia="en-US" w:bidi="ar-SA"/>
-              </w:rPr>
+              <w:rPr/>
               <w:drawing>
                 <wp:inline distT="0" distB="0" distL="0" distR="0">
                   <wp:extent cx="6400800" cy="3200400"/>
                   <wp:effectExtent l="0" t="0" r="0" b="0"/>
-                  <wp:docPr id="2" name="Image2" descr=""/>
+                  <wp:docPr id="2" name="Image2"/>
                   <wp:cNvGraphicFramePr>
                     <a:graphicFrameLocks xmlns:a="http://schemas.openxmlformats.org/drawingml/2006/main" noChangeAspect="1"/>
                   </wp:cNvGraphicFramePr>
@@ -3356,7 +3456,7 @@
                     <a:graphicData uri="http://schemas.openxmlformats.org/drawingml/2006/picture">
                       <pic:pic xmlns:pic="http://schemas.openxmlformats.org/drawingml/2006/picture">
                         <pic:nvPicPr>
-                          <pic:cNvPr id="2" name="Image2" descr=""/>
+                          <pic:cNvPr id="2" name="Image2"/>
                           <pic:cNvPicPr>
                             <a:picLocks noChangeAspect="1" noChangeArrowheads="1"/>
                           </pic:cNvPicPr>
@@ -3381,6 +3481,7 @@
                           <a:prstGeom prst="rect">
                             <a:avLst/>
                           </a:prstGeom>
+                          <a:noFill/>
                         </pic:spPr>
                       </pic:pic>
                     </a:graphicData>
@@ -3393,16 +3494,12 @@
             <w:pPr>
               <w:pStyle w:val="ImageCaption"/>
               <w:widowControl/>
-              <w:spacing w:before="200" w:after="120"/>
+              <w:suppressAutoHyphens w:val="true"/>
+              <w:spacing w:lineRule="auto" w:line="480" w:before="200" w:after="120"/>
               <w:jc w:val="left"/>
-              <w:rPr>
-                <w:rFonts w:eastAsia="Aptos" w:cs="Arial"/>
-                <w:kern w:val="0"/>
-                <w:szCs w:val="24"/>
-                <w:lang w:val="en-US" w:eastAsia="en-US" w:bidi="ar-SA"/>
-              </w:rPr>
+              <w:rPr/>
             </w:pPr>
-            <w:bookmarkStart w:id="16" w:name="fig-pyramid"/>
+            <w:bookmarkStart w:id="9" w:name="fig-pyramid"/>
             <w:r>
               <w:rPr>
                 <w:rFonts w:eastAsia="Aptos" w:cs="Arial"/>
@@ -3412,7 +3509,7 @@
               </w:rPr>
               <w:t>Figure 2: Population pyramids visualizing age-gender distribution of bladder cancer burden rates in the U.S.</w:t>
             </w:r>
-            <w:bookmarkEnd w:id="16"/>
+            <w:bookmarkEnd w:id="9"/>
           </w:p>
         </w:tc>
       </w:tr>
@@ -3420,6 +3517,7 @@
     <w:p>
       <w:pPr>
         <w:pStyle w:val="SourceCode"/>
+        <w:spacing w:lineRule="auto" w:line="480"/>
         <w:rPr/>
       </w:pPr>
       <w:r>
@@ -3434,6 +3532,7 @@
     <w:p>
       <w:pPr>
         <w:pStyle w:val="FirstParagraph"/>
+        <w:spacing w:lineRule="auto" w:line="480"/>
         <w:rPr/>
       </w:pPr>
       <w:r>
@@ -3492,6 +3591,7 @@
     <w:p>
       <w:pPr>
         <w:pStyle w:val="BodyText"/>
+        <w:spacing w:lineRule="auto" w:line="480"/>
         <w:rPr/>
       </w:pPr>
       <w:r>
@@ -3548,7 +3648,7 @@
           <w:bottom w:w="0" w:type="dxa"/>
           <w:right w:w="108" w:type="dxa"/>
         </w:tblCellMar>
-        <w:tblLook w:val="0000" w:noHBand="0" w:noVBand="0" w:firstColumn="0" w:lastRow="0" w:lastColumn="0" w:firstRow="0"/>
+        <w:tblLook w:noHBand="0" w:noVBand="0" w:firstColumn="0" w:lastRow="0" w:lastColumn="0" w:firstRow="0" w:val="0000"/>
       </w:tblPr>
       <w:tblGrid>
         <w:gridCol w:w="10080"/>
@@ -3564,28 +3664,18 @@
             <w:pPr>
               <w:pStyle w:val="Compact"/>
               <w:widowControl/>
-              <w:spacing w:before="36" w:after="36"/>
+              <w:suppressAutoHyphens w:val="true"/>
+              <w:spacing w:lineRule="auto" w:line="480" w:before="36" w:after="36"/>
               <w:jc w:val="center"/>
-              <w:rPr>
-                <w:rFonts w:eastAsia="Aptos" w:cs="Arial"/>
-                <w:kern w:val="0"/>
-                <w:szCs w:val="24"/>
-                <w:lang w:val="en-US" w:eastAsia="en-US" w:bidi="ar-SA"/>
-              </w:rPr>
+              <w:rPr/>
             </w:pPr>
-            <w:bookmarkStart w:id="17" w:name="fig-apc"/>
             <w:r>
-              <w:rPr>
-                <w:rFonts w:eastAsia="Aptos" w:cs="Arial"/>
-                <w:kern w:val="0"/>
-                <w:szCs w:val="24"/>
-                <w:lang w:val="en-US" w:eastAsia="en-US" w:bidi="ar-SA"/>
-              </w:rPr>
+              <w:rPr/>
               <w:drawing>
                 <wp:inline distT="0" distB="0" distL="0" distR="0">
                   <wp:extent cx="6400800" cy="4800600"/>
                   <wp:effectExtent l="0" t="0" r="0" b="0"/>
-                  <wp:docPr id="3" name="Image3" descr=""/>
+                  <wp:docPr id="3" name="Image3"/>
                   <wp:cNvGraphicFramePr>
                     <a:graphicFrameLocks xmlns:a="http://schemas.openxmlformats.org/drawingml/2006/main" noChangeAspect="1"/>
                   </wp:cNvGraphicFramePr>
@@ -3593,7 +3683,7 @@
                     <a:graphicData uri="http://schemas.openxmlformats.org/drawingml/2006/picture">
                       <pic:pic xmlns:pic="http://schemas.openxmlformats.org/drawingml/2006/picture">
                         <pic:nvPicPr>
-                          <pic:cNvPr id="3" name="Image3" descr=""/>
+                          <pic:cNvPr id="3" name="Image3"/>
                           <pic:cNvPicPr>
                             <a:picLocks noChangeAspect="1" noChangeArrowheads="1"/>
                           </pic:cNvPicPr>
@@ -3618,6 +3708,7 @@
                           <a:prstGeom prst="rect">
                             <a:avLst/>
                           </a:prstGeom>
+                          <a:noFill/>
                         </pic:spPr>
                       </pic:pic>
                     </a:graphicData>
@@ -3630,16 +3721,12 @@
             <w:pPr>
               <w:pStyle w:val="ImageCaption"/>
               <w:widowControl/>
-              <w:spacing w:before="200" w:after="120"/>
+              <w:suppressAutoHyphens w:val="true"/>
+              <w:spacing w:lineRule="auto" w:line="480" w:before="200" w:after="120"/>
               <w:jc w:val="left"/>
-              <w:rPr>
-                <w:rFonts w:eastAsia="Aptos" w:cs="Arial"/>
-                <w:kern w:val="0"/>
-                <w:szCs w:val="24"/>
-                <w:lang w:val="en-US" w:eastAsia="en-US" w:bidi="ar-SA"/>
-              </w:rPr>
+              <w:rPr/>
             </w:pPr>
-            <w:bookmarkStart w:id="18" w:name="fig-apc"/>
+            <w:bookmarkStart w:id="10" w:name="fig-apc"/>
             <w:r>
               <w:rPr>
                 <w:rFonts w:eastAsia="Aptos" w:cs="Arial"/>
@@ -3649,7 +3736,7 @@
               </w:rPr>
               <w:t>Figure 3: Age-gender distribution of bladder cancer burden rates across decades in U.S.</w:t>
             </w:r>
-            <w:bookmarkEnd w:id="18"/>
+            <w:bookmarkEnd w:id="10"/>
           </w:p>
         </w:tc>
       </w:tr>
@@ -3657,9 +3744,10 @@
     <w:p>
       <w:pPr>
         <w:pStyle w:val="SourceCode"/>
-        <w:rPr/>
-      </w:pPr>
-      <w:bookmarkStart w:id="19" w:name="u.s.-compared-to-competing-countries"/>
+        <w:spacing w:lineRule="auto" w:line="480"/>
+        <w:rPr/>
+      </w:pPr>
+      <w:bookmarkStart w:id="11" w:name="u.s.-compared-to-competing-countries"/>
       <w:r>
         <w:rPr>
           <w:rStyle w:val="VerbatimChar"/>
@@ -3668,14 +3756,14 @@
         </w:rPr>
         <w:t>Abbreviations: DALYs: Disability-Adjusted Life Year; YLDs: Years Lived with Disability; YLLs: Years of Life Lost</w:t>
       </w:r>
-      <w:bookmarkEnd w:id="19"/>
+      <w:bookmarkEnd w:id="11"/>
     </w:p>
     <w:p>
       <w:pPr>
         <w:pStyle w:val="Heading2"/>
-        <w:rPr/>
-      </w:pPr>
-      <w:bookmarkStart w:id="20" w:name="bladder-cancer-burden-across-the-u.s."/>
+        <w:spacing w:lineRule="auto" w:line="480"/>
+        <w:rPr/>
+      </w:pPr>
       <w:r>
         <w:rPr/>
         <w:t>4.2 Bladder Cancer Burden Across the U.S.</w:t>
@@ -3684,6 +3772,7 @@
     <w:p>
       <w:pPr>
         <w:pStyle w:val="FirstParagraph"/>
+        <w:spacing w:lineRule="auto" w:line="480"/>
         <w:rPr/>
       </w:pPr>
       <w:r>
@@ -3740,7 +3829,7 @@
           <w:bottom w:w="0" w:type="dxa"/>
           <w:right w:w="108" w:type="dxa"/>
         </w:tblCellMar>
-        <w:tblLook w:val="0000" w:noHBand="0" w:noVBand="0" w:firstColumn="0" w:lastRow="0" w:lastColumn="0" w:firstRow="0"/>
+        <w:tblLook w:noHBand="0" w:noVBand="0" w:firstColumn="0" w:lastRow="0" w:lastColumn="0" w:firstRow="0" w:val="0000"/>
       </w:tblPr>
       <w:tblGrid>
         <w:gridCol w:w="10080"/>
@@ -3756,28 +3845,18 @@
             <w:pPr>
               <w:pStyle w:val="Compact"/>
               <w:widowControl/>
-              <w:spacing w:before="36" w:after="36"/>
+              <w:suppressAutoHyphens w:val="true"/>
+              <w:spacing w:lineRule="auto" w:line="480" w:before="36" w:after="36"/>
               <w:jc w:val="center"/>
-              <w:rPr>
-                <w:rFonts w:eastAsia="Aptos" w:cs="Arial"/>
-                <w:kern w:val="0"/>
-                <w:szCs w:val="24"/>
-                <w:lang w:val="en-US" w:eastAsia="en-US" w:bidi="ar-SA"/>
-              </w:rPr>
+              <w:rPr/>
             </w:pPr>
-            <w:bookmarkStart w:id="21" w:name="fig-geofacet"/>
             <w:r>
-              <w:rPr>
-                <w:rFonts w:eastAsia="Aptos" w:cs="Arial"/>
-                <w:kern w:val="0"/>
-                <w:szCs w:val="24"/>
-                <w:lang w:val="en-US" w:eastAsia="en-US" w:bidi="ar-SA"/>
-              </w:rPr>
+              <w:rPr/>
               <w:drawing>
                 <wp:inline distT="0" distB="0" distL="0" distR="0">
                   <wp:extent cx="6400800" cy="3342640"/>
                   <wp:effectExtent l="0" t="0" r="0" b="0"/>
-                  <wp:docPr id="4" name="Image4" descr=""/>
+                  <wp:docPr id="4" name="Image4"/>
                   <wp:cNvGraphicFramePr>
                     <a:graphicFrameLocks xmlns:a="http://schemas.openxmlformats.org/drawingml/2006/main" noChangeAspect="1"/>
                   </wp:cNvGraphicFramePr>
@@ -3785,7 +3864,7 @@
                     <a:graphicData uri="http://schemas.openxmlformats.org/drawingml/2006/picture">
                       <pic:pic xmlns:pic="http://schemas.openxmlformats.org/drawingml/2006/picture">
                         <pic:nvPicPr>
-                          <pic:cNvPr id="4" name="Image4" descr=""/>
+                          <pic:cNvPr id="4" name="Image4"/>
                           <pic:cNvPicPr>
                             <a:picLocks noChangeAspect="1" noChangeArrowheads="1"/>
                           </pic:cNvPicPr>
@@ -3810,6 +3889,7 @@
                           <a:prstGeom prst="rect">
                             <a:avLst/>
                           </a:prstGeom>
+                          <a:noFill/>
                         </pic:spPr>
                       </pic:pic>
                     </a:graphicData>
@@ -3822,16 +3902,12 @@
             <w:pPr>
               <w:pStyle w:val="ImageCaption"/>
               <w:widowControl/>
-              <w:spacing w:before="200" w:after="120"/>
+              <w:suppressAutoHyphens w:val="true"/>
+              <w:spacing w:lineRule="auto" w:line="480" w:before="200" w:after="120"/>
               <w:jc w:val="left"/>
-              <w:rPr>
-                <w:rFonts w:eastAsia="Aptos" w:cs="Arial"/>
-                <w:kern w:val="0"/>
-                <w:szCs w:val="24"/>
-                <w:lang w:val="en-US" w:eastAsia="en-US" w:bidi="ar-SA"/>
-              </w:rPr>
+              <w:rPr/>
             </w:pPr>
-            <w:bookmarkStart w:id="22" w:name="fig-geofacet"/>
+            <w:bookmarkStart w:id="12" w:name="fig-geofacet"/>
             <w:r>
               <w:rPr>
                 <w:rFonts w:eastAsia="Aptos" w:cs="Arial"/>
@@ -3841,7 +3917,7 @@
               </w:rPr>
               <w:t>Figure 4: State-level historical trends in age-standardized prevalence rates across the U.S., stratified by sex. States are arranged to approximate their geographic location.</w:t>
             </w:r>
-            <w:bookmarkEnd w:id="22"/>
+            <w:bookmarkEnd w:id="12"/>
           </w:p>
         </w:tc>
       </w:tr>
@@ -3849,6 +3925,7 @@
     <w:p>
       <w:pPr>
         <w:pStyle w:val="SourceCode"/>
+        <w:spacing w:lineRule="auto" w:line="480"/>
         <w:rPr/>
       </w:pPr>
       <w:r>
@@ -3863,6 +3940,7 @@
     <w:p>
       <w:pPr>
         <w:pStyle w:val="FirstParagraph"/>
+        <w:spacing w:lineRule="auto" w:line="480"/>
         <w:rPr/>
       </w:pPr>
       <w:hyperlink w:anchor="fig-discrep">
@@ -3891,7 +3969,7 @@
           <w:bottom w:w="0" w:type="dxa"/>
           <w:right w:w="108" w:type="dxa"/>
         </w:tblCellMar>
-        <w:tblLook w:val="0000" w:noHBand="0" w:noVBand="0" w:firstColumn="0" w:lastRow="0" w:lastColumn="0" w:firstRow="0"/>
+        <w:tblLook w:noHBand="0" w:noVBand="0" w:firstColumn="0" w:lastRow="0" w:lastColumn="0" w:firstRow="0" w:val="0000"/>
       </w:tblPr>
       <w:tblGrid>
         <w:gridCol w:w="10080"/>
@@ -3907,28 +3985,18 @@
             <w:pPr>
               <w:pStyle w:val="Compact"/>
               <w:widowControl/>
-              <w:spacing w:before="36" w:after="36"/>
+              <w:suppressAutoHyphens w:val="true"/>
+              <w:spacing w:lineRule="auto" w:line="480" w:before="36" w:after="36"/>
               <w:jc w:val="center"/>
-              <w:rPr>
-                <w:rFonts w:eastAsia="Aptos" w:cs="Arial"/>
-                <w:kern w:val="0"/>
-                <w:szCs w:val="24"/>
-                <w:lang w:val="en-US" w:eastAsia="en-US" w:bidi="ar-SA"/>
-              </w:rPr>
+              <w:rPr/>
             </w:pPr>
-            <w:bookmarkStart w:id="23" w:name="fig-discrep"/>
             <w:r>
-              <w:rPr>
-                <w:rFonts w:eastAsia="Aptos" w:cs="Arial"/>
-                <w:kern w:val="0"/>
-                <w:szCs w:val="24"/>
-                <w:lang w:val="en-US" w:eastAsia="en-US" w:bidi="ar-SA"/>
-              </w:rPr>
+              <w:rPr/>
               <w:drawing>
                 <wp:inline distT="0" distB="0" distL="0" distR="0">
                   <wp:extent cx="6400800" cy="8535670"/>
                   <wp:effectExtent l="0" t="0" r="0" b="0"/>
-                  <wp:docPr id="5" name="Image5" descr=""/>
+                  <wp:docPr id="5" name="Image5"/>
                   <wp:cNvGraphicFramePr>
                     <a:graphicFrameLocks xmlns:a="http://schemas.openxmlformats.org/drawingml/2006/main" noChangeAspect="1"/>
                   </wp:cNvGraphicFramePr>
@@ -3936,7 +4004,7 @@
                     <a:graphicData uri="http://schemas.openxmlformats.org/drawingml/2006/picture">
                       <pic:pic xmlns:pic="http://schemas.openxmlformats.org/drawingml/2006/picture">
                         <pic:nvPicPr>
-                          <pic:cNvPr id="5" name="Image5" descr=""/>
+                          <pic:cNvPr id="5" name="Image5"/>
                           <pic:cNvPicPr>
                             <a:picLocks noChangeAspect="1" noChangeArrowheads="1"/>
                           </pic:cNvPicPr>
@@ -3961,6 +4029,7 @@
                           <a:prstGeom prst="rect">
                             <a:avLst/>
                           </a:prstGeom>
+                          <a:noFill/>
                         </pic:spPr>
                       </pic:pic>
                     </a:graphicData>
@@ -3973,16 +4042,12 @@
             <w:pPr>
               <w:pStyle w:val="ImageCaption"/>
               <w:widowControl/>
-              <w:spacing w:before="200" w:after="120"/>
+              <w:suppressAutoHyphens w:val="true"/>
+              <w:spacing w:lineRule="auto" w:line="480" w:before="200" w:after="120"/>
               <w:jc w:val="left"/>
-              <w:rPr>
-                <w:rFonts w:eastAsia="Aptos" w:cs="Arial"/>
-                <w:kern w:val="0"/>
-                <w:szCs w:val="24"/>
-                <w:lang w:val="en-US" w:eastAsia="en-US" w:bidi="ar-SA"/>
-              </w:rPr>
+              <w:rPr/>
             </w:pPr>
-            <w:bookmarkStart w:id="24" w:name="fig-discrep"/>
+            <w:bookmarkStart w:id="13" w:name="fig-discrep"/>
             <w:r>
               <w:rPr>
                 <w:rFonts w:eastAsia="Aptos" w:cs="Arial"/>
@@ -3992,7 +4057,7 @@
               </w:rPr>
               <w:t>Figure 5: State-level male:female ratio across different measures in 2021.</w:t>
             </w:r>
-            <w:bookmarkEnd w:id="24"/>
+            <w:bookmarkEnd w:id="13"/>
           </w:p>
         </w:tc>
       </w:tr>
@@ -4000,10 +4065,11 @@
     <w:p>
       <w:pPr>
         <w:pStyle w:val="SourceCode"/>
-        <w:rPr/>
-      </w:pPr>
-      <w:bookmarkStart w:id="25" w:name="results"/>
-      <w:bookmarkStart w:id="26" w:name="bladder-cancer-burden-across-the-u.s."/>
+        <w:spacing w:lineRule="auto" w:line="480"/>
+        <w:rPr/>
+      </w:pPr>
+      <w:bookmarkStart w:id="14" w:name="bladder-cancer-burden-across-the-u.s."/>
+      <w:bookmarkStart w:id="15" w:name="results"/>
       <w:r>
         <w:rPr>
           <w:rStyle w:val="VerbatimChar"/>
@@ -4012,15 +4078,15 @@
         </w:rPr>
         <w:t>Abbreviations: Alabama: AL; Alaska: AK; Arizona: AZ; Arkansas: AR; California: CA; Colorado: CO; Connecticut: CT; Delaware: DE; District of Columbia: DC; Florida: FL; Georgia: GA; Hawaii: HI; Idaho: ID; Illinois: IL; Indiana: IN; Iowa: IA; Kansas: KS; Kentucky: KY; Louisiana: LA; Maine: ME; Maryland: MD; Massachusetts: MA; Michigan: MI; Minnesota: MN; Mississippi: MS; Missouri: MO; Montana: MT; Nebraska: NE; Nevada: NV; New Hampshire: NH; New Jersey: NJ; New Mexico: NM; New York: NY; North Carolina: NC; North Dakota: ND; Ohio: OH; Oklahoma: OK; Oregon: OR; Pennsylvania: PA; Rhode Island: RI; South Carolina: SC; South Dakota: SD; Tennessee: TN; Texas: TX; Utah: UT; Vermont: VT; Virginia: VA; Washington: WA; West Virginia: WV; Wisconsin: WI; Wyoming: WY; ; DALYs: Disability-Adjusted Life Year; YLDs: Years Lived with Disability; YLLs: Years of Life Lost</w:t>
       </w:r>
-      <w:bookmarkEnd w:id="25"/>
-      <w:bookmarkEnd w:id="26"/>
+      <w:bookmarkEnd w:id="14"/>
+      <w:bookmarkEnd w:id="15"/>
     </w:p>
     <w:p>
       <w:pPr>
         <w:pStyle w:val="Heading1"/>
-        <w:rPr/>
-      </w:pPr>
-      <w:bookmarkStart w:id="27" w:name="discussion"/>
+        <w:spacing w:lineRule="auto" w:line="480"/>
+        <w:rPr/>
+      </w:pPr>
       <w:r>
         <w:rPr/>
         <w:t>5. Discussion</w:t>
@@ -4029,6 +4095,7 @@
     <w:p>
       <w:pPr>
         <w:pStyle w:val="FirstParagraph"/>
+        <w:spacing w:lineRule="auto" w:line="480"/>
         <w:rPr/>
       </w:pPr>
       <w:r>
@@ -4051,6 +4118,7 @@
     <w:p>
       <w:pPr>
         <w:pStyle w:val="BodyText"/>
+        <w:spacing w:lineRule="auto" w:line="480"/>
         <w:rPr/>
       </w:pPr>
       <w:r>
@@ -4061,6 +4129,7 @@
     <w:p>
       <w:pPr>
         <w:pStyle w:val="BodyText"/>
+        <w:spacing w:lineRule="auto" w:line="480"/>
         <w:rPr/>
       </w:pPr>
       <w:r>
@@ -4083,6 +4152,7 @@
     <w:p>
       <w:pPr>
         <w:pStyle w:val="BodyText"/>
+        <w:spacing w:lineRule="auto" w:line="480"/>
         <w:rPr/>
       </w:pPr>
       <w:r>
@@ -4093,6 +4163,7 @@
     <w:p>
       <w:pPr>
         <w:pStyle w:val="BodyText"/>
+        <w:spacing w:lineRule="auto" w:line="480"/>
         <w:rPr/>
       </w:pPr>
       <w:r>
@@ -4103,6 +4174,7 @@
     <w:p>
       <w:pPr>
         <w:pStyle w:val="BodyText"/>
+        <w:spacing w:lineRule="auto" w:line="480"/>
         <w:rPr/>
       </w:pPr>
       <w:r>
@@ -4113,6 +4185,7 @@
     <w:p>
       <w:pPr>
         <w:pStyle w:val="BodyText"/>
+        <w:spacing w:lineRule="auto" w:line="480"/>
         <w:rPr/>
       </w:pPr>
       <w:r>
@@ -4123,6 +4196,7 @@
     <w:p>
       <w:pPr>
         <w:pStyle w:val="BodyText"/>
+        <w:spacing w:lineRule="auto" w:line="480"/>
         <w:rPr/>
       </w:pPr>
       <w:r>
@@ -4133,21 +4207,22 @@
     <w:p>
       <w:pPr>
         <w:pStyle w:val="BodyText"/>
-        <w:rPr/>
-      </w:pPr>
-      <w:bookmarkStart w:id="28" w:name="discussion"/>
+        <w:spacing w:lineRule="auto" w:line="480"/>
+        <w:rPr/>
+      </w:pPr>
+      <w:bookmarkStart w:id="16" w:name="discussion"/>
       <w:r>
         <w:rPr/>
         <w:t>The strengths of this study include the use of robust, population-based estimates to examine long-term temporal trends and state-level disparities in BC burden across the U.S. Nevertheless, several limitations merit consideration. GBD estimates rely on modeled data due to incomplete or heterogeneous primary data sources, which may introduce uncertainty, particularly in states with sparse reporting. Although advanced statistical methods are used to mitigate these limitations, some degree of imprecision is unavoidable. Additionally, the inherent lag in GBD data availability means that trends beyond 2021 are not captured. Finally, this analysis is primarily descriptive and does not directly evaluate individual-level risk factors or clinical characteristics, limiting causal inference regarding the drivers of observed patterns. Most of the trends reported in this study are age-standardized; therefore, discrepancies with surveillance systems that report crude or partially adjusted rates, such as some Centers for Disease Control and Prevention (CDC) summaries, likely reflect methodological differences rather than true epidemiological disagreement. Notably, Nevada remained among the states with persistently elevated mortality trends even after age standardization.</w:t>
       </w:r>
-      <w:bookmarkEnd w:id="28"/>
+      <w:bookmarkEnd w:id="16"/>
     </w:p>
     <w:p>
       <w:pPr>
         <w:pStyle w:val="Heading1"/>
-        <w:rPr/>
-      </w:pPr>
-      <w:bookmarkStart w:id="29" w:name="conclusions"/>
+        <w:spacing w:lineRule="auto" w:line="480"/>
+        <w:rPr/>
+      </w:pPr>
       <w:r>
         <w:rPr/>
         <w:t>6. Conclusions</w:t>
@@ -4156,21 +4231,23 @@
     <w:p>
       <w:pPr>
         <w:pStyle w:val="FirstParagraph"/>
-        <w:rPr/>
-      </w:pPr>
-      <w:bookmarkStart w:id="30" w:name="conclusions"/>
+        <w:spacing w:lineRule="auto" w:line="480"/>
+        <w:rPr/>
+      </w:pPr>
+      <w:bookmarkStart w:id="17" w:name="conclusions"/>
       <w:r>
         <w:rPr/>
         <w:t>BC burden in the U.S. remains unevenly distributed, with persistent state-level disparities driven by environmental, demographic, and healthcare access factors. While national trends show modest improvement, targeted interventions focusing on prevention and early detection are needed. Future economic analyses should evaluate resource reallocation from late-stage treatment to prevention to optimize healthcare spending and reduce long-term disease burden.</w:t>
       </w:r>
-      <w:bookmarkEnd w:id="30"/>
+      <w:bookmarkEnd w:id="17"/>
     </w:p>
     <w:p>
       <w:pPr>
         <w:pStyle w:val="Heading1"/>
-        <w:rPr/>
-      </w:pPr>
-      <w:bookmarkStart w:id="31" w:name="supporting-files"/>
+        <w:spacing w:lineRule="auto" w:line="480"/>
+        <w:rPr/>
+      </w:pPr>
+      <w:bookmarkStart w:id="18" w:name="supporting-files"/>
       <w:r>
         <w:rPr/>
         <w:t>Supporting Files</w:t>
@@ -4179,6 +4256,7 @@
     <w:p>
       <w:pPr>
         <w:pStyle w:val="FirstParagraph"/>
+        <w:spacing w:lineRule="auto" w:line="480"/>
         <w:rPr/>
       </w:pPr>
       <w:r>
@@ -4191,8 +4269,9 @@
         <w:pStyle w:val="Normal"/>
         <w:numPr>
           <w:ilvl w:val="0"/>
-          <w:numId w:val="23"/>
+          <w:numId w:val="19"/>
         </w:numPr>
+        <w:spacing w:lineRule="auto" w:line="480"/>
         <w:rPr/>
       </w:pPr>
       <w:r>
@@ -4225,8 +4304,9 @@
         <w:pStyle w:val="Normal"/>
         <w:numPr>
           <w:ilvl w:val="0"/>
-          <w:numId w:val="7"/>
+          <w:numId w:val="17"/>
         </w:numPr>
+        <w:spacing w:lineRule="auto" w:line="480"/>
         <w:rPr/>
       </w:pPr>
       <w:r>
@@ -4259,8 +4339,9 @@
         <w:pStyle w:val="Normal"/>
         <w:numPr>
           <w:ilvl w:val="0"/>
-          <w:numId w:val="7"/>
+          <w:numId w:val="17"/>
         </w:numPr>
+        <w:spacing w:lineRule="auto" w:line="480"/>
         <w:rPr/>
       </w:pPr>
       <w:r>
@@ -4293,8 +4374,9 @@
         <w:pStyle w:val="Normal"/>
         <w:numPr>
           <w:ilvl w:val="0"/>
-          <w:numId w:val="7"/>
+          <w:numId w:val="17"/>
         </w:numPr>
+        <w:spacing w:lineRule="auto" w:line="480"/>
         <w:rPr/>
       </w:pPr>
       <w:r>
@@ -4327,8 +4409,9 @@
         <w:pStyle w:val="Normal"/>
         <w:numPr>
           <w:ilvl w:val="0"/>
-          <w:numId w:val="7"/>
+          <w:numId w:val="17"/>
         </w:numPr>
+        <w:spacing w:lineRule="auto" w:line="480"/>
         <w:rPr/>
       </w:pPr>
       <w:r>
@@ -4361,8 +4444,9 @@
         <w:pStyle w:val="Normal"/>
         <w:numPr>
           <w:ilvl w:val="0"/>
-          <w:numId w:val="7"/>
+          <w:numId w:val="17"/>
         </w:numPr>
+        <w:spacing w:lineRule="auto" w:line="480"/>
         <w:rPr/>
       </w:pPr>
       <w:r>
@@ -4389,14 +4473,14 @@
         <w:rPr/>
         <w:t>.</w:t>
       </w:r>
-      <w:bookmarkEnd w:id="31"/>
+      <w:bookmarkEnd w:id="18"/>
     </w:p>
     <w:p>
       <w:pPr>
         <w:pStyle w:val="Heading1"/>
-        <w:rPr/>
-      </w:pPr>
-      <w:bookmarkStart w:id="32" w:name="statements"/>
+        <w:spacing w:lineRule="auto" w:line="480"/>
+        <w:rPr/>
+      </w:pPr>
       <w:r>
         <w:rPr/>
         <w:t>7. Statements</w:t>
@@ -4405,9 +4489,10 @@
     <w:p>
       <w:pPr>
         <w:pStyle w:val="Heading2"/>
-        <w:rPr/>
-      </w:pPr>
-      <w:bookmarkStart w:id="33" w:name="contributions"/>
+        <w:spacing w:lineRule="auto" w:line="480"/>
+        <w:rPr/>
+      </w:pPr>
+      <w:bookmarkStart w:id="19" w:name="contributions"/>
       <w:r>
         <w:rPr/>
         <w:t>7.1 Contributions</w:t>
@@ -4416,6 +4501,7 @@
     <w:p>
       <w:pPr>
         <w:pStyle w:val="FirstParagraph"/>
+        <w:spacing w:lineRule="auto" w:line="480"/>
         <w:rPr/>
       </w:pPr>
       <w:r>
@@ -4550,14 +4636,14 @@
         <w:rPr/>
         <w:t xml:space="preserve"> Wassim Kassouf;</w:t>
       </w:r>
-      <w:bookmarkEnd w:id="33"/>
+      <w:bookmarkEnd w:id="19"/>
     </w:p>
     <w:p>
       <w:pPr>
         <w:pStyle w:val="Heading2"/>
-        <w:rPr/>
-      </w:pPr>
-      <w:bookmarkStart w:id="34" w:name="acknowledgments"/>
+        <w:spacing w:lineRule="auto" w:line="480"/>
+        <w:rPr/>
+      </w:pPr>
       <w:r>
         <w:rPr/>
         <w:t>7.2 Acknowledgments</w:t>
@@ -4566,21 +4652,22 @@
     <w:p>
       <w:pPr>
         <w:pStyle w:val="FirstParagraph"/>
-        <w:rPr/>
-      </w:pPr>
-      <w:bookmarkStart w:id="35" w:name="acknowledgments"/>
+        <w:spacing w:lineRule="auto" w:line="480"/>
+        <w:rPr/>
+      </w:pPr>
+      <w:bookmarkStart w:id="20" w:name="acknowledgments"/>
       <w:r>
         <w:rPr/>
         <w:t>None.</w:t>
       </w:r>
-      <w:bookmarkEnd w:id="35"/>
+      <w:bookmarkEnd w:id="20"/>
     </w:p>
     <w:p>
       <w:pPr>
         <w:pStyle w:val="Heading2"/>
-        <w:rPr/>
-      </w:pPr>
-      <w:bookmarkStart w:id="36" w:name="transparency-statement"/>
+        <w:spacing w:lineRule="auto" w:line="480"/>
+        <w:rPr/>
+      </w:pPr>
       <w:r>
         <w:rPr/>
         <w:t>7.3 Transparency Statement</w:t>
@@ -4589,21 +4676,23 @@
     <w:p>
       <w:pPr>
         <w:pStyle w:val="FirstParagraph"/>
-        <w:rPr/>
-      </w:pPr>
-      <w:bookmarkStart w:id="37" w:name="transparency-statement"/>
+        <w:spacing w:lineRule="auto" w:line="480"/>
+        <w:rPr/>
+      </w:pPr>
+      <w:bookmarkStart w:id="21" w:name="transparency-statement"/>
       <w:r>
         <w:rPr/>
         <w:t>The lead author, Alireza Sadeghi, affirms that this manuscript is an honest, accurate, and transparent account of the study being reported; that no important aspects of the study have been omitted; and that any discrepancies from the study as planned (and, if relevant, registered) have been explained.</w:t>
       </w:r>
-      <w:bookmarkEnd w:id="37"/>
+      <w:bookmarkEnd w:id="21"/>
     </w:p>
     <w:p>
       <w:pPr>
         <w:pStyle w:val="Heading2"/>
-        <w:rPr/>
-      </w:pPr>
-      <w:bookmarkStart w:id="38" w:name="data-availability-statement"/>
+        <w:spacing w:lineRule="auto" w:line="480"/>
+        <w:rPr/>
+      </w:pPr>
+      <w:bookmarkStart w:id="22" w:name="data-availability-statement"/>
       <w:r>
         <w:rPr/>
         <w:t>7.4 Data Availability Statement</w:t>
@@ -4612,6 +4701,7 @@
     <w:p>
       <w:pPr>
         <w:pStyle w:val="FirstParagraph"/>
+        <w:spacing w:lineRule="auto" w:line="480"/>
         <w:rPr/>
       </w:pPr>
       <w:r>
@@ -4642,14 +4732,14 @@
         <w:rPr/>
         <w:t>. Data are provided in R’s native binary format (RDS). Full reproducibility can be achieved by cloning the repository and rendering the project using the supplied scripts and documentation.</w:t>
       </w:r>
-      <w:bookmarkEnd w:id="38"/>
+      <w:bookmarkEnd w:id="22"/>
     </w:p>
     <w:p>
       <w:pPr>
         <w:pStyle w:val="Heading2"/>
-        <w:rPr/>
-      </w:pPr>
-      <w:bookmarkStart w:id="39" w:name="conflicts-of-interest"/>
+        <w:spacing w:lineRule="auto" w:line="480"/>
+        <w:rPr/>
+      </w:pPr>
       <w:r>
         <w:rPr/>
         <w:t>7.5 Conflicts of Interest</w:t>
@@ -4658,23 +4748,24 @@
     <w:p>
       <w:pPr>
         <w:pStyle w:val="FirstParagraph"/>
-        <w:rPr/>
-      </w:pPr>
-      <w:bookmarkStart w:id="40" w:name="statements"/>
-      <w:bookmarkStart w:id="41" w:name="conflicts-of-interest"/>
+        <w:spacing w:lineRule="auto" w:line="480"/>
+        <w:rPr/>
+      </w:pPr>
+      <w:bookmarkStart w:id="23" w:name="conflicts-of-interest"/>
+      <w:bookmarkStart w:id="24" w:name="statements"/>
       <w:r>
         <w:rPr/>
         <w:t>The authors declare no conflicts of interest.</w:t>
       </w:r>
-      <w:bookmarkEnd w:id="40"/>
-      <w:bookmarkEnd w:id="41"/>
+      <w:bookmarkEnd w:id="23"/>
+      <w:bookmarkEnd w:id="24"/>
     </w:p>
     <w:p>
       <w:pPr>
         <w:pStyle w:val="Heading1"/>
-        <w:rPr/>
-      </w:pPr>
-      <w:bookmarkStart w:id="42" w:name="references"/>
+        <w:spacing w:lineRule="auto" w:line="480"/>
+        <w:rPr/>
+      </w:pPr>
       <w:r>
         <w:rPr/>
         <w:t>References</w:t>
@@ -4683,10 +4774,10 @@
     <w:p>
       <w:pPr>
         <w:pStyle w:val="Bibliography"/>
-        <w:rPr/>
-      </w:pPr>
-      <w:bookmarkStart w:id="43" w:name="refs"/>
-      <w:bookmarkStart w:id="44" w:name="ref-RN1"/>
+        <w:spacing w:lineRule="auto" w:line="480"/>
+        <w:rPr/>
+      </w:pPr>
+      <w:bookmarkStart w:id="25" w:name="ref-RN1"/>
       <w:r>
         <w:rPr/>
         <w:t xml:space="preserve">1. </w:t>
@@ -4701,14 +4792,15 @@
           <w:t>https://seer.cancer.gov/statfacts/html/urinb.html</w:t>
         </w:r>
       </w:hyperlink>
-      <w:bookmarkEnd w:id="44"/>
+      <w:bookmarkEnd w:id="25"/>
     </w:p>
     <w:p>
       <w:pPr>
         <w:pStyle w:val="Bibliography"/>
-        <w:rPr/>
-      </w:pPr>
-      <w:bookmarkStart w:id="45" w:name="ref-RN2"/>
+        <w:spacing w:lineRule="auto" w:line="480"/>
+        <w:rPr/>
+      </w:pPr>
+      <w:bookmarkStart w:id="26" w:name="ref-RN2"/>
       <w:r>
         <w:rPr/>
         <w:t xml:space="preserve">2. </w:t>
@@ -4727,14 +4819,15 @@
         <w:rPr/>
         <w:t xml:space="preserve">. CA Cancer J Clin. 2020;70(1):7–30. </w:t>
       </w:r>
-      <w:bookmarkEnd w:id="45"/>
+      <w:bookmarkEnd w:id="26"/>
     </w:p>
     <w:p>
       <w:pPr>
         <w:pStyle w:val="Bibliography"/>
-        <w:rPr/>
-      </w:pPr>
-      <w:bookmarkStart w:id="46" w:name="ref-RN3"/>
+        <w:spacing w:lineRule="auto" w:line="480"/>
+        <w:rPr/>
+      </w:pPr>
+      <w:bookmarkStart w:id="27" w:name="ref-RN3"/>
       <w:r>
         <w:rPr/>
         <w:t xml:space="preserve">3. </w:t>
@@ -4749,14 +4842,15 @@
           <w:t>https://doi.org/10.1038/s41598-025-92033-5</w:t>
         </w:r>
       </w:hyperlink>
-      <w:bookmarkEnd w:id="46"/>
+      <w:bookmarkEnd w:id="27"/>
     </w:p>
     <w:p>
       <w:pPr>
         <w:pStyle w:val="Bibliography"/>
-        <w:rPr/>
-      </w:pPr>
-      <w:bookmarkStart w:id="47" w:name="ref-RN4"/>
+        <w:spacing w:lineRule="auto" w:line="480"/>
+        <w:rPr/>
+      </w:pPr>
+      <w:bookmarkStart w:id="28" w:name="ref-RN4"/>
       <w:r>
         <w:rPr/>
         <w:t xml:space="preserve">4. </w:t>
@@ -4775,14 +4869,15 @@
         <w:rPr/>
         <w:t xml:space="preserve">. Curr Opin Urol. 2014;24(5):487–91. </w:t>
       </w:r>
-      <w:bookmarkEnd w:id="47"/>
+      <w:bookmarkEnd w:id="28"/>
     </w:p>
     <w:p>
       <w:pPr>
         <w:pStyle w:val="Bibliography"/>
-        <w:rPr/>
-      </w:pPr>
-      <w:bookmarkStart w:id="48" w:name="ref-RN5"/>
+        <w:spacing w:lineRule="auto" w:line="480"/>
+        <w:rPr/>
+      </w:pPr>
+      <w:bookmarkStart w:id="29" w:name="ref-RN5"/>
       <w:r>
         <w:rPr/>
         <w:t xml:space="preserve">5. </w:t>
@@ -4801,14 +4896,15 @@
         <w:rPr/>
         <w:t xml:space="preserve">. Eur Urol. 2014;66(2):253–62. </w:t>
       </w:r>
-      <w:bookmarkEnd w:id="48"/>
+      <w:bookmarkEnd w:id="29"/>
     </w:p>
     <w:p>
       <w:pPr>
         <w:pStyle w:val="Bibliography"/>
-        <w:rPr/>
-      </w:pPr>
-      <w:bookmarkStart w:id="49" w:name="ref-RN6"/>
+        <w:spacing w:lineRule="auto" w:line="480"/>
+        <w:rPr/>
+      </w:pPr>
+      <w:bookmarkStart w:id="30" w:name="ref-RN6"/>
       <w:r>
         <w:rPr/>
         <w:t xml:space="preserve">6. </w:t>
@@ -4823,14 +4919,15 @@
           <w:t>https://doi.org/10.1007/s40273-023-01273-8</w:t>
         </w:r>
       </w:hyperlink>
-      <w:bookmarkEnd w:id="49"/>
+      <w:bookmarkEnd w:id="30"/>
     </w:p>
     <w:p>
       <w:pPr>
         <w:pStyle w:val="Bibliography"/>
-        <w:rPr/>
-      </w:pPr>
-      <w:bookmarkStart w:id="50" w:name="ref-RN7"/>
+        <w:spacing w:lineRule="auto" w:line="480"/>
+        <w:rPr/>
+      </w:pPr>
+      <w:bookmarkStart w:id="31" w:name="ref-RN7"/>
       <w:r>
         <w:rPr/>
         <w:t xml:space="preserve">7. </w:t>
@@ -4845,14 +4942,15 @@
           <w:t>https://www.sciencedirect.com/science/article/pii/S1078143924004204</w:t>
         </w:r>
       </w:hyperlink>
-      <w:bookmarkEnd w:id="50"/>
+      <w:bookmarkEnd w:id="31"/>
     </w:p>
     <w:p>
       <w:pPr>
         <w:pStyle w:val="Bibliography"/>
-        <w:rPr/>
-      </w:pPr>
-      <w:bookmarkStart w:id="51" w:name="ref-RN14"/>
+        <w:spacing w:lineRule="auto" w:line="480"/>
+        <w:rPr/>
+      </w:pPr>
+      <w:bookmarkStart w:id="32" w:name="ref-RN14"/>
       <w:r>
         <w:rPr/>
         <w:t xml:space="preserve">8. </w:t>
@@ -4871,14 +4969,15 @@
         <w:rPr/>
         <w:t xml:space="preserve">. Sci Total Environ. 2019;670:806–13. </w:t>
       </w:r>
-      <w:bookmarkEnd w:id="51"/>
+      <w:bookmarkEnd w:id="32"/>
     </w:p>
     <w:p>
       <w:pPr>
         <w:pStyle w:val="Bibliography"/>
-        <w:rPr/>
-      </w:pPr>
-      <w:bookmarkStart w:id="52" w:name="ref-RN15"/>
+        <w:spacing w:lineRule="auto" w:line="480"/>
+        <w:rPr/>
+      </w:pPr>
+      <w:bookmarkStart w:id="33" w:name="ref-RN15"/>
       <w:r>
         <w:rPr/>
         <w:t xml:space="preserve">9. </w:t>
@@ -4897,14 +4996,15 @@
         <w:rPr/>
         <w:t xml:space="preserve">. Front Public Health. 2024;12:1354663. </w:t>
       </w:r>
-      <w:bookmarkEnd w:id="52"/>
+      <w:bookmarkEnd w:id="33"/>
     </w:p>
     <w:p>
       <w:pPr>
         <w:pStyle w:val="Bibliography"/>
-        <w:rPr/>
-      </w:pPr>
-      <w:bookmarkStart w:id="53" w:name="ref-RN16"/>
+        <w:spacing w:lineRule="auto" w:line="480"/>
+        <w:rPr/>
+      </w:pPr>
+      <w:bookmarkStart w:id="34" w:name="ref-RN16"/>
       <w:r>
         <w:rPr/>
         <w:t xml:space="preserve">10. </w:t>
@@ -4923,14 +5023,15 @@
         <w:rPr/>
         <w:t xml:space="preserve">. Eur Urol. 2023;84(1):117–26. </w:t>
       </w:r>
-      <w:bookmarkEnd w:id="53"/>
+      <w:bookmarkEnd w:id="34"/>
     </w:p>
     <w:p>
       <w:pPr>
         <w:pStyle w:val="Bibliography"/>
-        <w:rPr/>
-      </w:pPr>
-      <w:bookmarkStart w:id="54" w:name="ref-RN17"/>
+        <w:spacing w:lineRule="auto" w:line="480"/>
+        <w:rPr/>
+      </w:pPr>
+      <w:bookmarkStart w:id="35" w:name="ref-RN17"/>
       <w:r>
         <w:rPr/>
         <w:t xml:space="preserve">11. </w:t>
@@ -4949,14 +5050,15 @@
         <w:rPr/>
         <w:t xml:space="preserve">. J Urol. 2016;195(2):290–6. </w:t>
       </w:r>
-      <w:bookmarkEnd w:id="54"/>
+      <w:bookmarkEnd w:id="35"/>
     </w:p>
     <w:p>
       <w:pPr>
         <w:pStyle w:val="Bibliography"/>
-        <w:rPr/>
-      </w:pPr>
-      <w:bookmarkStart w:id="55" w:name="ref-RN18"/>
+        <w:spacing w:lineRule="auto" w:line="480"/>
+        <w:rPr/>
+      </w:pPr>
+      <w:bookmarkStart w:id="36" w:name="ref-RN18"/>
       <w:r>
         <w:rPr/>
         <w:t xml:space="preserve">12. </w:t>
@@ -4971,14 +5073,15 @@
           <w:t>https://statecancerprofiles.cancer.gov/index.html</w:t>
         </w:r>
       </w:hyperlink>
-      <w:bookmarkEnd w:id="55"/>
+      <w:bookmarkEnd w:id="36"/>
     </w:p>
     <w:p>
       <w:pPr>
         <w:pStyle w:val="Bibliography"/>
-        <w:rPr/>
-      </w:pPr>
-      <w:bookmarkStart w:id="56" w:name="ref-RN19"/>
+        <w:spacing w:lineRule="auto" w:line="480"/>
+        <w:rPr/>
+      </w:pPr>
+      <w:bookmarkStart w:id="37" w:name="ref-RN19"/>
       <w:r>
         <w:rPr/>
         <w:t xml:space="preserve">13. </w:t>
@@ -4997,14 +5100,15 @@
         <w:rPr/>
         <w:t xml:space="preserve">. Bladder Cancer. 2023;9(4):345–53. </w:t>
       </w:r>
-      <w:bookmarkEnd w:id="56"/>
+      <w:bookmarkEnd w:id="37"/>
     </w:p>
     <w:p>
       <w:pPr>
         <w:pStyle w:val="Bibliography"/>
-        <w:rPr/>
-      </w:pPr>
-      <w:bookmarkStart w:id="57" w:name="ref-RN20"/>
+        <w:spacing w:lineRule="auto" w:line="480"/>
+        <w:rPr/>
+      </w:pPr>
+      <w:bookmarkStart w:id="38" w:name="ref-RN20"/>
       <w:r>
         <w:rPr/>
         <w:t xml:space="preserve">14. </w:t>
@@ -5023,14 +5127,15 @@
         <w:rPr/>
         <w:t xml:space="preserve">. Cancer Med. 2023;12(1):640–50. </w:t>
       </w:r>
-      <w:bookmarkEnd w:id="57"/>
+      <w:bookmarkEnd w:id="38"/>
     </w:p>
     <w:p>
       <w:pPr>
         <w:pStyle w:val="Bibliography"/>
-        <w:rPr/>
-      </w:pPr>
-      <w:bookmarkStart w:id="58" w:name="ref-RN22"/>
+        <w:spacing w:lineRule="auto" w:line="480"/>
+        <w:rPr/>
+      </w:pPr>
+      <w:bookmarkStart w:id="39" w:name="ref-RN22"/>
       <w:r>
         <w:rPr/>
         <w:t xml:space="preserve">15. </w:t>
@@ -5049,14 +5154,15 @@
         <w:rPr/>
         <w:t xml:space="preserve">. CA Cancer J Clin. 2021;71(3):209–49. </w:t>
       </w:r>
-      <w:bookmarkEnd w:id="58"/>
+      <w:bookmarkEnd w:id="39"/>
     </w:p>
     <w:p>
       <w:pPr>
         <w:pStyle w:val="Bibliography"/>
-        <w:rPr/>
-      </w:pPr>
-      <w:bookmarkStart w:id="59" w:name="ref-RN23"/>
+        <w:spacing w:lineRule="auto" w:line="480"/>
+        <w:rPr/>
+      </w:pPr>
+      <w:bookmarkStart w:id="40" w:name="ref-RN23"/>
       <w:r>
         <w:rPr/>
         <w:t xml:space="preserve">16. </w:t>
@@ -5075,14 +5181,15 @@
         <w:rPr/>
         <w:t xml:space="preserve">. Int Urol Nephrol. 2015;47(6):951–8. </w:t>
       </w:r>
-      <w:bookmarkEnd w:id="59"/>
+      <w:bookmarkEnd w:id="40"/>
     </w:p>
     <w:p>
       <w:pPr>
         <w:pStyle w:val="Bibliography"/>
-        <w:rPr/>
-      </w:pPr>
-      <w:bookmarkStart w:id="60" w:name="ref-ferrari2024"/>
+        <w:spacing w:lineRule="auto" w:line="480"/>
+        <w:rPr/>
+      </w:pPr>
+      <w:bookmarkStart w:id="41" w:name="ref-ferrari2024"/>
       <w:r>
         <w:rPr/>
         <w:t xml:space="preserve">17. </w:t>
@@ -5097,14 +5204,15 @@
           <w:t>http://dx.doi.org/10.1016/S0140-6736(24)00757-8</w:t>
         </w:r>
       </w:hyperlink>
-      <w:bookmarkEnd w:id="60"/>
+      <w:bookmarkEnd w:id="41"/>
     </w:p>
     <w:p>
       <w:pPr>
         <w:pStyle w:val="Bibliography"/>
-        <w:rPr/>
-      </w:pPr>
-      <w:bookmarkStart w:id="61" w:name="ref-naghavi2024"/>
+        <w:spacing w:lineRule="auto" w:line="480"/>
+        <w:rPr/>
+      </w:pPr>
+      <w:bookmarkStart w:id="42" w:name="ref-naghavi2024"/>
       <w:r>
         <w:rPr/>
         <w:t xml:space="preserve">18. </w:t>
@@ -5119,14 +5227,15 @@
           <w:t>http://dx.doi.org/10.1016/s0140-6736(24)00367-2</w:t>
         </w:r>
       </w:hyperlink>
-      <w:bookmarkEnd w:id="61"/>
+      <w:bookmarkEnd w:id="42"/>
     </w:p>
     <w:p>
       <w:pPr>
         <w:pStyle w:val="Bibliography"/>
-        <w:rPr/>
-      </w:pPr>
-      <w:bookmarkStart w:id="62" w:name="ref-feigin2021"/>
+        <w:spacing w:lineRule="auto" w:line="480"/>
+        <w:rPr/>
+      </w:pPr>
+      <w:bookmarkStart w:id="43" w:name="ref-feigin2021"/>
       <w:r>
         <w:rPr/>
         <w:t xml:space="preserve">19. </w:t>
@@ -5141,14 +5250,15 @@
           <w:t>http://dx.doi.org/10.1016/s1474-4422(21)00252-0</w:t>
         </w:r>
       </w:hyperlink>
-      <w:bookmarkEnd w:id="62"/>
+      <w:bookmarkEnd w:id="43"/>
     </w:p>
     <w:p>
       <w:pPr>
         <w:pStyle w:val="Bibliography"/>
-        <w:rPr/>
-      </w:pPr>
-      <w:bookmarkStart w:id="63" w:name="X4857e18fa263add03d367ee42aaf3b3ec4487f5"/>
+        <w:spacing w:lineRule="auto" w:line="480"/>
+        <w:rPr/>
+      </w:pPr>
+      <w:bookmarkStart w:id="44" w:name="X4857e18fa263add03d367ee42aaf3b3ec4487f5"/>
       <w:r>
         <w:rPr/>
         <w:t xml:space="preserve">20. </w:t>
@@ -5163,14 +5273,15 @@
           <w:t>https://ghdx.healthdata.org/node/548352</w:t>
         </w:r>
       </w:hyperlink>
-      <w:bookmarkEnd w:id="63"/>
+      <w:bookmarkEnd w:id="44"/>
     </w:p>
     <w:p>
       <w:pPr>
         <w:pStyle w:val="Bibliography"/>
-        <w:rPr/>
-      </w:pPr>
-      <w:bookmarkStart w:id="64" w:name="ref-base"/>
+        <w:spacing w:lineRule="auto" w:line="480"/>
+        <w:rPr/>
+      </w:pPr>
+      <w:bookmarkStart w:id="45" w:name="ref-base"/>
       <w:r>
         <w:rPr/>
         <w:t xml:space="preserve">21. </w:t>
@@ -5185,14 +5296,15 @@
           <w:t>https://www.R-project.org/</w:t>
         </w:r>
       </w:hyperlink>
-      <w:bookmarkEnd w:id="64"/>
+      <w:bookmarkEnd w:id="45"/>
     </w:p>
     <w:p>
       <w:pPr>
         <w:pStyle w:val="Bibliography"/>
-        <w:rPr/>
-      </w:pPr>
-      <w:bookmarkStart w:id="65" w:name="ref-beepr"/>
+        <w:spacing w:lineRule="auto" w:line="480"/>
+        <w:rPr/>
+      </w:pPr>
+      <w:bookmarkStart w:id="46" w:name="ref-beepr"/>
       <w:r>
         <w:rPr/>
         <w:t xml:space="preserve">22. </w:t>
@@ -5207,14 +5319,15 @@
           <w:t>https://github.com/rasmusab/beepr</w:t>
         </w:r>
       </w:hyperlink>
-      <w:bookmarkEnd w:id="65"/>
+      <w:bookmarkEnd w:id="46"/>
     </w:p>
     <w:p>
       <w:pPr>
         <w:pStyle w:val="Bibliography"/>
-        <w:rPr/>
-      </w:pPr>
-      <w:bookmarkStart w:id="66" w:name="ref-flextable"/>
+        <w:spacing w:lineRule="auto" w:line="480"/>
+        <w:rPr/>
+      </w:pPr>
+      <w:bookmarkStart w:id="47" w:name="ref-flextable"/>
       <w:r>
         <w:rPr/>
         <w:t xml:space="preserve">23. </w:t>
@@ -5229,14 +5342,15 @@
           <w:t>https://ardata-fr.github.io/flextable-book/</w:t>
         </w:r>
       </w:hyperlink>
-      <w:bookmarkEnd w:id="66"/>
+      <w:bookmarkEnd w:id="47"/>
     </w:p>
     <w:p>
       <w:pPr>
         <w:pStyle w:val="Bibliography"/>
-        <w:rPr/>
-      </w:pPr>
-      <w:bookmarkStart w:id="67" w:name="ref-furrr"/>
+        <w:spacing w:lineRule="auto" w:line="480"/>
+        <w:rPr/>
+      </w:pPr>
+      <w:bookmarkStart w:id="48" w:name="ref-furrr"/>
       <w:r>
         <w:rPr/>
         <w:t xml:space="preserve">24. </w:t>
@@ -5251,14 +5365,15 @@
           <w:t>https://github.com/DavisVaughan/furrr</w:t>
         </w:r>
       </w:hyperlink>
-      <w:bookmarkEnd w:id="67"/>
+      <w:bookmarkEnd w:id="48"/>
     </w:p>
     <w:p>
       <w:pPr>
         <w:pStyle w:val="Bibliography"/>
-        <w:rPr/>
-      </w:pPr>
-      <w:bookmarkStart w:id="68" w:name="ref-future"/>
+        <w:spacing w:lineRule="auto" w:line="480"/>
+        <w:rPr/>
+      </w:pPr>
+      <w:bookmarkStart w:id="49" w:name="ref-future"/>
       <w:r>
         <w:rPr/>
         <w:t xml:space="preserve">25. </w:t>
@@ -5273,14 +5388,15 @@
           <w:t>https://doi.org/10.32614/RJ-2021-048</w:t>
         </w:r>
       </w:hyperlink>
-      <w:bookmarkEnd w:id="68"/>
+      <w:bookmarkEnd w:id="49"/>
     </w:p>
     <w:p>
       <w:pPr>
         <w:pStyle w:val="Bibliography"/>
-        <w:rPr/>
-      </w:pPr>
-      <w:bookmarkStart w:id="69" w:name="ref-geofacet"/>
+        <w:spacing w:lineRule="auto" w:line="480"/>
+        <w:rPr/>
+      </w:pPr>
+      <w:bookmarkStart w:id="50" w:name="ref-geofacet"/>
       <w:r>
         <w:rPr/>
         <w:t xml:space="preserve">26. </w:t>
@@ -5295,14 +5411,15 @@
           <w:t>https://github.com/hafen/geofacet</w:t>
         </w:r>
       </w:hyperlink>
-      <w:bookmarkEnd w:id="69"/>
+      <w:bookmarkEnd w:id="50"/>
     </w:p>
     <w:p>
       <w:pPr>
         <w:pStyle w:val="Bibliography"/>
-        <w:rPr/>
-      </w:pPr>
-      <w:bookmarkStart w:id="70" w:name="ref-gganimate"/>
+        <w:spacing w:lineRule="auto" w:line="480"/>
+        <w:rPr/>
+      </w:pPr>
+      <w:bookmarkStart w:id="51" w:name="ref-gganimate"/>
       <w:r>
         <w:rPr/>
         <w:t xml:space="preserve">27. </w:t>
@@ -5317,28 +5434,30 @@
           <w:t>https://gganimate.com</w:t>
         </w:r>
       </w:hyperlink>
-      <w:bookmarkEnd w:id="70"/>
+      <w:bookmarkEnd w:id="51"/>
     </w:p>
     <w:p>
       <w:pPr>
         <w:pStyle w:val="Bibliography"/>
-        <w:rPr/>
-      </w:pPr>
-      <w:bookmarkStart w:id="71" w:name="ref-ggbump"/>
+        <w:spacing w:lineRule="auto" w:line="480"/>
+        <w:rPr/>
+      </w:pPr>
+      <w:bookmarkStart w:id="52" w:name="ref-ggbump"/>
       <w:r>
         <w:rPr/>
         <w:t xml:space="preserve">28. </w:t>
         <w:tab/>
         <w:t xml:space="preserve">Sjoberg D. ggbump: Bump chart and sigmoid curves. 2020. </w:t>
       </w:r>
-      <w:bookmarkEnd w:id="71"/>
+      <w:bookmarkEnd w:id="52"/>
     </w:p>
     <w:p>
       <w:pPr>
         <w:pStyle w:val="Bibliography"/>
-        <w:rPr/>
-      </w:pPr>
-      <w:bookmarkStart w:id="72" w:name="ref-ggnewscale"/>
+        <w:spacing w:lineRule="auto" w:line="480"/>
+        <w:rPr/>
+      </w:pPr>
+      <w:bookmarkStart w:id="53" w:name="ref-ggnewscale"/>
       <w:r>
         <w:rPr/>
         <w:t xml:space="preserve">29. </w:t>
@@ -5353,14 +5472,15 @@
           <w:t>https://eliocamp.github.io/ggnewscale/</w:t>
         </w:r>
       </w:hyperlink>
-      <w:bookmarkEnd w:id="72"/>
+      <w:bookmarkEnd w:id="53"/>
     </w:p>
     <w:p>
       <w:pPr>
         <w:pStyle w:val="Bibliography"/>
-        <w:rPr/>
-      </w:pPr>
-      <w:bookmarkStart w:id="73" w:name="ref-ggtext"/>
+        <w:spacing w:lineRule="auto" w:line="480"/>
+        <w:rPr/>
+      </w:pPr>
+      <w:bookmarkStart w:id="54" w:name="ref-ggtext"/>
       <w:r>
         <w:rPr/>
         <w:t xml:space="preserve">30. </w:t>
@@ -5375,14 +5495,15 @@
           <w:t>https://wilkelab.org/ggtext/</w:t>
         </w:r>
       </w:hyperlink>
-      <w:bookmarkEnd w:id="73"/>
+      <w:bookmarkEnd w:id="54"/>
     </w:p>
     <w:p>
       <w:pPr>
         <w:pStyle w:val="Bibliography"/>
-        <w:rPr/>
-      </w:pPr>
-      <w:bookmarkStart w:id="74" w:name="ref-glue"/>
+        <w:spacing w:lineRule="auto" w:line="480"/>
+        <w:rPr/>
+      </w:pPr>
+      <w:bookmarkStart w:id="55" w:name="ref-glue"/>
       <w:r>
         <w:rPr/>
         <w:t xml:space="preserve">31. </w:t>
@@ -5397,28 +5518,30 @@
           <w:t>https://glue.tidyverse.org/</w:t>
         </w:r>
       </w:hyperlink>
-      <w:bookmarkEnd w:id="74"/>
+      <w:bookmarkEnd w:id="55"/>
     </w:p>
     <w:p>
       <w:pPr>
         <w:pStyle w:val="Bibliography"/>
-        <w:rPr/>
-      </w:pPr>
-      <w:bookmarkStart w:id="75" w:name="ref-knitr2014"/>
+        <w:spacing w:lineRule="auto" w:line="480"/>
+        <w:rPr/>
+      </w:pPr>
+      <w:bookmarkStart w:id="56" w:name="ref-knitr2014"/>
       <w:r>
         <w:rPr/>
         <w:t xml:space="preserve">32. </w:t>
         <w:tab/>
         <w:t xml:space="preserve">Xie Y. knitr: A comprehensive tool for reproducible research in R. In: Stodden V, Leisch F, Peng RD, editors. Implementing reproducible computational research. Chapman; Hall/CRC; 2014. </w:t>
       </w:r>
-      <w:bookmarkEnd w:id="75"/>
+      <w:bookmarkEnd w:id="56"/>
     </w:p>
     <w:p>
       <w:pPr>
         <w:pStyle w:val="Bibliography"/>
-        <w:rPr/>
-      </w:pPr>
-      <w:bookmarkStart w:id="76" w:name="ref-knitr2015"/>
+        <w:spacing w:lineRule="auto" w:line="480"/>
+        <w:rPr/>
+      </w:pPr>
+      <w:bookmarkStart w:id="57" w:name="ref-knitr2015"/>
       <w:r>
         <w:rPr/>
         <w:t xml:space="preserve">33. </w:t>
@@ -5433,14 +5556,15 @@
           <w:t>https://yihui.org/knitr/</w:t>
         </w:r>
       </w:hyperlink>
-      <w:bookmarkEnd w:id="76"/>
+      <w:bookmarkEnd w:id="57"/>
     </w:p>
     <w:p>
       <w:pPr>
         <w:pStyle w:val="Bibliography"/>
-        <w:rPr/>
-      </w:pPr>
-      <w:bookmarkStart w:id="77" w:name="ref-knitr2025"/>
+        <w:spacing w:lineRule="auto" w:line="480"/>
+        <w:rPr/>
+      </w:pPr>
+      <w:bookmarkStart w:id="58" w:name="ref-knitr2025"/>
       <w:r>
         <w:rPr/>
         <w:t xml:space="preserve">34. </w:t>
@@ -5455,14 +5579,15 @@
           <w:t>https://yihui.org/knitr/</w:t>
         </w:r>
       </w:hyperlink>
-      <w:bookmarkEnd w:id="77"/>
+      <w:bookmarkEnd w:id="58"/>
     </w:p>
     <w:p>
       <w:pPr>
         <w:pStyle w:val="Bibliography"/>
-        <w:rPr/>
-      </w:pPr>
-      <w:bookmarkStart w:id="78" w:name="ref-officer"/>
+        <w:spacing w:lineRule="auto" w:line="480"/>
+        <w:rPr/>
+      </w:pPr>
+      <w:bookmarkStart w:id="59" w:name="ref-officer"/>
       <w:r>
         <w:rPr/>
         <w:t xml:space="preserve">35. </w:t>
@@ -5477,14 +5602,15 @@
           <w:t>https://ardata-fr.github.io/officeverse/</w:t>
         </w:r>
       </w:hyperlink>
-      <w:bookmarkEnd w:id="78"/>
+      <w:bookmarkEnd w:id="59"/>
     </w:p>
     <w:p>
       <w:pPr>
         <w:pStyle w:val="Bibliography"/>
-        <w:rPr/>
-      </w:pPr>
-      <w:bookmarkStart w:id="79" w:name="ref-paletteer"/>
+        <w:spacing w:lineRule="auto" w:line="480"/>
+        <w:rPr/>
+      </w:pPr>
+      <w:bookmarkStart w:id="60" w:name="ref-paletteer"/>
       <w:r>
         <w:rPr/>
         <w:t xml:space="preserve">36. </w:t>
@@ -5499,14 +5625,15 @@
           <w:t>https://github.com/EmilHvitfeldt/paletteer</w:t>
         </w:r>
       </w:hyperlink>
-      <w:bookmarkEnd w:id="79"/>
+      <w:bookmarkEnd w:id="60"/>
     </w:p>
     <w:p>
       <w:pPr>
         <w:pStyle w:val="Bibliography"/>
-        <w:rPr/>
-      </w:pPr>
-      <w:bookmarkStart w:id="80" w:name="ref-patchwork"/>
+        <w:spacing w:lineRule="auto" w:line="480"/>
+        <w:rPr/>
+      </w:pPr>
+      <w:bookmarkStart w:id="61" w:name="ref-patchwork"/>
       <w:r>
         <w:rPr/>
         <w:t xml:space="preserve">37. </w:t>
@@ -5521,14 +5648,15 @@
           <w:t>https://patchwork.data-imaginist.com</w:t>
         </w:r>
       </w:hyperlink>
-      <w:bookmarkEnd w:id="80"/>
+      <w:bookmarkEnd w:id="61"/>
     </w:p>
     <w:p>
       <w:pPr>
         <w:pStyle w:val="Bibliography"/>
-        <w:rPr/>
-      </w:pPr>
-      <w:bookmarkStart w:id="81" w:name="ref-renv"/>
+        <w:spacing w:lineRule="auto" w:line="480"/>
+        <w:rPr/>
+      </w:pPr>
+      <w:bookmarkStart w:id="62" w:name="ref-renv"/>
       <w:r>
         <w:rPr/>
         <w:t xml:space="preserve">38. </w:t>
@@ -5543,14 +5671,15 @@
           <w:t>https://rstudio.github.io/renv/</w:t>
         </w:r>
       </w:hyperlink>
-      <w:bookmarkEnd w:id="81"/>
+      <w:bookmarkEnd w:id="62"/>
     </w:p>
     <w:p>
       <w:pPr>
         <w:pStyle w:val="Bibliography"/>
-        <w:rPr/>
-      </w:pPr>
-      <w:bookmarkStart w:id="82" w:name="ref-rmarkdown2018"/>
+        <w:spacing w:lineRule="auto" w:line="480"/>
+        <w:rPr/>
+      </w:pPr>
+      <w:bookmarkStart w:id="63" w:name="ref-rmarkdown2018"/>
       <w:r>
         <w:rPr/>
         <w:t xml:space="preserve">39. </w:t>
@@ -5565,14 +5694,15 @@
           <w:t>https://bookdown.org/yihui/rmarkdown</w:t>
         </w:r>
       </w:hyperlink>
-      <w:bookmarkEnd w:id="82"/>
+      <w:bookmarkEnd w:id="63"/>
     </w:p>
     <w:p>
       <w:pPr>
         <w:pStyle w:val="Bibliography"/>
-        <w:rPr/>
-      </w:pPr>
-      <w:bookmarkStart w:id="83" w:name="ref-rmarkdown2020"/>
+        <w:spacing w:lineRule="auto" w:line="480"/>
+        <w:rPr/>
+      </w:pPr>
+      <w:bookmarkStart w:id="64" w:name="ref-rmarkdown2020"/>
       <w:r>
         <w:rPr/>
         <w:t xml:space="preserve">40. </w:t>
@@ -5587,14 +5717,15 @@
           <w:t>https://bookdown.org/yihui/rmarkdown-cookbook</w:t>
         </w:r>
       </w:hyperlink>
-      <w:bookmarkEnd w:id="83"/>
+      <w:bookmarkEnd w:id="64"/>
     </w:p>
     <w:p>
       <w:pPr>
         <w:pStyle w:val="Bibliography"/>
-        <w:rPr/>
-      </w:pPr>
-      <w:bookmarkStart w:id="84" w:name="ref-rmarkdown2025"/>
+        <w:spacing w:lineRule="auto" w:line="480"/>
+        <w:rPr/>
+      </w:pPr>
+      <w:bookmarkStart w:id="65" w:name="ref-rmarkdown2025"/>
       <w:r>
         <w:rPr/>
         <w:t xml:space="preserve">41. </w:t>
@@ -5609,14 +5740,15 @@
           <w:t>https://github.com/rstudio/rmarkdown</w:t>
         </w:r>
       </w:hyperlink>
-      <w:bookmarkEnd w:id="84"/>
+      <w:bookmarkEnd w:id="65"/>
     </w:p>
     <w:p>
       <w:pPr>
         <w:pStyle w:val="Bibliography"/>
-        <w:rPr/>
-      </w:pPr>
-      <w:bookmarkStart w:id="85" w:name="ref-scales"/>
+        <w:spacing w:lineRule="auto" w:line="480"/>
+        <w:rPr/>
+      </w:pPr>
+      <w:bookmarkStart w:id="66" w:name="ref-scales"/>
       <w:r>
         <w:rPr/>
         <w:t xml:space="preserve">42. </w:t>
@@ -5631,14 +5763,15 @@
           <w:t>https://scales.r-lib.org</w:t>
         </w:r>
       </w:hyperlink>
-      <w:bookmarkEnd w:id="85"/>
+      <w:bookmarkEnd w:id="66"/>
     </w:p>
     <w:p>
       <w:pPr>
         <w:pStyle w:val="Bibliography"/>
-        <w:rPr/>
-      </w:pPr>
-      <w:bookmarkStart w:id="86" w:name="ref-svglite"/>
+        <w:spacing w:lineRule="auto" w:line="480"/>
+        <w:rPr/>
+      </w:pPr>
+      <w:bookmarkStart w:id="67" w:name="ref-svglite"/>
       <w:r>
         <w:rPr/>
         <w:t xml:space="preserve">43. </w:t>
@@ -5653,14 +5786,15 @@
           <w:t>https://svglite.r-lib.org</w:t>
         </w:r>
       </w:hyperlink>
-      <w:bookmarkEnd w:id="86"/>
+      <w:bookmarkEnd w:id="67"/>
     </w:p>
     <w:p>
       <w:pPr>
         <w:pStyle w:val="Bibliography"/>
-        <w:rPr/>
-      </w:pPr>
-      <w:bookmarkStart w:id="87" w:name="ref-tidyverse"/>
+        <w:spacing w:lineRule="auto" w:line="480"/>
+        <w:rPr/>
+      </w:pPr>
+      <w:bookmarkStart w:id="68" w:name="ref-tidyverse"/>
       <w:r>
         <w:rPr/>
         <w:t xml:space="preserve">44. </w:t>
@@ -5679,56 +5813,60 @@
         <w:rPr/>
         <w:t xml:space="preserve">. Journal of Open Source Software. 2019;4(43):1686. </w:t>
       </w:r>
-      <w:bookmarkEnd w:id="87"/>
+      <w:bookmarkEnd w:id="68"/>
     </w:p>
     <w:p>
       <w:pPr>
         <w:pStyle w:val="Bibliography"/>
-        <w:rPr/>
-      </w:pPr>
-      <w:bookmarkStart w:id="88" w:name="ref-altman2003statistics"/>
+        <w:spacing w:lineRule="auto" w:line="480"/>
+        <w:rPr/>
+      </w:pPr>
+      <w:bookmarkStart w:id="69" w:name="ref-altman2003statistics"/>
       <w:r>
         <w:rPr/>
         <w:t xml:space="preserve">45. </w:t>
         <w:tab/>
         <w:t xml:space="preserve">Altman DG, Bland JM. Statistics notes: Interaction revisited: The difference between two estimates. BMJ. 2003;326(7382):219. </w:t>
       </w:r>
-      <w:bookmarkEnd w:id="88"/>
+      <w:bookmarkEnd w:id="69"/>
     </w:p>
     <w:p>
       <w:pPr>
         <w:pStyle w:val="Bibliography"/>
-        <w:rPr/>
-      </w:pPr>
-      <w:bookmarkStart w:id="89" w:name="ref-rothman2008modern"/>
+        <w:spacing w:lineRule="auto" w:line="480"/>
+        <w:rPr/>
+      </w:pPr>
+      <w:bookmarkStart w:id="70" w:name="ref-rothman2008modern"/>
       <w:r>
         <w:rPr/>
         <w:t xml:space="preserve">46. </w:t>
         <w:tab/>
         <w:t xml:space="preserve">Rothman KJ, Greenland S, Lash TL. Modern epidemiology. Lippincott Williams &amp; Wilkins; 2008. </w:t>
       </w:r>
-      <w:bookmarkEnd w:id="89"/>
+      <w:bookmarkEnd w:id="70"/>
     </w:p>
     <w:p>
       <w:pPr>
         <w:pStyle w:val="Bibliography"/>
-        <w:rPr/>
-      </w:pPr>
-      <w:bookmarkStart w:id="90" w:name="ref-cochran1977sampling"/>
+        <w:spacing w:lineRule="auto" w:line="480"/>
+        <w:rPr/>
+      </w:pPr>
+      <w:bookmarkStart w:id="71" w:name="ref-cochran1977sampling"/>
       <w:r>
         <w:rPr/>
         <w:t xml:space="preserve">47. </w:t>
         <w:tab/>
         <w:t xml:space="preserve">Cochran WG. Sampling techniques. John Wiley &amp; Sons; 1977. </w:t>
       </w:r>
-      <w:bookmarkEnd w:id="90"/>
+      <w:bookmarkEnd w:id="71"/>
     </w:p>
     <w:p>
       <w:pPr>
         <w:pStyle w:val="Bibliography"/>
-        <w:rPr/>
-      </w:pPr>
-      <w:bookmarkStart w:id="91" w:name="ref-vos2020"/>
+        <w:spacing w:lineRule="auto" w:line="480"/>
+        <w:rPr/>
+      </w:pPr>
+      <w:bookmarkStart w:id="72" w:name="ref-vos2020"/>
       <w:r>
         <w:rPr/>
         <w:t xml:space="preserve">48. </w:t>
@@ -5743,14 +5881,15 @@
           <w:t>http://dx.doi.org/10.1016/S0140-6736(20)30925-9</w:t>
         </w:r>
       </w:hyperlink>
-      <w:bookmarkEnd w:id="91"/>
+      <w:bookmarkEnd w:id="72"/>
     </w:p>
     <w:p>
       <w:pPr>
         <w:pStyle w:val="Bibliography"/>
-        <w:rPr/>
-      </w:pPr>
-      <w:bookmarkStart w:id="92" w:name="ref-RN24"/>
+        <w:spacing w:lineRule="auto" w:line="480"/>
+        <w:rPr/>
+      </w:pPr>
+      <w:bookmarkStart w:id="73" w:name="ref-RN24"/>
       <w:r>
         <w:rPr/>
         <w:t xml:space="preserve">49. </w:t>
@@ -5765,14 +5904,15 @@
           <w:t>https://data.worldbank.org/indicator/SH.XPD.CHEX.PP.CD</w:t>
         </w:r>
       </w:hyperlink>
-      <w:bookmarkEnd w:id="92"/>
+      <w:bookmarkEnd w:id="73"/>
     </w:p>
     <w:p>
       <w:pPr>
         <w:pStyle w:val="Bibliography"/>
-        <w:rPr/>
-      </w:pPr>
-      <w:bookmarkStart w:id="93" w:name="ref-RN25"/>
+        <w:spacing w:lineRule="auto" w:line="480"/>
+        <w:rPr/>
+      </w:pPr>
+      <w:bookmarkStart w:id="74" w:name="ref-RN25"/>
       <w:r>
         <w:rPr/>
         <w:t xml:space="preserve">50. </w:t>
@@ -5787,14 +5927,15 @@
           <w:t>https://www.sciencedirect.com/science/article/pii/S1078143911002808</w:t>
         </w:r>
       </w:hyperlink>
-      <w:bookmarkEnd w:id="93"/>
+      <w:bookmarkEnd w:id="74"/>
     </w:p>
     <w:p>
       <w:pPr>
         <w:pStyle w:val="Bibliography"/>
-        <w:rPr/>
-      </w:pPr>
-      <w:bookmarkStart w:id="94" w:name="ref-RN26"/>
+        <w:spacing w:lineRule="auto" w:line="480"/>
+        <w:rPr/>
+      </w:pPr>
+      <w:bookmarkStart w:id="75" w:name="ref-RN26"/>
       <w:r>
         <w:rPr/>
         <w:t xml:space="preserve">51. </w:t>
@@ -5809,14 +5950,15 @@
           <w:t>https://doi.org/10.1038/s41598-018-19199-z</w:t>
         </w:r>
       </w:hyperlink>
-      <w:bookmarkEnd w:id="94"/>
+      <w:bookmarkEnd w:id="75"/>
     </w:p>
     <w:p>
       <w:pPr>
         <w:pStyle w:val="Bibliography"/>
-        <w:rPr/>
-      </w:pPr>
-      <w:bookmarkStart w:id="95" w:name="ref-RN27"/>
+        <w:spacing w:lineRule="auto" w:line="480"/>
+        <w:rPr/>
+      </w:pPr>
+      <w:bookmarkStart w:id="76" w:name="ref-RN27"/>
       <w:r>
         <w:rPr/>
         <w:t xml:space="preserve">52. </w:t>
@@ -5831,14 +5973,15 @@
           <w:t>https://doi.org/10.1186/s40779-024-00569-w</w:t>
         </w:r>
       </w:hyperlink>
-      <w:bookmarkEnd w:id="95"/>
+      <w:bookmarkEnd w:id="76"/>
     </w:p>
     <w:p>
       <w:pPr>
         <w:pStyle w:val="Bibliography"/>
-        <w:rPr/>
-      </w:pPr>
-      <w:bookmarkStart w:id="96" w:name="ref-RN28"/>
+        <w:spacing w:lineRule="auto" w:line="480"/>
+        <w:rPr/>
+      </w:pPr>
+      <w:bookmarkStart w:id="77" w:name="ref-RN28"/>
       <w:r>
         <w:rPr/>
         <w:t xml:space="preserve">53. </w:t>
@@ -5853,14 +5996,15 @@
           <w:t>https://www.ncbi.nlm.nih.gov/books/NBK53914/</w:t>
         </w:r>
       </w:hyperlink>
-      <w:bookmarkEnd w:id="96"/>
+      <w:bookmarkEnd w:id="77"/>
     </w:p>
     <w:p>
       <w:pPr>
         <w:pStyle w:val="Bibliography"/>
-        <w:rPr/>
-      </w:pPr>
-      <w:bookmarkStart w:id="97" w:name="ref-RN29"/>
+        <w:spacing w:lineRule="auto" w:line="480"/>
+        <w:rPr/>
+      </w:pPr>
+      <w:bookmarkStart w:id="78" w:name="ref-RN29"/>
       <w:r>
         <w:rPr/>
         <w:t xml:space="preserve">54. </w:t>
@@ -5879,14 +6023,15 @@
         <w:rPr/>
         <w:t xml:space="preserve">. Eur J Epidemiol. 2016;31(9):811–51. </w:t>
       </w:r>
-      <w:bookmarkEnd w:id="97"/>
+      <w:bookmarkEnd w:id="78"/>
     </w:p>
     <w:p>
       <w:pPr>
         <w:pStyle w:val="Bibliography"/>
-        <w:rPr/>
-      </w:pPr>
-      <w:bookmarkStart w:id="98" w:name="ref-RN30"/>
+        <w:spacing w:lineRule="auto" w:line="480"/>
+        <w:rPr/>
+      </w:pPr>
+      <w:bookmarkStart w:id="79" w:name="ref-RN30"/>
       <w:r>
         <w:rPr/>
         <w:t xml:space="preserve">55. </w:t>
@@ -5905,14 +6050,15 @@
         <w:rPr/>
         <w:t xml:space="preserve">. Int J Cancer. 2002;99(2):260–6. </w:t>
       </w:r>
-      <w:bookmarkEnd w:id="98"/>
+      <w:bookmarkEnd w:id="79"/>
     </w:p>
     <w:p>
       <w:pPr>
         <w:pStyle w:val="Bibliography"/>
-        <w:rPr/>
-      </w:pPr>
-      <w:bookmarkStart w:id="99" w:name="ref-RN31"/>
+        <w:spacing w:lineRule="auto" w:line="480"/>
+        <w:rPr/>
+      </w:pPr>
+      <w:bookmarkStart w:id="80" w:name="ref-RN31"/>
       <w:r>
         <w:rPr/>
         <w:t xml:space="preserve">56. </w:t>
@@ -5931,14 +6077,15 @@
         <w:rPr/>
         <w:t xml:space="preserve">. Cureus. 2022;14(7):e27330. </w:t>
       </w:r>
-      <w:bookmarkEnd w:id="99"/>
+      <w:bookmarkEnd w:id="80"/>
     </w:p>
     <w:p>
       <w:pPr>
         <w:pStyle w:val="Bibliography"/>
-        <w:rPr/>
-      </w:pPr>
-      <w:bookmarkStart w:id="100" w:name="ref-RN32"/>
+        <w:spacing w:lineRule="auto" w:line="480"/>
+        <w:rPr/>
+      </w:pPr>
+      <w:bookmarkStart w:id="81" w:name="ref-RN32"/>
       <w:r>
         <w:rPr/>
         <w:t xml:space="preserve">57. </w:t>
@@ -5957,14 +6104,15 @@
         <w:rPr/>
         <w:t xml:space="preserve">. Urol Oncol. 2009;27(6):653–67. </w:t>
       </w:r>
-      <w:bookmarkEnd w:id="100"/>
+      <w:bookmarkEnd w:id="81"/>
     </w:p>
     <w:p>
       <w:pPr>
         <w:pStyle w:val="Bibliography"/>
-        <w:rPr/>
-      </w:pPr>
-      <w:bookmarkStart w:id="101" w:name="ref-RN33"/>
+        <w:spacing w:lineRule="auto" w:line="480"/>
+        <w:rPr/>
+      </w:pPr>
+      <w:bookmarkStart w:id="82" w:name="ref-RN33"/>
       <w:r>
         <w:rPr/>
         <w:t xml:space="preserve">58. </w:t>
@@ -5983,14 +6131,15 @@
         <w:rPr/>
         <w:t xml:space="preserve">. Cancer. 2014;120(4):555–61. </w:t>
       </w:r>
-      <w:bookmarkEnd w:id="101"/>
+      <w:bookmarkEnd w:id="82"/>
     </w:p>
     <w:p>
       <w:pPr>
         <w:pStyle w:val="Bibliography"/>
-        <w:rPr/>
-      </w:pPr>
-      <w:bookmarkStart w:id="102" w:name="ref-RN21"/>
+        <w:spacing w:lineRule="auto" w:line="480"/>
+        <w:rPr/>
+      </w:pPr>
+      <w:bookmarkStart w:id="83" w:name="ref-RN21"/>
       <w:r>
         <w:rPr/>
         <w:t xml:space="preserve">59. </w:t>
@@ -6009,14 +6158,15 @@
         <w:rPr/>
         <w:t xml:space="preserve"> Nat Rev Urol. 2024;21(3):181–92. </w:t>
       </w:r>
-      <w:bookmarkEnd w:id="102"/>
+      <w:bookmarkEnd w:id="83"/>
     </w:p>
     <w:p>
       <w:pPr>
         <w:pStyle w:val="Bibliography"/>
-        <w:rPr/>
-      </w:pPr>
-      <w:bookmarkStart w:id="103" w:name="ref-RN34"/>
+        <w:spacing w:lineRule="auto" w:line="480"/>
+        <w:rPr/>
+      </w:pPr>
+      <w:bookmarkStart w:id="84" w:name="ref-RN34"/>
       <w:r>
         <w:rPr/>
         <w:t xml:space="preserve">60. </w:t>
@@ -6035,14 +6185,15 @@
         <w:rPr/>
         <w:t xml:space="preserve">. Bladder Cancer. 2019;5(2):119–29. </w:t>
       </w:r>
-      <w:bookmarkEnd w:id="103"/>
+      <w:bookmarkEnd w:id="84"/>
     </w:p>
     <w:p>
       <w:pPr>
         <w:pStyle w:val="Bibliography"/>
-        <w:rPr/>
-      </w:pPr>
-      <w:bookmarkStart w:id="104" w:name="ref-RN35"/>
+        <w:spacing w:lineRule="auto" w:line="480"/>
+        <w:rPr/>
+      </w:pPr>
+      <w:bookmarkStart w:id="85" w:name="ref-RN35"/>
       <w:r>
         <w:rPr/>
         <w:t xml:space="preserve">61. </w:t>
@@ -6061,14 +6212,15 @@
         <w:rPr/>
         <w:t xml:space="preserve">. J Urol. 2025;213(5):547–57. </w:t>
       </w:r>
-      <w:bookmarkEnd w:id="104"/>
+      <w:bookmarkEnd w:id="85"/>
     </w:p>
     <w:p>
       <w:pPr>
         <w:pStyle w:val="Bibliography"/>
-        <w:rPr/>
-      </w:pPr>
-      <w:bookmarkStart w:id="105" w:name="ref-RN36"/>
+        <w:spacing w:lineRule="auto" w:line="480"/>
+        <w:rPr/>
+      </w:pPr>
+      <w:bookmarkStart w:id="86" w:name="ref-RN36"/>
       <w:r>
         <w:rPr/>
         <w:t xml:space="preserve">62. </w:t>
@@ -6083,14 +6235,15 @@
           <w:t>https://doi.org/10.1038/s41389-023-00489-9</w:t>
         </w:r>
       </w:hyperlink>
-      <w:bookmarkEnd w:id="105"/>
+      <w:bookmarkEnd w:id="86"/>
     </w:p>
     <w:p>
       <w:pPr>
         <w:pStyle w:val="Bibliography"/>
-        <w:rPr/>
-      </w:pPr>
-      <w:bookmarkStart w:id="106" w:name="ref-RN37"/>
+        <w:spacing w:lineRule="auto" w:line="480"/>
+        <w:rPr/>
+      </w:pPr>
+      <w:bookmarkStart w:id="87" w:name="ref-RN37"/>
       <w:r>
         <w:rPr/>
         <w:t xml:space="preserve">63. </w:t>
@@ -6109,14 +6262,15 @@
         <w:rPr/>
         <w:t xml:space="preserve">. Mol Cell Biochem. 2007;302(1-2):43–9. </w:t>
       </w:r>
-      <w:bookmarkEnd w:id="106"/>
+      <w:bookmarkEnd w:id="87"/>
     </w:p>
     <w:p>
       <w:pPr>
         <w:pStyle w:val="Bibliography"/>
-        <w:rPr/>
-      </w:pPr>
-      <w:bookmarkStart w:id="107" w:name="ref-RN38"/>
+        <w:spacing w:lineRule="auto" w:line="480"/>
+        <w:rPr/>
+      </w:pPr>
+      <w:bookmarkStart w:id="88" w:name="ref-RN38"/>
       <w:r>
         <w:rPr/>
         <w:t xml:space="preserve">64. </w:t>
@@ -6135,14 +6289,15 @@
         <w:rPr/>
         <w:t xml:space="preserve">. Exp Ther Med. 2019;18(4):3177–83. </w:t>
       </w:r>
-      <w:bookmarkEnd w:id="107"/>
+      <w:bookmarkEnd w:id="88"/>
     </w:p>
     <w:p>
       <w:pPr>
         <w:pStyle w:val="Bibliography"/>
-        <w:rPr/>
-      </w:pPr>
-      <w:bookmarkStart w:id="108" w:name="ref-RN8"/>
+        <w:spacing w:lineRule="auto" w:line="480"/>
+        <w:rPr/>
+      </w:pPr>
+      <w:bookmarkStart w:id="89" w:name="ref-RN8"/>
       <w:r>
         <w:rPr/>
         <w:t xml:space="preserve">65. </w:t>
@@ -6161,14 +6316,15 @@
         <w:rPr/>
         <w:t xml:space="preserve">. Jama. 2011;306(7):737–45. </w:t>
       </w:r>
-      <w:bookmarkEnd w:id="108"/>
+      <w:bookmarkEnd w:id="89"/>
     </w:p>
     <w:p>
       <w:pPr>
         <w:pStyle w:val="Bibliography"/>
-        <w:rPr/>
-      </w:pPr>
-      <w:bookmarkStart w:id="109" w:name="ref-RN12"/>
+        <w:spacing w:lineRule="auto" w:line="480"/>
+        <w:rPr/>
+      </w:pPr>
+      <w:bookmarkStart w:id="90" w:name="ref-RN12"/>
       <w:r>
         <w:rPr/>
         <w:t xml:space="preserve">66. </w:t>
@@ -6187,14 +6343,15 @@
         <w:rPr/>
         <w:t xml:space="preserve">. J Natl Cancer Inst. 2016;108(9). </w:t>
       </w:r>
-      <w:bookmarkEnd w:id="109"/>
+      <w:bookmarkEnd w:id="90"/>
     </w:p>
     <w:p>
       <w:pPr>
         <w:pStyle w:val="Bibliography"/>
-        <w:rPr/>
-      </w:pPr>
-      <w:bookmarkStart w:id="110" w:name="ref-RN13"/>
+        <w:spacing w:lineRule="auto" w:line="480"/>
+        <w:rPr/>
+      </w:pPr>
+      <w:bookmarkStart w:id="91" w:name="ref-RN13"/>
       <w:r>
         <w:rPr/>
         <w:t xml:space="preserve">67. </w:t>
@@ -6213,14 +6370,15 @@
         <w:rPr/>
         <w:t xml:space="preserve">. Environ Health Perspect. 2017;125(6):067010. </w:t>
       </w:r>
-      <w:bookmarkEnd w:id="110"/>
+      <w:bookmarkEnd w:id="91"/>
     </w:p>
     <w:p>
       <w:pPr>
         <w:pStyle w:val="Bibliography"/>
-        <w:rPr/>
-      </w:pPr>
-      <w:bookmarkStart w:id="111" w:name="ref-RN39"/>
+        <w:spacing w:lineRule="auto" w:line="480"/>
+        <w:rPr/>
+      </w:pPr>
+      <w:bookmarkStart w:id="92" w:name="ref-RN39"/>
       <w:r>
         <w:rPr/>
         <w:t xml:space="preserve">68. </w:t>
@@ -6239,14 +6397,15 @@
         <w:rPr/>
         <w:t xml:space="preserve">. Curr Environ Health Rep. 2015;2(3):329–37. </w:t>
       </w:r>
-      <w:bookmarkEnd w:id="111"/>
+      <w:bookmarkEnd w:id="92"/>
     </w:p>
     <w:p>
       <w:pPr>
         <w:pStyle w:val="Bibliography"/>
-        <w:rPr/>
-      </w:pPr>
-      <w:bookmarkStart w:id="112" w:name="ref-RN40"/>
+        <w:spacing w:lineRule="auto" w:line="480"/>
+        <w:rPr/>
+      </w:pPr>
+      <w:bookmarkStart w:id="93" w:name="ref-RN40"/>
       <w:r>
         <w:rPr/>
         <w:t xml:space="preserve">69. </w:t>
@@ -6265,28 +6424,30 @@
         <w:rPr/>
         <w:t xml:space="preserve">. Sci Total Environ. 2020;738:139683. </w:t>
       </w:r>
-      <w:bookmarkEnd w:id="112"/>
+      <w:bookmarkEnd w:id="93"/>
     </w:p>
     <w:p>
       <w:pPr>
         <w:pStyle w:val="Bibliography"/>
-        <w:rPr/>
-      </w:pPr>
-      <w:bookmarkStart w:id="113" w:name="ref-RN41"/>
+        <w:spacing w:lineRule="auto" w:line="480"/>
+        <w:rPr/>
+      </w:pPr>
+      <w:bookmarkStart w:id="94" w:name="ref-RN41"/>
       <w:r>
         <w:rPr/>
         <w:t xml:space="preserve">70. </w:t>
         <w:tab/>
         <w:t xml:space="preserve">DES N. Review of the drinking water maximum contaminant level (MCL) and ambient groundwater quality standard (AGQS) for arsenic. New Hamps Dep Environ Serv. 2018;1–71. </w:t>
       </w:r>
-      <w:bookmarkEnd w:id="113"/>
+      <w:bookmarkEnd w:id="94"/>
     </w:p>
     <w:p>
       <w:pPr>
         <w:pStyle w:val="Bibliography"/>
-        <w:rPr/>
-      </w:pPr>
-      <w:bookmarkStart w:id="114" w:name="ref-RN42"/>
+        <w:spacing w:lineRule="auto" w:line="480"/>
+        <w:rPr/>
+      </w:pPr>
+      <w:bookmarkStart w:id="95" w:name="ref-RN42"/>
       <w:r>
         <w:rPr/>
         <w:t xml:space="preserve">71. </w:t>
@@ -6305,14 +6466,15 @@
         <w:rPr/>
         <w:t xml:space="preserve"> Journal of Clinical Oncology. 2025;43. </w:t>
       </w:r>
-      <w:bookmarkEnd w:id="114"/>
+      <w:bookmarkEnd w:id="95"/>
     </w:p>
     <w:p>
       <w:pPr>
         <w:pStyle w:val="Bibliography"/>
-        <w:rPr/>
-      </w:pPr>
-      <w:bookmarkStart w:id="115" w:name="ref-RN43"/>
+        <w:spacing w:lineRule="auto" w:line="480"/>
+        <w:rPr/>
+      </w:pPr>
+      <w:bookmarkStart w:id="96" w:name="ref-RN43"/>
       <w:r>
         <w:rPr/>
         <w:t xml:space="preserve">72. </w:t>
@@ -6331,14 +6493,15 @@
         <w:rPr/>
         <w:t xml:space="preserve">. JAMA Intern Med. 2016;176(12):1792–8. </w:t>
       </w:r>
-      <w:bookmarkEnd w:id="115"/>
+      <w:bookmarkEnd w:id="96"/>
     </w:p>
     <w:p>
       <w:pPr>
         <w:pStyle w:val="Bibliography"/>
-        <w:rPr/>
-      </w:pPr>
-      <w:bookmarkStart w:id="116" w:name="ref-RN44"/>
+        <w:spacing w:lineRule="auto" w:line="480"/>
+        <w:rPr/>
+      </w:pPr>
+      <w:bookmarkStart w:id="97" w:name="ref-RN44"/>
       <w:r>
         <w:rPr/>
         <w:t xml:space="preserve">73. </w:t>
@@ -6357,14 +6520,15 @@
         <w:rPr/>
         <w:t xml:space="preserve">. Cancer Causes Control. 2021;32(2):139–45. </w:t>
       </w:r>
-      <w:bookmarkEnd w:id="116"/>
+      <w:bookmarkEnd w:id="97"/>
     </w:p>
     <w:p>
       <w:pPr>
         <w:pStyle w:val="Bibliography"/>
-        <w:rPr/>
-      </w:pPr>
-      <w:bookmarkStart w:id="117" w:name="ref-RN45"/>
+        <w:spacing w:lineRule="auto" w:line="480"/>
+        <w:rPr/>
+      </w:pPr>
+      <w:bookmarkStart w:id="98" w:name="ref-RN45"/>
       <w:r>
         <w:rPr/>
         <w:t xml:space="preserve">74. </w:t>
@@ -6383,14 +6547,15 @@
         <w:rPr/>
         <w:t xml:space="preserve">. Investig Clin Urol. 2023;64(6):561–71. </w:t>
       </w:r>
-      <w:bookmarkEnd w:id="117"/>
+      <w:bookmarkEnd w:id="98"/>
     </w:p>
     <w:p>
       <w:pPr>
         <w:pStyle w:val="Bibliography"/>
-        <w:rPr/>
-      </w:pPr>
-      <w:bookmarkStart w:id="118" w:name="ref-RN46"/>
+        <w:spacing w:lineRule="auto" w:line="480"/>
+        <w:rPr/>
+      </w:pPr>
+      <w:bookmarkStart w:id="99" w:name="ref-RN46"/>
       <w:r>
         <w:rPr/>
         <w:t xml:space="preserve">75. </w:t>
@@ -6409,14 +6574,15 @@
         <w:rPr/>
         <w:t xml:space="preserve">. J Urol. 2018;199(2):424–9. </w:t>
       </w:r>
-      <w:bookmarkEnd w:id="118"/>
+      <w:bookmarkEnd w:id="99"/>
     </w:p>
     <w:p>
       <w:pPr>
         <w:pStyle w:val="Bibliography"/>
-        <w:rPr/>
-      </w:pPr>
-      <w:bookmarkStart w:id="119" w:name="ref-RN47"/>
+        <w:spacing w:lineRule="auto" w:line="480"/>
+        <w:rPr/>
+      </w:pPr>
+      <w:bookmarkStart w:id="100" w:name="ref-RN47"/>
       <w:r>
         <w:rPr/>
         <w:t xml:space="preserve">76. </w:t>
@@ -6435,28 +6601,30 @@
         <w:rPr/>
         <w:t xml:space="preserve">. Cancer. 2020;126(5):1068–76. </w:t>
       </w:r>
-      <w:bookmarkEnd w:id="119"/>
+      <w:bookmarkEnd w:id="100"/>
     </w:p>
     <w:p>
       <w:pPr>
         <w:pStyle w:val="Bibliography"/>
-        <w:rPr/>
-      </w:pPr>
-      <w:bookmarkStart w:id="120" w:name="ref-RN48"/>
+        <w:spacing w:lineRule="auto" w:line="480"/>
+        <w:rPr/>
+      </w:pPr>
+      <w:bookmarkStart w:id="101" w:name="ref-RN48"/>
       <w:r>
         <w:rPr/>
         <w:t xml:space="preserve">77. </w:t>
         <w:tab/>
         <w:t xml:space="preserve">Terlizzi EP, Cohen RA. Geographic variation in health insurance coverage:united states, 2022. Natl Health Stat Report. 2023;(194):1–15. </w:t>
       </w:r>
-      <w:bookmarkEnd w:id="120"/>
+      <w:bookmarkEnd w:id="101"/>
     </w:p>
     <w:p>
       <w:pPr>
         <w:pStyle w:val="Bibliography"/>
-        <w:rPr/>
-      </w:pPr>
-      <w:bookmarkStart w:id="121" w:name="ref-RN49"/>
+        <w:spacing w:lineRule="auto" w:line="480"/>
+        <w:rPr/>
+      </w:pPr>
+      <w:bookmarkStart w:id="102" w:name="ref-RN49"/>
       <w:r>
         <w:rPr/>
         <w:t xml:space="preserve">78. </w:t>
@@ -6475,14 +6643,15 @@
         <w:rPr/>
         <w:t xml:space="preserve">. Sci Rep. 2018;8(1):12521. </w:t>
       </w:r>
-      <w:bookmarkEnd w:id="121"/>
+      <w:bookmarkEnd w:id="102"/>
     </w:p>
     <w:p>
       <w:pPr>
         <w:pStyle w:val="Bibliography"/>
-        <w:rPr/>
-      </w:pPr>
-      <w:bookmarkStart w:id="122" w:name="ref-RN50"/>
+        <w:spacing w:lineRule="auto" w:line="480"/>
+        <w:rPr/>
+      </w:pPr>
+      <w:bookmarkStart w:id="103" w:name="ref-RN50"/>
       <w:r>
         <w:rPr/>
         <w:t xml:space="preserve">79. </w:t>
@@ -6497,41 +6666,42 @@
           <w:t>https://www.cdc.gov/brfss/brfssprevalence/</w:t>
         </w:r>
       </w:hyperlink>
-      <w:bookmarkEnd w:id="122"/>
+      <w:bookmarkEnd w:id="103"/>
     </w:p>
     <w:p>
       <w:pPr>
         <w:pStyle w:val="Bibliography"/>
-        <w:rPr/>
-      </w:pPr>
-      <w:bookmarkStart w:id="123" w:name="ref-RN51"/>
+        <w:spacing w:lineRule="auto" w:line="480"/>
+        <w:rPr/>
+      </w:pPr>
+      <w:bookmarkStart w:id="104" w:name="ref-RN51"/>
       <w:r>
         <w:rPr/>
         <w:t xml:space="preserve">80. </w:t>
         <w:tab/>
         <w:t xml:space="preserve">Irvin LH, Johnson L, Yamauchi J, Holmes JR, Ching LK, Starr RR, et al. Insights in public health: Formative factors for a statewide tobacco control advocacy infrastructure: Insights from hawai’i. Hawaii J Med Public Health. 2019;78(2):66–70. </w:t>
       </w:r>
-      <w:bookmarkEnd w:id="123"/>
+      <w:bookmarkEnd w:id="104"/>
     </w:p>
     <w:p>
       <w:pPr>
         <w:pStyle w:val="Bibliography"/>
-        <w:spacing w:before="0" w:after="200"/>
+        <w:spacing w:lineRule="auto" w:line="480" w:before="0" w:after="200"/>
         <w:jc w:val="both"/>
         <w:rPr/>
       </w:pPr>
-      <w:bookmarkStart w:id="124" w:name="references"/>
-      <w:bookmarkStart w:id="125" w:name="refs"/>
-      <w:bookmarkStart w:id="126" w:name="ref-RN52"/>
+      <w:bookmarkStart w:id="105" w:name="ref-RN52"/>
+      <w:bookmarkStart w:id="106" w:name="refs"/>
+      <w:bookmarkStart w:id="107" w:name="references"/>
       <w:r>
         <w:rPr/>
         <w:t xml:space="preserve">81. </w:t>
         <w:tab/>
         <w:t xml:space="preserve">Yegian JM, Wang G. Affordability in a mandated environment. Am J Manag Care. 2013;19(6):e233–7. </w:t>
       </w:r>
-      <w:bookmarkEnd w:id="124"/>
-      <w:bookmarkEnd w:id="125"/>
-      <w:bookmarkEnd w:id="126"/>
+      <w:bookmarkEnd w:id="105"/>
+      <w:bookmarkEnd w:id="106"/>
+      <w:bookmarkEnd w:id="107"/>
     </w:p>
     <w:sectPr>
       <w:type w:val="nextPage"/>
@@ -6687,8 +6857,9 @@
   </w:abstractNum>
   <w:abstractNum w:abstractNumId="2">
     <w:lvl w:ilvl="0">
-      <w:numFmt w:val="bullet"/>
-      <w:lvlText w:val=""/>
+      <w:start w:val="1"/>
+      <w:numFmt w:val="decimal"/>
+      <w:lvlText w:val="%1."/>
       <w:lvlJc w:val="left"/>
       <w:pPr>
         <w:tabs>
@@ -6696,14 +6867,12 @@
         </w:tabs>
         <w:ind w:left="720" w:hanging="360"/>
       </w:pPr>
-      <w:rPr>
-        <w:rFonts w:ascii="Symbol" w:hAnsi="Symbol" w:cs="Symbol" w:hint="default"/>
-      </w:rPr>
+      <w:rPr/>
     </w:lvl>
     <w:lvl w:ilvl="1">
-      <w:start w:val="0"/>
-      <w:numFmt w:val="bullet"/>
-      <w:lvlText w:val="o"/>
+      <w:start w:val="1"/>
+      <w:numFmt w:val="decimal"/>
+      <w:lvlText w:val="%2."/>
       <w:lvlJc w:val="left"/>
       <w:pPr>
         <w:tabs>
@@ -6711,14 +6880,12 @@
         </w:tabs>
         <w:ind w:left="1440" w:hanging="360"/>
       </w:pPr>
-      <w:rPr>
-        <w:rFonts w:ascii="Courier New" w:hAnsi="Courier New" w:cs="Courier New" w:hint="default"/>
-      </w:rPr>
+      <w:rPr/>
     </w:lvl>
     <w:lvl w:ilvl="2">
-      <w:start w:val="0"/>
-      <w:numFmt w:val="bullet"/>
-      <w:lvlText w:val=""/>
+      <w:start w:val="1"/>
+      <w:numFmt w:val="decimal"/>
+      <w:lvlText w:val="%3."/>
       <w:lvlJc w:val="left"/>
       <w:pPr>
         <w:tabs>
@@ -6726,14 +6893,12 @@
         </w:tabs>
         <w:ind w:left="2160" w:hanging="360"/>
       </w:pPr>
-      <w:rPr>
-        <w:rFonts w:ascii="Wingdings" w:hAnsi="Wingdings" w:cs="Wingdings" w:hint="default"/>
-      </w:rPr>
+      <w:rPr/>
     </w:lvl>
     <w:lvl w:ilvl="3">
-      <w:start w:val="0"/>
-      <w:numFmt w:val="bullet"/>
-      <w:lvlText w:val=""/>
+      <w:start w:val="1"/>
+      <w:numFmt w:val="decimal"/>
+      <w:lvlText w:val="%4."/>
       <w:lvlJc w:val="left"/>
       <w:pPr>
         <w:tabs>
@@ -6741,14 +6906,12 @@
         </w:tabs>
         <w:ind w:left="2880" w:hanging="360"/>
       </w:pPr>
-      <w:rPr>
-        <w:rFonts w:ascii="Symbol" w:hAnsi="Symbol" w:cs="Symbol" w:hint="default"/>
-      </w:rPr>
+      <w:rPr/>
     </w:lvl>
     <w:lvl w:ilvl="4">
-      <w:start w:val="0"/>
-      <w:numFmt w:val="bullet"/>
-      <w:lvlText w:val="o"/>
+      <w:start w:val="1"/>
+      <w:numFmt w:val="decimal"/>
+      <w:lvlText w:val="%5."/>
       <w:lvlJc w:val="left"/>
       <w:pPr>
         <w:tabs>
@@ -6756,14 +6919,12 @@
         </w:tabs>
         <w:ind w:left="3600" w:hanging="360"/>
       </w:pPr>
-      <w:rPr>
-        <w:rFonts w:ascii="Courier New" w:hAnsi="Courier New" w:cs="Courier New" w:hint="default"/>
-      </w:rPr>
+      <w:rPr/>
     </w:lvl>
     <w:lvl w:ilvl="5">
-      <w:start w:val="0"/>
-      <w:numFmt w:val="bullet"/>
-      <w:lvlText w:val=""/>
+      <w:start w:val="1"/>
+      <w:numFmt w:val="decimal"/>
+      <w:lvlText w:val="%6."/>
       <w:lvlJc w:val="left"/>
       <w:pPr>
         <w:tabs>
@@ -6771,14 +6932,12 @@
         </w:tabs>
         <w:ind w:left="4320" w:hanging="360"/>
       </w:pPr>
-      <w:rPr>
-        <w:rFonts w:ascii="Wingdings" w:hAnsi="Wingdings" w:cs="Wingdings" w:hint="default"/>
-      </w:rPr>
+      <w:rPr/>
     </w:lvl>
     <w:lvl w:ilvl="6">
-      <w:start w:val="0"/>
-      <w:numFmt w:val="bullet"/>
-      <w:lvlText w:val=""/>
+      <w:start w:val="1"/>
+      <w:numFmt w:val="decimal"/>
+      <w:lvlText w:val="%7."/>
       <w:lvlJc w:val="left"/>
       <w:pPr>
         <w:tabs>
@@ -6786,14 +6945,12 @@
         </w:tabs>
         <w:ind w:left="5040" w:hanging="360"/>
       </w:pPr>
-      <w:rPr>
-        <w:rFonts w:ascii="Symbol" w:hAnsi="Symbol" w:cs="Symbol" w:hint="default"/>
-      </w:rPr>
+      <w:rPr/>
     </w:lvl>
     <w:lvl w:ilvl="7">
-      <w:start w:val="0"/>
-      <w:numFmt w:val="bullet"/>
-      <w:lvlText w:val="o"/>
+      <w:start w:val="1"/>
+      <w:numFmt w:val="decimal"/>
+      <w:lvlText w:val="%8."/>
       <w:lvlJc w:val="left"/>
       <w:pPr>
         <w:tabs>
@@ -6801,14 +6958,12 @@
         </w:tabs>
         <w:ind w:left="5760" w:hanging="360"/>
       </w:pPr>
-      <w:rPr>
-        <w:rFonts w:ascii="Courier New" w:hAnsi="Courier New" w:cs="Courier New" w:hint="default"/>
-      </w:rPr>
+      <w:rPr/>
     </w:lvl>
     <w:lvl w:ilvl="8">
-      <w:start w:val="0"/>
-      <w:numFmt w:val="bullet"/>
-      <w:lvlText w:val=""/>
+      <w:start w:val="1"/>
+      <w:numFmt w:val="decimal"/>
+      <w:lvlText w:val="%9."/>
       <w:lvlJc w:val="left"/>
       <w:pPr>
         <w:tabs>
@@ -6816,9 +6971,7 @@
         </w:tabs>
         <w:ind w:left="6480" w:hanging="360"/>
       </w:pPr>
-      <w:rPr>
-        <w:rFonts w:ascii="Wingdings" w:hAnsi="Wingdings" w:cs="Wingdings" w:hint="default"/>
-      </w:rPr>
+      <w:rPr/>
     </w:lvl>
   </w:abstractNum>
   <w:abstractNum w:abstractNumId="3">
@@ -7366,6 +7519,1366 @@
     </w:lvl>
   </w:abstractNum>
   <w:abstractNum w:abstractNumId="7">
+    <w:lvl w:ilvl="0">
+      <w:numFmt w:val="bullet"/>
+      <w:lvlText w:val=""/>
+      <w:lvlJc w:val="left"/>
+      <w:pPr>
+        <w:tabs>
+          <w:tab w:val="num" w:pos="0"/>
+        </w:tabs>
+        <w:ind w:left="720" w:hanging="360"/>
+      </w:pPr>
+      <w:rPr>
+        <w:rFonts w:ascii="Symbol" w:hAnsi="Symbol" w:cs="Symbol" w:hint="default"/>
+      </w:rPr>
+    </w:lvl>
+    <w:lvl w:ilvl="1">
+      <w:start w:val="0"/>
+      <w:numFmt w:val="bullet"/>
+      <w:lvlText w:val="o"/>
+      <w:lvlJc w:val="left"/>
+      <w:pPr>
+        <w:tabs>
+          <w:tab w:val="num" w:pos="0"/>
+        </w:tabs>
+        <w:ind w:left="1440" w:hanging="360"/>
+      </w:pPr>
+      <w:rPr>
+        <w:rFonts w:ascii="Courier New" w:hAnsi="Courier New" w:cs="Courier New" w:hint="default"/>
+      </w:rPr>
+    </w:lvl>
+    <w:lvl w:ilvl="2">
+      <w:start w:val="0"/>
+      <w:numFmt w:val="bullet"/>
+      <w:lvlText w:val=""/>
+      <w:lvlJc w:val="left"/>
+      <w:pPr>
+        <w:tabs>
+          <w:tab w:val="num" w:pos="0"/>
+        </w:tabs>
+        <w:ind w:left="2160" w:hanging="360"/>
+      </w:pPr>
+      <w:rPr>
+        <w:rFonts w:ascii="Wingdings" w:hAnsi="Wingdings" w:cs="Wingdings" w:hint="default"/>
+      </w:rPr>
+    </w:lvl>
+    <w:lvl w:ilvl="3">
+      <w:start w:val="0"/>
+      <w:numFmt w:val="bullet"/>
+      <w:lvlText w:val=""/>
+      <w:lvlJc w:val="left"/>
+      <w:pPr>
+        <w:tabs>
+          <w:tab w:val="num" w:pos="0"/>
+        </w:tabs>
+        <w:ind w:left="2880" w:hanging="360"/>
+      </w:pPr>
+      <w:rPr>
+        <w:rFonts w:ascii="Symbol" w:hAnsi="Symbol" w:cs="Symbol" w:hint="default"/>
+      </w:rPr>
+    </w:lvl>
+    <w:lvl w:ilvl="4">
+      <w:start w:val="0"/>
+      <w:numFmt w:val="bullet"/>
+      <w:lvlText w:val="o"/>
+      <w:lvlJc w:val="left"/>
+      <w:pPr>
+        <w:tabs>
+          <w:tab w:val="num" w:pos="0"/>
+        </w:tabs>
+        <w:ind w:left="3600" w:hanging="360"/>
+      </w:pPr>
+      <w:rPr>
+        <w:rFonts w:ascii="Courier New" w:hAnsi="Courier New" w:cs="Courier New" w:hint="default"/>
+      </w:rPr>
+    </w:lvl>
+    <w:lvl w:ilvl="5">
+      <w:start w:val="0"/>
+      <w:numFmt w:val="bullet"/>
+      <w:lvlText w:val=""/>
+      <w:lvlJc w:val="left"/>
+      <w:pPr>
+        <w:tabs>
+          <w:tab w:val="num" w:pos="0"/>
+        </w:tabs>
+        <w:ind w:left="4320" w:hanging="360"/>
+      </w:pPr>
+      <w:rPr>
+        <w:rFonts w:ascii="Wingdings" w:hAnsi="Wingdings" w:cs="Wingdings" w:hint="default"/>
+      </w:rPr>
+    </w:lvl>
+    <w:lvl w:ilvl="6">
+      <w:start w:val="0"/>
+      <w:numFmt w:val="bullet"/>
+      <w:lvlText w:val=""/>
+      <w:lvlJc w:val="left"/>
+      <w:pPr>
+        <w:tabs>
+          <w:tab w:val="num" w:pos="0"/>
+        </w:tabs>
+        <w:ind w:left="5040" w:hanging="360"/>
+      </w:pPr>
+      <w:rPr>
+        <w:rFonts w:ascii="Symbol" w:hAnsi="Symbol" w:cs="Symbol" w:hint="default"/>
+      </w:rPr>
+    </w:lvl>
+    <w:lvl w:ilvl="7">
+      <w:start w:val="0"/>
+      <w:numFmt w:val="bullet"/>
+      <w:lvlText w:val="o"/>
+      <w:lvlJc w:val="left"/>
+      <w:pPr>
+        <w:tabs>
+          <w:tab w:val="num" w:pos="0"/>
+        </w:tabs>
+        <w:ind w:left="5760" w:hanging="360"/>
+      </w:pPr>
+      <w:rPr>
+        <w:rFonts w:ascii="Courier New" w:hAnsi="Courier New" w:cs="Courier New" w:hint="default"/>
+      </w:rPr>
+    </w:lvl>
+    <w:lvl w:ilvl="8">
+      <w:start w:val="0"/>
+      <w:numFmt w:val="bullet"/>
+      <w:lvlText w:val=""/>
+      <w:lvlJc w:val="left"/>
+      <w:pPr>
+        <w:tabs>
+          <w:tab w:val="num" w:pos="0"/>
+        </w:tabs>
+        <w:ind w:left="6480" w:hanging="360"/>
+      </w:pPr>
+      <w:rPr>
+        <w:rFonts w:ascii="Wingdings" w:hAnsi="Wingdings" w:cs="Wingdings" w:hint="default"/>
+      </w:rPr>
+    </w:lvl>
+  </w:abstractNum>
+  <w:abstractNum w:abstractNumId="8">
+    <w:lvl w:ilvl="0">
+      <w:numFmt w:val="bullet"/>
+      <w:lvlText w:val=""/>
+      <w:lvlJc w:val="left"/>
+      <w:pPr>
+        <w:tabs>
+          <w:tab w:val="num" w:pos="0"/>
+        </w:tabs>
+        <w:ind w:left="720" w:hanging="360"/>
+      </w:pPr>
+      <w:rPr>
+        <w:rFonts w:ascii="Symbol" w:hAnsi="Symbol" w:cs="Symbol" w:hint="default"/>
+      </w:rPr>
+    </w:lvl>
+    <w:lvl w:ilvl="1">
+      <w:start w:val="0"/>
+      <w:numFmt w:val="bullet"/>
+      <w:lvlText w:val="o"/>
+      <w:lvlJc w:val="left"/>
+      <w:pPr>
+        <w:tabs>
+          <w:tab w:val="num" w:pos="0"/>
+        </w:tabs>
+        <w:ind w:left="1440" w:hanging="360"/>
+      </w:pPr>
+      <w:rPr>
+        <w:rFonts w:ascii="Courier New" w:hAnsi="Courier New" w:cs="Courier New" w:hint="default"/>
+      </w:rPr>
+    </w:lvl>
+    <w:lvl w:ilvl="2">
+      <w:start w:val="0"/>
+      <w:numFmt w:val="bullet"/>
+      <w:lvlText w:val=""/>
+      <w:lvlJc w:val="left"/>
+      <w:pPr>
+        <w:tabs>
+          <w:tab w:val="num" w:pos="0"/>
+        </w:tabs>
+        <w:ind w:left="2160" w:hanging="360"/>
+      </w:pPr>
+      <w:rPr>
+        <w:rFonts w:ascii="Wingdings" w:hAnsi="Wingdings" w:cs="Wingdings" w:hint="default"/>
+      </w:rPr>
+    </w:lvl>
+    <w:lvl w:ilvl="3">
+      <w:start w:val="0"/>
+      <w:numFmt w:val="bullet"/>
+      <w:lvlText w:val=""/>
+      <w:lvlJc w:val="left"/>
+      <w:pPr>
+        <w:tabs>
+          <w:tab w:val="num" w:pos="0"/>
+        </w:tabs>
+        <w:ind w:left="2880" w:hanging="360"/>
+      </w:pPr>
+      <w:rPr>
+        <w:rFonts w:ascii="Symbol" w:hAnsi="Symbol" w:cs="Symbol" w:hint="default"/>
+      </w:rPr>
+    </w:lvl>
+    <w:lvl w:ilvl="4">
+      <w:start w:val="0"/>
+      <w:numFmt w:val="bullet"/>
+      <w:lvlText w:val="o"/>
+      <w:lvlJc w:val="left"/>
+      <w:pPr>
+        <w:tabs>
+          <w:tab w:val="num" w:pos="0"/>
+        </w:tabs>
+        <w:ind w:left="3600" w:hanging="360"/>
+      </w:pPr>
+      <w:rPr>
+        <w:rFonts w:ascii="Courier New" w:hAnsi="Courier New" w:cs="Courier New" w:hint="default"/>
+      </w:rPr>
+    </w:lvl>
+    <w:lvl w:ilvl="5">
+      <w:start w:val="0"/>
+      <w:numFmt w:val="bullet"/>
+      <w:lvlText w:val=""/>
+      <w:lvlJc w:val="left"/>
+      <w:pPr>
+        <w:tabs>
+          <w:tab w:val="num" w:pos="0"/>
+        </w:tabs>
+        <w:ind w:left="4320" w:hanging="360"/>
+      </w:pPr>
+      <w:rPr>
+        <w:rFonts w:ascii="Wingdings" w:hAnsi="Wingdings" w:cs="Wingdings" w:hint="default"/>
+      </w:rPr>
+    </w:lvl>
+    <w:lvl w:ilvl="6">
+      <w:start w:val="0"/>
+      <w:numFmt w:val="bullet"/>
+      <w:lvlText w:val=""/>
+      <w:lvlJc w:val="left"/>
+      <w:pPr>
+        <w:tabs>
+          <w:tab w:val="num" w:pos="0"/>
+        </w:tabs>
+        <w:ind w:left="5040" w:hanging="360"/>
+      </w:pPr>
+      <w:rPr>
+        <w:rFonts w:ascii="Symbol" w:hAnsi="Symbol" w:cs="Symbol" w:hint="default"/>
+      </w:rPr>
+    </w:lvl>
+    <w:lvl w:ilvl="7">
+      <w:start w:val="0"/>
+      <w:numFmt w:val="bullet"/>
+      <w:lvlText w:val="o"/>
+      <w:lvlJc w:val="left"/>
+      <w:pPr>
+        <w:tabs>
+          <w:tab w:val="num" w:pos="0"/>
+        </w:tabs>
+        <w:ind w:left="5760" w:hanging="360"/>
+      </w:pPr>
+      <w:rPr>
+        <w:rFonts w:ascii="Courier New" w:hAnsi="Courier New" w:cs="Courier New" w:hint="default"/>
+      </w:rPr>
+    </w:lvl>
+    <w:lvl w:ilvl="8">
+      <w:start w:val="0"/>
+      <w:numFmt w:val="bullet"/>
+      <w:lvlText w:val=""/>
+      <w:lvlJc w:val="left"/>
+      <w:pPr>
+        <w:tabs>
+          <w:tab w:val="num" w:pos="0"/>
+        </w:tabs>
+        <w:ind w:left="6480" w:hanging="360"/>
+      </w:pPr>
+      <w:rPr>
+        <w:rFonts w:ascii="Wingdings" w:hAnsi="Wingdings" w:cs="Wingdings" w:hint="default"/>
+      </w:rPr>
+    </w:lvl>
+  </w:abstractNum>
+  <w:abstractNum w:abstractNumId="9">
+    <w:lvl w:ilvl="0">
+      <w:numFmt w:val="bullet"/>
+      <w:lvlText w:val=""/>
+      <w:lvlJc w:val="left"/>
+      <w:pPr>
+        <w:tabs>
+          <w:tab w:val="num" w:pos="0"/>
+        </w:tabs>
+        <w:ind w:left="720" w:hanging="360"/>
+      </w:pPr>
+      <w:rPr>
+        <w:rFonts w:ascii="Symbol" w:hAnsi="Symbol" w:cs="Symbol" w:hint="default"/>
+      </w:rPr>
+    </w:lvl>
+    <w:lvl w:ilvl="1">
+      <w:start w:val="0"/>
+      <w:numFmt w:val="bullet"/>
+      <w:lvlText w:val="o"/>
+      <w:lvlJc w:val="left"/>
+      <w:pPr>
+        <w:tabs>
+          <w:tab w:val="num" w:pos="0"/>
+        </w:tabs>
+        <w:ind w:left="1440" w:hanging="360"/>
+      </w:pPr>
+      <w:rPr>
+        <w:rFonts w:ascii="Courier New" w:hAnsi="Courier New" w:cs="Courier New" w:hint="default"/>
+      </w:rPr>
+    </w:lvl>
+    <w:lvl w:ilvl="2">
+      <w:start w:val="0"/>
+      <w:numFmt w:val="bullet"/>
+      <w:lvlText w:val=""/>
+      <w:lvlJc w:val="left"/>
+      <w:pPr>
+        <w:tabs>
+          <w:tab w:val="num" w:pos="0"/>
+        </w:tabs>
+        <w:ind w:left="2160" w:hanging="360"/>
+      </w:pPr>
+      <w:rPr>
+        <w:rFonts w:ascii="Wingdings" w:hAnsi="Wingdings" w:cs="Wingdings" w:hint="default"/>
+      </w:rPr>
+    </w:lvl>
+    <w:lvl w:ilvl="3">
+      <w:start w:val="0"/>
+      <w:numFmt w:val="bullet"/>
+      <w:lvlText w:val=""/>
+      <w:lvlJc w:val="left"/>
+      <w:pPr>
+        <w:tabs>
+          <w:tab w:val="num" w:pos="0"/>
+        </w:tabs>
+        <w:ind w:left="2880" w:hanging="360"/>
+      </w:pPr>
+      <w:rPr>
+        <w:rFonts w:ascii="Symbol" w:hAnsi="Symbol" w:cs="Symbol" w:hint="default"/>
+      </w:rPr>
+    </w:lvl>
+    <w:lvl w:ilvl="4">
+      <w:start w:val="0"/>
+      <w:numFmt w:val="bullet"/>
+      <w:lvlText w:val="o"/>
+      <w:lvlJc w:val="left"/>
+      <w:pPr>
+        <w:tabs>
+          <w:tab w:val="num" w:pos="0"/>
+        </w:tabs>
+        <w:ind w:left="3600" w:hanging="360"/>
+      </w:pPr>
+      <w:rPr>
+        <w:rFonts w:ascii="Courier New" w:hAnsi="Courier New" w:cs="Courier New" w:hint="default"/>
+      </w:rPr>
+    </w:lvl>
+    <w:lvl w:ilvl="5">
+      <w:start w:val="0"/>
+      <w:numFmt w:val="bullet"/>
+      <w:lvlText w:val=""/>
+      <w:lvlJc w:val="left"/>
+      <w:pPr>
+        <w:tabs>
+          <w:tab w:val="num" w:pos="0"/>
+        </w:tabs>
+        <w:ind w:left="4320" w:hanging="360"/>
+      </w:pPr>
+      <w:rPr>
+        <w:rFonts w:ascii="Wingdings" w:hAnsi="Wingdings" w:cs="Wingdings" w:hint="default"/>
+      </w:rPr>
+    </w:lvl>
+    <w:lvl w:ilvl="6">
+      <w:start w:val="0"/>
+      <w:numFmt w:val="bullet"/>
+      <w:lvlText w:val=""/>
+      <w:lvlJc w:val="left"/>
+      <w:pPr>
+        <w:tabs>
+          <w:tab w:val="num" w:pos="0"/>
+        </w:tabs>
+        <w:ind w:left="5040" w:hanging="360"/>
+      </w:pPr>
+      <w:rPr>
+        <w:rFonts w:ascii="Symbol" w:hAnsi="Symbol" w:cs="Symbol" w:hint="default"/>
+      </w:rPr>
+    </w:lvl>
+    <w:lvl w:ilvl="7">
+      <w:start w:val="0"/>
+      <w:numFmt w:val="bullet"/>
+      <w:lvlText w:val="o"/>
+      <w:lvlJc w:val="left"/>
+      <w:pPr>
+        <w:tabs>
+          <w:tab w:val="num" w:pos="0"/>
+        </w:tabs>
+        <w:ind w:left="5760" w:hanging="360"/>
+      </w:pPr>
+      <w:rPr>
+        <w:rFonts w:ascii="Courier New" w:hAnsi="Courier New" w:cs="Courier New" w:hint="default"/>
+      </w:rPr>
+    </w:lvl>
+    <w:lvl w:ilvl="8">
+      <w:start w:val="0"/>
+      <w:numFmt w:val="bullet"/>
+      <w:lvlText w:val=""/>
+      <w:lvlJc w:val="left"/>
+      <w:pPr>
+        <w:tabs>
+          <w:tab w:val="num" w:pos="0"/>
+        </w:tabs>
+        <w:ind w:left="6480" w:hanging="360"/>
+      </w:pPr>
+      <w:rPr>
+        <w:rFonts w:ascii="Wingdings" w:hAnsi="Wingdings" w:cs="Wingdings" w:hint="default"/>
+      </w:rPr>
+    </w:lvl>
+  </w:abstractNum>
+  <w:abstractNum w:abstractNumId="10">
+    <w:lvl w:ilvl="0">
+      <w:numFmt w:val="bullet"/>
+      <w:lvlText w:val=""/>
+      <w:lvlJc w:val="left"/>
+      <w:pPr>
+        <w:tabs>
+          <w:tab w:val="num" w:pos="0"/>
+        </w:tabs>
+        <w:ind w:left="720" w:hanging="360"/>
+      </w:pPr>
+      <w:rPr>
+        <w:rFonts w:ascii="Symbol" w:hAnsi="Symbol" w:cs="Symbol" w:hint="default"/>
+      </w:rPr>
+    </w:lvl>
+    <w:lvl w:ilvl="1">
+      <w:start w:val="0"/>
+      <w:numFmt w:val="bullet"/>
+      <w:lvlText w:val="o"/>
+      <w:lvlJc w:val="left"/>
+      <w:pPr>
+        <w:tabs>
+          <w:tab w:val="num" w:pos="0"/>
+        </w:tabs>
+        <w:ind w:left="1440" w:hanging="360"/>
+      </w:pPr>
+      <w:rPr>
+        <w:rFonts w:ascii="Courier New" w:hAnsi="Courier New" w:cs="Courier New" w:hint="default"/>
+      </w:rPr>
+    </w:lvl>
+    <w:lvl w:ilvl="2">
+      <w:start w:val="0"/>
+      <w:numFmt w:val="bullet"/>
+      <w:lvlText w:val=""/>
+      <w:lvlJc w:val="left"/>
+      <w:pPr>
+        <w:tabs>
+          <w:tab w:val="num" w:pos="0"/>
+        </w:tabs>
+        <w:ind w:left="2160" w:hanging="360"/>
+      </w:pPr>
+      <w:rPr>
+        <w:rFonts w:ascii="Wingdings" w:hAnsi="Wingdings" w:cs="Wingdings" w:hint="default"/>
+      </w:rPr>
+    </w:lvl>
+    <w:lvl w:ilvl="3">
+      <w:start w:val="0"/>
+      <w:numFmt w:val="bullet"/>
+      <w:lvlText w:val=""/>
+      <w:lvlJc w:val="left"/>
+      <w:pPr>
+        <w:tabs>
+          <w:tab w:val="num" w:pos="0"/>
+        </w:tabs>
+        <w:ind w:left="2880" w:hanging="360"/>
+      </w:pPr>
+      <w:rPr>
+        <w:rFonts w:ascii="Symbol" w:hAnsi="Symbol" w:cs="Symbol" w:hint="default"/>
+      </w:rPr>
+    </w:lvl>
+    <w:lvl w:ilvl="4">
+      <w:start w:val="0"/>
+      <w:numFmt w:val="bullet"/>
+      <w:lvlText w:val="o"/>
+      <w:lvlJc w:val="left"/>
+      <w:pPr>
+        <w:tabs>
+          <w:tab w:val="num" w:pos="0"/>
+        </w:tabs>
+        <w:ind w:left="3600" w:hanging="360"/>
+      </w:pPr>
+      <w:rPr>
+        <w:rFonts w:ascii="Courier New" w:hAnsi="Courier New" w:cs="Courier New" w:hint="default"/>
+      </w:rPr>
+    </w:lvl>
+    <w:lvl w:ilvl="5">
+      <w:start w:val="0"/>
+      <w:numFmt w:val="bullet"/>
+      <w:lvlText w:val=""/>
+      <w:lvlJc w:val="left"/>
+      <w:pPr>
+        <w:tabs>
+          <w:tab w:val="num" w:pos="0"/>
+        </w:tabs>
+        <w:ind w:left="4320" w:hanging="360"/>
+      </w:pPr>
+      <w:rPr>
+        <w:rFonts w:ascii="Wingdings" w:hAnsi="Wingdings" w:cs="Wingdings" w:hint="default"/>
+      </w:rPr>
+    </w:lvl>
+    <w:lvl w:ilvl="6">
+      <w:start w:val="0"/>
+      <w:numFmt w:val="bullet"/>
+      <w:lvlText w:val=""/>
+      <w:lvlJc w:val="left"/>
+      <w:pPr>
+        <w:tabs>
+          <w:tab w:val="num" w:pos="0"/>
+        </w:tabs>
+        <w:ind w:left="5040" w:hanging="360"/>
+      </w:pPr>
+      <w:rPr>
+        <w:rFonts w:ascii="Symbol" w:hAnsi="Symbol" w:cs="Symbol" w:hint="default"/>
+      </w:rPr>
+    </w:lvl>
+    <w:lvl w:ilvl="7">
+      <w:start w:val="0"/>
+      <w:numFmt w:val="bullet"/>
+      <w:lvlText w:val="o"/>
+      <w:lvlJc w:val="left"/>
+      <w:pPr>
+        <w:tabs>
+          <w:tab w:val="num" w:pos="0"/>
+        </w:tabs>
+        <w:ind w:left="5760" w:hanging="360"/>
+      </w:pPr>
+      <w:rPr>
+        <w:rFonts w:ascii="Courier New" w:hAnsi="Courier New" w:cs="Courier New" w:hint="default"/>
+      </w:rPr>
+    </w:lvl>
+    <w:lvl w:ilvl="8">
+      <w:start w:val="0"/>
+      <w:numFmt w:val="bullet"/>
+      <w:lvlText w:val=""/>
+      <w:lvlJc w:val="left"/>
+      <w:pPr>
+        <w:tabs>
+          <w:tab w:val="num" w:pos="0"/>
+        </w:tabs>
+        <w:ind w:left="6480" w:hanging="360"/>
+      </w:pPr>
+      <w:rPr>
+        <w:rFonts w:ascii="Wingdings" w:hAnsi="Wingdings" w:cs="Wingdings" w:hint="default"/>
+      </w:rPr>
+    </w:lvl>
+  </w:abstractNum>
+  <w:abstractNum w:abstractNumId="11">
+    <w:lvl w:ilvl="0">
+      <w:numFmt w:val="bullet"/>
+      <w:lvlText w:val=""/>
+      <w:lvlJc w:val="left"/>
+      <w:pPr>
+        <w:tabs>
+          <w:tab w:val="num" w:pos="0"/>
+        </w:tabs>
+        <w:ind w:left="720" w:hanging="360"/>
+      </w:pPr>
+      <w:rPr>
+        <w:rFonts w:ascii="Symbol" w:hAnsi="Symbol" w:cs="Symbol" w:hint="default"/>
+      </w:rPr>
+    </w:lvl>
+    <w:lvl w:ilvl="1">
+      <w:start w:val="0"/>
+      <w:numFmt w:val="bullet"/>
+      <w:lvlText w:val="o"/>
+      <w:lvlJc w:val="left"/>
+      <w:pPr>
+        <w:tabs>
+          <w:tab w:val="num" w:pos="0"/>
+        </w:tabs>
+        <w:ind w:left="1440" w:hanging="360"/>
+      </w:pPr>
+      <w:rPr>
+        <w:rFonts w:ascii="Courier New" w:hAnsi="Courier New" w:cs="Courier New" w:hint="default"/>
+      </w:rPr>
+    </w:lvl>
+    <w:lvl w:ilvl="2">
+      <w:start w:val="0"/>
+      <w:numFmt w:val="bullet"/>
+      <w:lvlText w:val=""/>
+      <w:lvlJc w:val="left"/>
+      <w:pPr>
+        <w:tabs>
+          <w:tab w:val="num" w:pos="0"/>
+        </w:tabs>
+        <w:ind w:left="2160" w:hanging="360"/>
+      </w:pPr>
+      <w:rPr>
+        <w:rFonts w:ascii="Wingdings" w:hAnsi="Wingdings" w:cs="Wingdings" w:hint="default"/>
+      </w:rPr>
+    </w:lvl>
+    <w:lvl w:ilvl="3">
+      <w:start w:val="0"/>
+      <w:numFmt w:val="bullet"/>
+      <w:lvlText w:val=""/>
+      <w:lvlJc w:val="left"/>
+      <w:pPr>
+        <w:tabs>
+          <w:tab w:val="num" w:pos="0"/>
+        </w:tabs>
+        <w:ind w:left="2880" w:hanging="360"/>
+      </w:pPr>
+      <w:rPr>
+        <w:rFonts w:ascii="Symbol" w:hAnsi="Symbol" w:cs="Symbol" w:hint="default"/>
+      </w:rPr>
+    </w:lvl>
+    <w:lvl w:ilvl="4">
+      <w:start w:val="0"/>
+      <w:numFmt w:val="bullet"/>
+      <w:lvlText w:val="o"/>
+      <w:lvlJc w:val="left"/>
+      <w:pPr>
+        <w:tabs>
+          <w:tab w:val="num" w:pos="0"/>
+        </w:tabs>
+        <w:ind w:left="3600" w:hanging="360"/>
+      </w:pPr>
+      <w:rPr>
+        <w:rFonts w:ascii="Courier New" w:hAnsi="Courier New" w:cs="Courier New" w:hint="default"/>
+      </w:rPr>
+    </w:lvl>
+    <w:lvl w:ilvl="5">
+      <w:start w:val="0"/>
+      <w:numFmt w:val="bullet"/>
+      <w:lvlText w:val=""/>
+      <w:lvlJc w:val="left"/>
+      <w:pPr>
+        <w:tabs>
+          <w:tab w:val="num" w:pos="0"/>
+        </w:tabs>
+        <w:ind w:left="4320" w:hanging="360"/>
+      </w:pPr>
+      <w:rPr>
+        <w:rFonts w:ascii="Wingdings" w:hAnsi="Wingdings" w:cs="Wingdings" w:hint="default"/>
+      </w:rPr>
+    </w:lvl>
+    <w:lvl w:ilvl="6">
+      <w:start w:val="0"/>
+      <w:numFmt w:val="bullet"/>
+      <w:lvlText w:val=""/>
+      <w:lvlJc w:val="left"/>
+      <w:pPr>
+        <w:tabs>
+          <w:tab w:val="num" w:pos="0"/>
+        </w:tabs>
+        <w:ind w:left="5040" w:hanging="360"/>
+      </w:pPr>
+      <w:rPr>
+        <w:rFonts w:ascii="Symbol" w:hAnsi="Symbol" w:cs="Symbol" w:hint="default"/>
+      </w:rPr>
+    </w:lvl>
+    <w:lvl w:ilvl="7">
+      <w:start w:val="0"/>
+      <w:numFmt w:val="bullet"/>
+      <w:lvlText w:val="o"/>
+      <w:lvlJc w:val="left"/>
+      <w:pPr>
+        <w:tabs>
+          <w:tab w:val="num" w:pos="0"/>
+        </w:tabs>
+        <w:ind w:left="5760" w:hanging="360"/>
+      </w:pPr>
+      <w:rPr>
+        <w:rFonts w:ascii="Courier New" w:hAnsi="Courier New" w:cs="Courier New" w:hint="default"/>
+      </w:rPr>
+    </w:lvl>
+    <w:lvl w:ilvl="8">
+      <w:start w:val="0"/>
+      <w:numFmt w:val="bullet"/>
+      <w:lvlText w:val=""/>
+      <w:lvlJc w:val="left"/>
+      <w:pPr>
+        <w:tabs>
+          <w:tab w:val="num" w:pos="0"/>
+        </w:tabs>
+        <w:ind w:left="6480" w:hanging="360"/>
+      </w:pPr>
+      <w:rPr>
+        <w:rFonts w:ascii="Wingdings" w:hAnsi="Wingdings" w:cs="Wingdings" w:hint="default"/>
+      </w:rPr>
+    </w:lvl>
+  </w:abstractNum>
+  <w:abstractNum w:abstractNumId="12">
+    <w:lvl w:ilvl="0">
+      <w:numFmt w:val="bullet"/>
+      <w:lvlText w:val=""/>
+      <w:lvlJc w:val="left"/>
+      <w:pPr>
+        <w:tabs>
+          <w:tab w:val="num" w:pos="0"/>
+        </w:tabs>
+        <w:ind w:left="720" w:hanging="360"/>
+      </w:pPr>
+      <w:rPr>
+        <w:rFonts w:ascii="Symbol" w:hAnsi="Symbol" w:cs="Symbol" w:hint="default"/>
+      </w:rPr>
+    </w:lvl>
+    <w:lvl w:ilvl="1">
+      <w:start w:val="0"/>
+      <w:numFmt w:val="bullet"/>
+      <w:lvlText w:val="o"/>
+      <w:lvlJc w:val="left"/>
+      <w:pPr>
+        <w:tabs>
+          <w:tab w:val="num" w:pos="0"/>
+        </w:tabs>
+        <w:ind w:left="1440" w:hanging="360"/>
+      </w:pPr>
+      <w:rPr>
+        <w:rFonts w:ascii="Courier New" w:hAnsi="Courier New" w:cs="Courier New" w:hint="default"/>
+      </w:rPr>
+    </w:lvl>
+    <w:lvl w:ilvl="2">
+      <w:start w:val="0"/>
+      <w:numFmt w:val="bullet"/>
+      <w:lvlText w:val=""/>
+      <w:lvlJc w:val="left"/>
+      <w:pPr>
+        <w:tabs>
+          <w:tab w:val="num" w:pos="0"/>
+        </w:tabs>
+        <w:ind w:left="2160" w:hanging="360"/>
+      </w:pPr>
+      <w:rPr>
+        <w:rFonts w:ascii="Wingdings" w:hAnsi="Wingdings" w:cs="Wingdings" w:hint="default"/>
+      </w:rPr>
+    </w:lvl>
+    <w:lvl w:ilvl="3">
+      <w:start w:val="0"/>
+      <w:numFmt w:val="bullet"/>
+      <w:lvlText w:val=""/>
+      <w:lvlJc w:val="left"/>
+      <w:pPr>
+        <w:tabs>
+          <w:tab w:val="num" w:pos="0"/>
+        </w:tabs>
+        <w:ind w:left="2880" w:hanging="360"/>
+      </w:pPr>
+      <w:rPr>
+        <w:rFonts w:ascii="Symbol" w:hAnsi="Symbol" w:cs="Symbol" w:hint="default"/>
+      </w:rPr>
+    </w:lvl>
+    <w:lvl w:ilvl="4">
+      <w:start w:val="0"/>
+      <w:numFmt w:val="bullet"/>
+      <w:lvlText w:val="o"/>
+      <w:lvlJc w:val="left"/>
+      <w:pPr>
+        <w:tabs>
+          <w:tab w:val="num" w:pos="0"/>
+        </w:tabs>
+        <w:ind w:left="3600" w:hanging="360"/>
+      </w:pPr>
+      <w:rPr>
+        <w:rFonts w:ascii="Courier New" w:hAnsi="Courier New" w:cs="Courier New" w:hint="default"/>
+      </w:rPr>
+    </w:lvl>
+    <w:lvl w:ilvl="5">
+      <w:start w:val="0"/>
+      <w:numFmt w:val="bullet"/>
+      <w:lvlText w:val=""/>
+      <w:lvlJc w:val="left"/>
+      <w:pPr>
+        <w:tabs>
+          <w:tab w:val="num" w:pos="0"/>
+        </w:tabs>
+        <w:ind w:left="4320" w:hanging="360"/>
+      </w:pPr>
+      <w:rPr>
+        <w:rFonts w:ascii="Wingdings" w:hAnsi="Wingdings" w:cs="Wingdings" w:hint="default"/>
+      </w:rPr>
+    </w:lvl>
+    <w:lvl w:ilvl="6">
+      <w:start w:val="0"/>
+      <w:numFmt w:val="bullet"/>
+      <w:lvlText w:val=""/>
+      <w:lvlJc w:val="left"/>
+      <w:pPr>
+        <w:tabs>
+          <w:tab w:val="num" w:pos="0"/>
+        </w:tabs>
+        <w:ind w:left="5040" w:hanging="360"/>
+      </w:pPr>
+      <w:rPr>
+        <w:rFonts w:ascii="Symbol" w:hAnsi="Symbol" w:cs="Symbol" w:hint="default"/>
+      </w:rPr>
+    </w:lvl>
+    <w:lvl w:ilvl="7">
+      <w:start w:val="0"/>
+      <w:numFmt w:val="bullet"/>
+      <w:lvlText w:val="o"/>
+      <w:lvlJc w:val="left"/>
+      <w:pPr>
+        <w:tabs>
+          <w:tab w:val="num" w:pos="0"/>
+        </w:tabs>
+        <w:ind w:left="5760" w:hanging="360"/>
+      </w:pPr>
+      <w:rPr>
+        <w:rFonts w:ascii="Courier New" w:hAnsi="Courier New" w:cs="Courier New" w:hint="default"/>
+      </w:rPr>
+    </w:lvl>
+    <w:lvl w:ilvl="8">
+      <w:start w:val="0"/>
+      <w:numFmt w:val="bullet"/>
+      <w:lvlText w:val=""/>
+      <w:lvlJc w:val="left"/>
+      <w:pPr>
+        <w:tabs>
+          <w:tab w:val="num" w:pos="0"/>
+        </w:tabs>
+        <w:ind w:left="6480" w:hanging="360"/>
+      </w:pPr>
+      <w:rPr>
+        <w:rFonts w:ascii="Wingdings" w:hAnsi="Wingdings" w:cs="Wingdings" w:hint="default"/>
+      </w:rPr>
+    </w:lvl>
+  </w:abstractNum>
+  <w:abstractNum w:abstractNumId="13">
+    <w:lvl w:ilvl="0">
+      <w:numFmt w:val="bullet"/>
+      <w:lvlText w:val=""/>
+      <w:lvlJc w:val="left"/>
+      <w:pPr>
+        <w:tabs>
+          <w:tab w:val="num" w:pos="0"/>
+        </w:tabs>
+        <w:ind w:left="720" w:hanging="360"/>
+      </w:pPr>
+      <w:rPr>
+        <w:rFonts w:ascii="Symbol" w:hAnsi="Symbol" w:cs="Symbol" w:hint="default"/>
+      </w:rPr>
+    </w:lvl>
+    <w:lvl w:ilvl="1">
+      <w:start w:val="0"/>
+      <w:numFmt w:val="bullet"/>
+      <w:lvlText w:val="o"/>
+      <w:lvlJc w:val="left"/>
+      <w:pPr>
+        <w:tabs>
+          <w:tab w:val="num" w:pos="0"/>
+        </w:tabs>
+        <w:ind w:left="1440" w:hanging="360"/>
+      </w:pPr>
+      <w:rPr>
+        <w:rFonts w:ascii="Courier New" w:hAnsi="Courier New" w:cs="Courier New" w:hint="default"/>
+      </w:rPr>
+    </w:lvl>
+    <w:lvl w:ilvl="2">
+      <w:start w:val="0"/>
+      <w:numFmt w:val="bullet"/>
+      <w:lvlText w:val=""/>
+      <w:lvlJc w:val="left"/>
+      <w:pPr>
+        <w:tabs>
+          <w:tab w:val="num" w:pos="0"/>
+        </w:tabs>
+        <w:ind w:left="2160" w:hanging="360"/>
+      </w:pPr>
+      <w:rPr>
+        <w:rFonts w:ascii="Wingdings" w:hAnsi="Wingdings" w:cs="Wingdings" w:hint="default"/>
+      </w:rPr>
+    </w:lvl>
+    <w:lvl w:ilvl="3">
+      <w:start w:val="0"/>
+      <w:numFmt w:val="bullet"/>
+      <w:lvlText w:val=""/>
+      <w:lvlJc w:val="left"/>
+      <w:pPr>
+        <w:tabs>
+          <w:tab w:val="num" w:pos="0"/>
+        </w:tabs>
+        <w:ind w:left="2880" w:hanging="360"/>
+      </w:pPr>
+      <w:rPr>
+        <w:rFonts w:ascii="Symbol" w:hAnsi="Symbol" w:cs="Symbol" w:hint="default"/>
+      </w:rPr>
+    </w:lvl>
+    <w:lvl w:ilvl="4">
+      <w:start w:val="0"/>
+      <w:numFmt w:val="bullet"/>
+      <w:lvlText w:val="o"/>
+      <w:lvlJc w:val="left"/>
+      <w:pPr>
+        <w:tabs>
+          <w:tab w:val="num" w:pos="0"/>
+        </w:tabs>
+        <w:ind w:left="3600" w:hanging="360"/>
+      </w:pPr>
+      <w:rPr>
+        <w:rFonts w:ascii="Courier New" w:hAnsi="Courier New" w:cs="Courier New" w:hint="default"/>
+      </w:rPr>
+    </w:lvl>
+    <w:lvl w:ilvl="5">
+      <w:start w:val="0"/>
+      <w:numFmt w:val="bullet"/>
+      <w:lvlText w:val=""/>
+      <w:lvlJc w:val="left"/>
+      <w:pPr>
+        <w:tabs>
+          <w:tab w:val="num" w:pos="0"/>
+        </w:tabs>
+        <w:ind w:left="4320" w:hanging="360"/>
+      </w:pPr>
+      <w:rPr>
+        <w:rFonts w:ascii="Wingdings" w:hAnsi="Wingdings" w:cs="Wingdings" w:hint="default"/>
+      </w:rPr>
+    </w:lvl>
+    <w:lvl w:ilvl="6">
+      <w:start w:val="0"/>
+      <w:numFmt w:val="bullet"/>
+      <w:lvlText w:val=""/>
+      <w:lvlJc w:val="left"/>
+      <w:pPr>
+        <w:tabs>
+          <w:tab w:val="num" w:pos="0"/>
+        </w:tabs>
+        <w:ind w:left="5040" w:hanging="360"/>
+      </w:pPr>
+      <w:rPr>
+        <w:rFonts w:ascii="Symbol" w:hAnsi="Symbol" w:cs="Symbol" w:hint="default"/>
+      </w:rPr>
+    </w:lvl>
+    <w:lvl w:ilvl="7">
+      <w:start w:val="0"/>
+      <w:numFmt w:val="bullet"/>
+      <w:lvlText w:val="o"/>
+      <w:lvlJc w:val="left"/>
+      <w:pPr>
+        <w:tabs>
+          <w:tab w:val="num" w:pos="0"/>
+        </w:tabs>
+        <w:ind w:left="5760" w:hanging="360"/>
+      </w:pPr>
+      <w:rPr>
+        <w:rFonts w:ascii="Courier New" w:hAnsi="Courier New" w:cs="Courier New" w:hint="default"/>
+      </w:rPr>
+    </w:lvl>
+    <w:lvl w:ilvl="8">
+      <w:start w:val="0"/>
+      <w:numFmt w:val="bullet"/>
+      <w:lvlText w:val=""/>
+      <w:lvlJc w:val="left"/>
+      <w:pPr>
+        <w:tabs>
+          <w:tab w:val="num" w:pos="0"/>
+        </w:tabs>
+        <w:ind w:left="6480" w:hanging="360"/>
+      </w:pPr>
+      <w:rPr>
+        <w:rFonts w:ascii="Wingdings" w:hAnsi="Wingdings" w:cs="Wingdings" w:hint="default"/>
+      </w:rPr>
+    </w:lvl>
+  </w:abstractNum>
+  <w:abstractNum w:abstractNumId="14">
+    <w:lvl w:ilvl="0">
+      <w:numFmt w:val="bullet"/>
+      <w:lvlText w:val=""/>
+      <w:lvlJc w:val="left"/>
+      <w:pPr>
+        <w:tabs>
+          <w:tab w:val="num" w:pos="0"/>
+        </w:tabs>
+        <w:ind w:left="720" w:hanging="360"/>
+      </w:pPr>
+      <w:rPr>
+        <w:rFonts w:ascii="Symbol" w:hAnsi="Symbol" w:cs="Symbol" w:hint="default"/>
+      </w:rPr>
+    </w:lvl>
+    <w:lvl w:ilvl="1">
+      <w:start w:val="0"/>
+      <w:numFmt w:val="bullet"/>
+      <w:lvlText w:val="o"/>
+      <w:lvlJc w:val="left"/>
+      <w:pPr>
+        <w:tabs>
+          <w:tab w:val="num" w:pos="0"/>
+        </w:tabs>
+        <w:ind w:left="1440" w:hanging="360"/>
+      </w:pPr>
+      <w:rPr>
+        <w:rFonts w:ascii="Courier New" w:hAnsi="Courier New" w:cs="Courier New" w:hint="default"/>
+      </w:rPr>
+    </w:lvl>
+    <w:lvl w:ilvl="2">
+      <w:start w:val="0"/>
+      <w:numFmt w:val="bullet"/>
+      <w:lvlText w:val=""/>
+      <w:lvlJc w:val="left"/>
+      <w:pPr>
+        <w:tabs>
+          <w:tab w:val="num" w:pos="0"/>
+        </w:tabs>
+        <w:ind w:left="2160" w:hanging="360"/>
+      </w:pPr>
+      <w:rPr>
+        <w:rFonts w:ascii="Wingdings" w:hAnsi="Wingdings" w:cs="Wingdings" w:hint="default"/>
+      </w:rPr>
+    </w:lvl>
+    <w:lvl w:ilvl="3">
+      <w:start w:val="0"/>
+      <w:numFmt w:val="bullet"/>
+      <w:lvlText w:val=""/>
+      <w:lvlJc w:val="left"/>
+      <w:pPr>
+        <w:tabs>
+          <w:tab w:val="num" w:pos="0"/>
+        </w:tabs>
+        <w:ind w:left="2880" w:hanging="360"/>
+      </w:pPr>
+      <w:rPr>
+        <w:rFonts w:ascii="Symbol" w:hAnsi="Symbol" w:cs="Symbol" w:hint="default"/>
+      </w:rPr>
+    </w:lvl>
+    <w:lvl w:ilvl="4">
+      <w:start w:val="0"/>
+      <w:numFmt w:val="bullet"/>
+      <w:lvlText w:val="o"/>
+      <w:lvlJc w:val="left"/>
+      <w:pPr>
+        <w:tabs>
+          <w:tab w:val="num" w:pos="0"/>
+        </w:tabs>
+        <w:ind w:left="3600" w:hanging="360"/>
+      </w:pPr>
+      <w:rPr>
+        <w:rFonts w:ascii="Courier New" w:hAnsi="Courier New" w:cs="Courier New" w:hint="default"/>
+      </w:rPr>
+    </w:lvl>
+    <w:lvl w:ilvl="5">
+      <w:start w:val="0"/>
+      <w:numFmt w:val="bullet"/>
+      <w:lvlText w:val=""/>
+      <w:lvlJc w:val="left"/>
+      <w:pPr>
+        <w:tabs>
+          <w:tab w:val="num" w:pos="0"/>
+        </w:tabs>
+        <w:ind w:left="4320" w:hanging="360"/>
+      </w:pPr>
+      <w:rPr>
+        <w:rFonts w:ascii="Wingdings" w:hAnsi="Wingdings" w:cs="Wingdings" w:hint="default"/>
+      </w:rPr>
+    </w:lvl>
+    <w:lvl w:ilvl="6">
+      <w:start w:val="0"/>
+      <w:numFmt w:val="bullet"/>
+      <w:lvlText w:val=""/>
+      <w:lvlJc w:val="left"/>
+      <w:pPr>
+        <w:tabs>
+          <w:tab w:val="num" w:pos="0"/>
+        </w:tabs>
+        <w:ind w:left="5040" w:hanging="360"/>
+      </w:pPr>
+      <w:rPr>
+        <w:rFonts w:ascii="Symbol" w:hAnsi="Symbol" w:cs="Symbol" w:hint="default"/>
+      </w:rPr>
+    </w:lvl>
+    <w:lvl w:ilvl="7">
+      <w:start w:val="0"/>
+      <w:numFmt w:val="bullet"/>
+      <w:lvlText w:val="o"/>
+      <w:lvlJc w:val="left"/>
+      <w:pPr>
+        <w:tabs>
+          <w:tab w:val="num" w:pos="0"/>
+        </w:tabs>
+        <w:ind w:left="5760" w:hanging="360"/>
+      </w:pPr>
+      <w:rPr>
+        <w:rFonts w:ascii="Courier New" w:hAnsi="Courier New" w:cs="Courier New" w:hint="default"/>
+      </w:rPr>
+    </w:lvl>
+    <w:lvl w:ilvl="8">
+      <w:start w:val="0"/>
+      <w:numFmt w:val="bullet"/>
+      <w:lvlText w:val=""/>
+      <w:lvlJc w:val="left"/>
+      <w:pPr>
+        <w:tabs>
+          <w:tab w:val="num" w:pos="0"/>
+        </w:tabs>
+        <w:ind w:left="6480" w:hanging="360"/>
+      </w:pPr>
+      <w:rPr>
+        <w:rFonts w:ascii="Wingdings" w:hAnsi="Wingdings" w:cs="Wingdings" w:hint="default"/>
+      </w:rPr>
+    </w:lvl>
+  </w:abstractNum>
+  <w:abstractNum w:abstractNumId="15">
+    <w:lvl w:ilvl="0">
+      <w:numFmt w:val="bullet"/>
+      <w:lvlText w:val=""/>
+      <w:lvlJc w:val="left"/>
+      <w:pPr>
+        <w:tabs>
+          <w:tab w:val="num" w:pos="0"/>
+        </w:tabs>
+        <w:ind w:left="720" w:hanging="360"/>
+      </w:pPr>
+      <w:rPr>
+        <w:rFonts w:ascii="Symbol" w:hAnsi="Symbol" w:cs="Symbol" w:hint="default"/>
+      </w:rPr>
+    </w:lvl>
+    <w:lvl w:ilvl="1">
+      <w:start w:val="0"/>
+      <w:numFmt w:val="bullet"/>
+      <w:lvlText w:val="o"/>
+      <w:lvlJc w:val="left"/>
+      <w:pPr>
+        <w:tabs>
+          <w:tab w:val="num" w:pos="0"/>
+        </w:tabs>
+        <w:ind w:left="1440" w:hanging="360"/>
+      </w:pPr>
+      <w:rPr>
+        <w:rFonts w:ascii="Courier New" w:hAnsi="Courier New" w:cs="Courier New" w:hint="default"/>
+      </w:rPr>
+    </w:lvl>
+    <w:lvl w:ilvl="2">
+      <w:start w:val="0"/>
+      <w:numFmt w:val="bullet"/>
+      <w:lvlText w:val=""/>
+      <w:lvlJc w:val="left"/>
+      <w:pPr>
+        <w:tabs>
+          <w:tab w:val="num" w:pos="0"/>
+        </w:tabs>
+        <w:ind w:left="2160" w:hanging="360"/>
+      </w:pPr>
+      <w:rPr>
+        <w:rFonts w:ascii="Wingdings" w:hAnsi="Wingdings" w:cs="Wingdings" w:hint="default"/>
+      </w:rPr>
+    </w:lvl>
+    <w:lvl w:ilvl="3">
+      <w:start w:val="0"/>
+      <w:numFmt w:val="bullet"/>
+      <w:lvlText w:val=""/>
+      <w:lvlJc w:val="left"/>
+      <w:pPr>
+        <w:tabs>
+          <w:tab w:val="num" w:pos="0"/>
+        </w:tabs>
+        <w:ind w:left="2880" w:hanging="360"/>
+      </w:pPr>
+      <w:rPr>
+        <w:rFonts w:ascii="Symbol" w:hAnsi="Symbol" w:cs="Symbol" w:hint="default"/>
+      </w:rPr>
+    </w:lvl>
+    <w:lvl w:ilvl="4">
+      <w:start w:val="0"/>
+      <w:numFmt w:val="bullet"/>
+      <w:lvlText w:val="o"/>
+      <w:lvlJc w:val="left"/>
+      <w:pPr>
+        <w:tabs>
+          <w:tab w:val="num" w:pos="0"/>
+        </w:tabs>
+        <w:ind w:left="3600" w:hanging="360"/>
+      </w:pPr>
+      <w:rPr>
+        <w:rFonts w:ascii="Courier New" w:hAnsi="Courier New" w:cs="Courier New" w:hint="default"/>
+      </w:rPr>
+    </w:lvl>
+    <w:lvl w:ilvl="5">
+      <w:start w:val="0"/>
+      <w:numFmt w:val="bullet"/>
+      <w:lvlText w:val=""/>
+      <w:lvlJc w:val="left"/>
+      <w:pPr>
+        <w:tabs>
+          <w:tab w:val="num" w:pos="0"/>
+        </w:tabs>
+        <w:ind w:left="4320" w:hanging="360"/>
+      </w:pPr>
+      <w:rPr>
+        <w:rFonts w:ascii="Wingdings" w:hAnsi="Wingdings" w:cs="Wingdings" w:hint="default"/>
+      </w:rPr>
+    </w:lvl>
+    <w:lvl w:ilvl="6">
+      <w:start w:val="0"/>
+      <w:numFmt w:val="bullet"/>
+      <w:lvlText w:val=""/>
+      <w:lvlJc w:val="left"/>
+      <w:pPr>
+        <w:tabs>
+          <w:tab w:val="num" w:pos="0"/>
+        </w:tabs>
+        <w:ind w:left="5040" w:hanging="360"/>
+      </w:pPr>
+      <w:rPr>
+        <w:rFonts w:ascii="Symbol" w:hAnsi="Symbol" w:cs="Symbol" w:hint="default"/>
+      </w:rPr>
+    </w:lvl>
+    <w:lvl w:ilvl="7">
+      <w:start w:val="0"/>
+      <w:numFmt w:val="bullet"/>
+      <w:lvlText w:val="o"/>
+      <w:lvlJc w:val="left"/>
+      <w:pPr>
+        <w:tabs>
+          <w:tab w:val="num" w:pos="0"/>
+        </w:tabs>
+        <w:ind w:left="5760" w:hanging="360"/>
+      </w:pPr>
+      <w:rPr>
+        <w:rFonts w:ascii="Courier New" w:hAnsi="Courier New" w:cs="Courier New" w:hint="default"/>
+      </w:rPr>
+    </w:lvl>
+    <w:lvl w:ilvl="8">
+      <w:start w:val="0"/>
+      <w:numFmt w:val="bullet"/>
+      <w:lvlText w:val=""/>
+      <w:lvlJc w:val="left"/>
+      <w:pPr>
+        <w:tabs>
+          <w:tab w:val="num" w:pos="0"/>
+        </w:tabs>
+        <w:ind w:left="6480" w:hanging="360"/>
+      </w:pPr>
+      <w:rPr>
+        <w:rFonts w:ascii="Wingdings" w:hAnsi="Wingdings" w:cs="Wingdings" w:hint="default"/>
+      </w:rPr>
+    </w:lvl>
+  </w:abstractNum>
+  <w:abstractNum w:abstractNumId="16">
+    <w:lvl w:ilvl="0">
+      <w:numFmt w:val="bullet"/>
+      <w:lvlText w:val=""/>
+      <w:lvlJc w:val="left"/>
+      <w:pPr>
+        <w:tabs>
+          <w:tab w:val="num" w:pos="0"/>
+        </w:tabs>
+        <w:ind w:left="720" w:hanging="360"/>
+      </w:pPr>
+      <w:rPr>
+        <w:rFonts w:ascii="Symbol" w:hAnsi="Symbol" w:cs="Symbol" w:hint="default"/>
+      </w:rPr>
+    </w:lvl>
+    <w:lvl w:ilvl="1">
+      <w:start w:val="0"/>
+      <w:numFmt w:val="bullet"/>
+      <w:lvlText w:val="o"/>
+      <w:lvlJc w:val="left"/>
+      <w:pPr>
+        <w:tabs>
+          <w:tab w:val="num" w:pos="0"/>
+        </w:tabs>
+        <w:ind w:left="1440" w:hanging="360"/>
+      </w:pPr>
+      <w:rPr>
+        <w:rFonts w:ascii="Courier New" w:hAnsi="Courier New" w:cs="Courier New" w:hint="default"/>
+      </w:rPr>
+    </w:lvl>
+    <w:lvl w:ilvl="2">
+      <w:start w:val="0"/>
+      <w:numFmt w:val="bullet"/>
+      <w:lvlText w:val=""/>
+      <w:lvlJc w:val="left"/>
+      <w:pPr>
+        <w:tabs>
+          <w:tab w:val="num" w:pos="0"/>
+        </w:tabs>
+        <w:ind w:left="2160" w:hanging="360"/>
+      </w:pPr>
+      <w:rPr>
+        <w:rFonts w:ascii="Wingdings" w:hAnsi="Wingdings" w:cs="Wingdings" w:hint="default"/>
+      </w:rPr>
+    </w:lvl>
+    <w:lvl w:ilvl="3">
+      <w:start w:val="0"/>
+      <w:numFmt w:val="bullet"/>
+      <w:lvlText w:val=""/>
+      <w:lvlJc w:val="left"/>
+      <w:pPr>
+        <w:tabs>
+          <w:tab w:val="num" w:pos="0"/>
+        </w:tabs>
+        <w:ind w:left="2880" w:hanging="360"/>
+      </w:pPr>
+      <w:rPr>
+        <w:rFonts w:ascii="Symbol" w:hAnsi="Symbol" w:cs="Symbol" w:hint="default"/>
+      </w:rPr>
+    </w:lvl>
+    <w:lvl w:ilvl="4">
+      <w:start w:val="0"/>
+      <w:numFmt w:val="bullet"/>
+      <w:lvlText w:val="o"/>
+      <w:lvlJc w:val="left"/>
+      <w:pPr>
+        <w:tabs>
+          <w:tab w:val="num" w:pos="0"/>
+        </w:tabs>
+        <w:ind w:left="3600" w:hanging="360"/>
+      </w:pPr>
+      <w:rPr>
+        <w:rFonts w:ascii="Courier New" w:hAnsi="Courier New" w:cs="Courier New" w:hint="default"/>
+      </w:rPr>
+    </w:lvl>
+    <w:lvl w:ilvl="5">
+      <w:start w:val="0"/>
+      <w:numFmt w:val="bullet"/>
+      <w:lvlText w:val=""/>
+      <w:lvlJc w:val="left"/>
+      <w:pPr>
+        <w:tabs>
+          <w:tab w:val="num" w:pos="0"/>
+        </w:tabs>
+        <w:ind w:left="4320" w:hanging="360"/>
+      </w:pPr>
+      <w:rPr>
+        <w:rFonts w:ascii="Wingdings" w:hAnsi="Wingdings" w:cs="Wingdings" w:hint="default"/>
+      </w:rPr>
+    </w:lvl>
+    <w:lvl w:ilvl="6">
+      <w:start w:val="0"/>
+      <w:numFmt w:val="bullet"/>
+      <w:lvlText w:val=""/>
+      <w:lvlJc w:val="left"/>
+      <w:pPr>
+        <w:tabs>
+          <w:tab w:val="num" w:pos="0"/>
+        </w:tabs>
+        <w:ind w:left="5040" w:hanging="360"/>
+      </w:pPr>
+      <w:rPr>
+        <w:rFonts w:ascii="Symbol" w:hAnsi="Symbol" w:cs="Symbol" w:hint="default"/>
+      </w:rPr>
+    </w:lvl>
+    <w:lvl w:ilvl="7">
+      <w:start w:val="0"/>
+      <w:numFmt w:val="bullet"/>
+      <w:lvlText w:val="o"/>
+      <w:lvlJc w:val="left"/>
+      <w:pPr>
+        <w:tabs>
+          <w:tab w:val="num" w:pos="0"/>
+        </w:tabs>
+        <w:ind w:left="5760" w:hanging="360"/>
+      </w:pPr>
+      <w:rPr>
+        <w:rFonts w:ascii="Courier New" w:hAnsi="Courier New" w:cs="Courier New" w:hint="default"/>
+      </w:rPr>
+    </w:lvl>
+    <w:lvl w:ilvl="8">
+      <w:start w:val="0"/>
+      <w:numFmt w:val="bullet"/>
+      <w:lvlText w:val=""/>
+      <w:lvlJc w:val="left"/>
+      <w:pPr>
+        <w:tabs>
+          <w:tab w:val="num" w:pos="0"/>
+        </w:tabs>
+        <w:ind w:left="6480" w:hanging="360"/>
+      </w:pPr>
+      <w:rPr>
+        <w:rFonts w:ascii="Wingdings" w:hAnsi="Wingdings" w:cs="Wingdings" w:hint="default"/>
+      </w:rPr>
+    </w:lvl>
+  </w:abstractNum>
+  <w:abstractNum w:abstractNumId="17">
     <w:lvl w:ilvl="0">
       <w:start w:val="1"/>
       <w:numFmt w:val="decimal"/>
@@ -7484,7 +8997,7 @@
       <w:rPr/>
     </w:lvl>
   </w:abstractNum>
-  <w:abstractNum w:abstractNumId="8">
+  <w:abstractNum w:abstractNumId="18">
     <w:lvl w:ilvl="0">
       <w:start w:val="1"/>
       <w:numFmt w:val="none"/>
@@ -7628,49 +9141,37 @@
     <w:abstractNumId w:val="8"/>
   </w:num>
   <w:num w:numId="9">
-    <w:abstractNumId w:val="1"/>
+    <w:abstractNumId w:val="9"/>
   </w:num>
   <w:num w:numId="10">
-    <w:abstractNumId w:val="1"/>
+    <w:abstractNumId w:val="10"/>
   </w:num>
   <w:num w:numId="11">
-    <w:abstractNumId w:val="1"/>
+    <w:abstractNumId w:val="11"/>
   </w:num>
   <w:num w:numId="12">
-    <w:abstractNumId w:val="1"/>
+    <w:abstractNumId w:val="12"/>
   </w:num>
   <w:num w:numId="13">
-    <w:abstractNumId w:val="1"/>
+    <w:abstractNumId w:val="13"/>
   </w:num>
   <w:num w:numId="14">
-    <w:abstractNumId w:val="1"/>
+    <w:abstractNumId w:val="14"/>
   </w:num>
   <w:num w:numId="15">
-    <w:abstractNumId w:val="1"/>
+    <w:abstractNumId w:val="15"/>
   </w:num>
   <w:num w:numId="16">
-    <w:abstractNumId w:val="1"/>
+    <w:abstractNumId w:val="16"/>
   </w:num>
   <w:num w:numId="17">
-    <w:abstractNumId w:val="1"/>
+    <w:abstractNumId w:val="17"/>
   </w:num>
   <w:num w:numId="18">
-    <w:abstractNumId w:val="1"/>
+    <w:abstractNumId w:val="18"/>
   </w:num>
   <w:num w:numId="19">
-    <w:abstractNumId w:val="1"/>
-  </w:num>
-  <w:num w:numId="20">
-    <w:abstractNumId w:val="1"/>
-  </w:num>
-  <w:num w:numId="21">
-    <w:abstractNumId w:val="1"/>
-  </w:num>
-  <w:num w:numId="22">
-    <w:abstractNumId w:val="1"/>
-  </w:num>
-  <w:num w:numId="23">
-    <w:abstractNumId w:val="7"/>
+    <w:abstractNumId w:val="17"/>
     <w:lvlOverride w:ilvl="0">
       <w:startOverride w:val="1"/>
     </w:lvlOverride>
@@ -7683,7 +9184,7 @@
   <w:docDefaults>
     <w:rPrDefault>
       <w:rPr>
-        <w:rFonts w:ascii="Aptos" w:hAnsi="Aptos" w:eastAsia="Aptos" w:cs="Arial" w:asciiTheme="minorHAnsi" w:cstheme="minorBidi" w:eastAsiaTheme="minorHAnsi" w:hAnsiTheme="minorHAnsi"/>
+        <w:rFonts w:ascii="Aptos" w:hAnsi="Aptos" w:eastAsia="Aptos" w:cs="" w:asciiTheme="minorHAnsi" w:cstheme="minorBidi" w:eastAsiaTheme="minorHAnsi" w:hAnsiTheme="minorHAnsi"/>
         <w:sz w:val="24"/>
         <w:szCs w:val="24"/>
         <w:lang w:val="en-US" w:eastAsia="en-US" w:bidi="ar-SA"/>
@@ -7945,12 +9446,13 @@
     <w:rsid w:val="009103ad"/>
     <w:pPr>
       <w:widowControl/>
+      <w:suppressAutoHyphens w:val="true"/>
       <w:bidi w:val="0"/>
       <w:spacing w:before="0" w:after="200"/>
       <w:jc w:val="left"/>
     </w:pPr>
     <w:rPr>
-      <w:rFonts w:ascii="Calibri" w:hAnsi="Calibri" w:eastAsia="Aptos" w:cs="Arial" w:cstheme="minorBidi" w:eastAsiaTheme="minorHAnsi"/>
+      <w:rFonts w:ascii="Calibri" w:hAnsi="Calibri" w:eastAsia="Aptos" w:cs="" w:cstheme="minorBidi" w:eastAsiaTheme="minorHAnsi"/>
       <w:color w:val="auto"/>
       <w:kern w:val="0"/>
       <w:sz w:val="28"/>
@@ -7959,7 +9461,7 @@
     </w:rPr>
   </w:style>
   <w:style w:type="paragraph" w:styleId="Heading1">
-    <w:name w:val="Heading 1"/>
+    <w:name w:val="heading 1"/>
     <w:basedOn w:val="Normal"/>
     <w:next w:val="BodyText"/>
     <w:link w:val="Heading1Char"/>
@@ -7973,7 +9475,7 @@
       <w:outlineLvl w:val="0"/>
     </w:pPr>
     <w:rPr>
-      <w:rFonts w:eastAsia="" w:cs="Times New Roman" w:cstheme="majorBidi" w:eastAsiaTheme="majorEastAsia"/>
+      <w:rFonts w:eastAsia="" w:cs="" w:cstheme="majorBidi" w:eastAsiaTheme="majorEastAsia"/>
       <w:b/>
       <w:color w:themeColor="text1" w:val="000000"/>
       <w:sz w:val="40"/>
@@ -7981,7 +9483,7 @@
     </w:rPr>
   </w:style>
   <w:style w:type="paragraph" w:styleId="Heading2">
-    <w:name w:val="Heading 2"/>
+    <w:name w:val="heading 2"/>
     <w:basedOn w:val="Normal"/>
     <w:next w:val="BodyText"/>
     <w:link w:val="Heading2Char"/>
@@ -7996,7 +9498,7 @@
       <w:outlineLvl w:val="1"/>
     </w:pPr>
     <w:rPr>
-      <w:rFonts w:eastAsia="" w:cs="Times New Roman" w:cstheme="majorBidi" w:eastAsiaTheme="majorEastAsia"/>
+      <w:rFonts w:eastAsia="" w:cs="" w:cstheme="majorBidi" w:eastAsiaTheme="majorEastAsia"/>
       <w:b/>
       <w:color w:themeColor="text1" w:val="000000"/>
       <w:sz w:val="36"/>
@@ -8004,7 +9506,7 @@
     </w:rPr>
   </w:style>
   <w:style w:type="paragraph" w:styleId="Heading3">
-    <w:name w:val="Heading 3"/>
+    <w:name w:val="heading 3"/>
     <w:basedOn w:val="Normal"/>
     <w:next w:val="BodyText"/>
     <w:link w:val="Heading3Char"/>
@@ -8020,7 +9522,7 @@
       <w:outlineLvl w:val="2"/>
     </w:pPr>
     <w:rPr>
-      <w:rFonts w:eastAsia="" w:cs="Times New Roman" w:cstheme="majorBidi" w:eastAsiaTheme="majorEastAsia"/>
+      <w:rFonts w:eastAsia="" w:cs="" w:cstheme="majorBidi" w:eastAsiaTheme="majorEastAsia"/>
       <w:b/>
       <w:color w:val="000000"/>
       <w:sz w:val="36"/>
@@ -8028,7 +9530,7 @@
     </w:rPr>
   </w:style>
   <w:style w:type="paragraph" w:styleId="Heading4">
-    <w:name w:val="Heading 4"/>
+    <w:name w:val="heading 4"/>
     <w:basedOn w:val="Normal"/>
     <w:next w:val="BodyText"/>
     <w:link w:val="Heading4Char"/>
@@ -8044,14 +9546,14 @@
       <w:outlineLvl w:val="3"/>
     </w:pPr>
     <w:rPr>
-      <w:rFonts w:eastAsia="" w:cs="Times New Roman" w:cstheme="majorBidi" w:eastAsiaTheme="majorEastAsia"/>
+      <w:rFonts w:eastAsia="" w:cs="" w:cstheme="majorBidi" w:eastAsiaTheme="majorEastAsia"/>
       <w:i/>
       <w:iCs/>
       <w:color w:themeColor="accent1" w:themeShade="bf" w:val="0F4761"/>
     </w:rPr>
   </w:style>
   <w:style w:type="paragraph" w:styleId="Heading5">
-    <w:name w:val="Heading 5"/>
+    <w:name w:val="heading 5"/>
     <w:basedOn w:val="Normal"/>
     <w:next w:val="BodyText"/>
     <w:link w:val="Heading5Char"/>
@@ -8067,12 +9569,12 @@
       <w:outlineLvl w:val="4"/>
     </w:pPr>
     <w:rPr>
-      <w:rFonts w:eastAsia="" w:cs="Times New Roman" w:cstheme="majorBidi" w:eastAsiaTheme="majorEastAsia"/>
+      <w:rFonts w:eastAsia="" w:cs="" w:cstheme="majorBidi" w:eastAsiaTheme="majorEastAsia"/>
       <w:color w:themeColor="accent1" w:themeShade="bf" w:val="0F4761"/>
     </w:rPr>
   </w:style>
   <w:style w:type="paragraph" w:styleId="Heading6">
-    <w:name w:val="Heading 6"/>
+    <w:name w:val="heading 6"/>
     <w:basedOn w:val="Normal"/>
     <w:next w:val="BodyText"/>
     <w:link w:val="Heading6Char"/>
@@ -8088,14 +9590,14 @@
       <w:outlineLvl w:val="5"/>
     </w:pPr>
     <w:rPr>
-      <w:rFonts w:eastAsia="" w:cs="Times New Roman" w:cstheme="majorBidi" w:eastAsiaTheme="majorEastAsia"/>
+      <w:rFonts w:eastAsia="" w:cs="" w:cstheme="majorBidi" w:eastAsiaTheme="majorEastAsia"/>
       <w:i/>
       <w:iCs/>
       <w:color w:themeColor="text1" w:themeTint="a6" w:val="595959"/>
     </w:rPr>
   </w:style>
   <w:style w:type="paragraph" w:styleId="Heading7">
-    <w:name w:val="Heading 7"/>
+    <w:name w:val="heading 7"/>
     <w:basedOn w:val="Normal"/>
     <w:next w:val="BodyText"/>
     <w:link w:val="Heading7Char"/>
@@ -8111,12 +9613,12 @@
       <w:outlineLvl w:val="6"/>
     </w:pPr>
     <w:rPr>
-      <w:rFonts w:eastAsia="" w:cs="Times New Roman" w:cstheme="majorBidi" w:eastAsiaTheme="majorEastAsia"/>
+      <w:rFonts w:eastAsia="" w:cs="" w:cstheme="majorBidi" w:eastAsiaTheme="majorEastAsia"/>
       <w:color w:themeColor="text1" w:themeTint="a6" w:val="595959"/>
     </w:rPr>
   </w:style>
   <w:style w:type="paragraph" w:styleId="Heading8">
-    <w:name w:val="Heading 8"/>
+    <w:name w:val="heading 8"/>
     <w:basedOn w:val="Normal"/>
     <w:next w:val="BodyText"/>
     <w:link w:val="Heading8Char"/>
@@ -8132,14 +9634,14 @@
       <w:outlineLvl w:val="7"/>
     </w:pPr>
     <w:rPr>
-      <w:rFonts w:eastAsia="" w:cs="Times New Roman" w:cstheme="majorBidi" w:eastAsiaTheme="majorEastAsia"/>
+      <w:rFonts w:eastAsia="" w:cs="" w:cstheme="majorBidi" w:eastAsiaTheme="majorEastAsia"/>
       <w:i/>
       <w:iCs/>
       <w:color w:themeColor="text1" w:themeTint="d8" w:val="272727"/>
     </w:rPr>
   </w:style>
   <w:style w:type="paragraph" w:styleId="Heading9">
-    <w:name w:val="Heading 9"/>
+    <w:name w:val="heading 9"/>
     <w:basedOn w:val="Normal"/>
     <w:next w:val="BodyText"/>
     <w:link w:val="Heading9Char"/>
@@ -8155,7 +9657,7 @@
       <w:outlineLvl w:val="8"/>
     </w:pPr>
     <w:rPr>
-      <w:rFonts w:eastAsia="" w:cs="Times New Roman" w:cstheme="majorBidi" w:eastAsiaTheme="majorEastAsia"/>
+      <w:rFonts w:eastAsia="" w:cs="" w:cstheme="majorBidi" w:eastAsiaTheme="majorEastAsia"/>
       <w:color w:themeColor="text1" w:themeTint="d8" w:val="272727"/>
     </w:rPr>
   </w:style>
@@ -8175,7 +9677,7 @@
     <w:qFormat/>
     <w:rsid w:val="007565a7"/>
     <w:rPr>
-      <w:rFonts w:ascii="Calibri" w:hAnsi="Calibri" w:eastAsia="" w:cs="Times New Roman" w:cstheme="majorBidi" w:eastAsiaTheme="majorEastAsia"/>
+      <w:rFonts w:ascii="Calibri" w:hAnsi="Calibri" w:eastAsia="" w:cs="" w:cstheme="majorBidi" w:eastAsiaTheme="majorEastAsia"/>
       <w:b/>
       <w:spacing w:val="-10"/>
       <w:kern w:val="2"/>
@@ -8191,7 +9693,7 @@
     <w:qFormat/>
     <w:rsid w:val="00d6760e"/>
     <w:rPr>
-      <w:rFonts w:ascii="Calibri" w:hAnsi="Calibri" w:eastAsia="" w:cs="Times New Roman" w:cstheme="majorBidi" w:eastAsiaTheme="majorEastAsia"/>
+      <w:rFonts w:ascii="Calibri" w:hAnsi="Calibri" w:eastAsia="" w:cs="" w:cstheme="majorBidi" w:eastAsiaTheme="majorEastAsia"/>
       <w:color w:themeColor="text1" w:val="000000"/>
       <w:spacing w:val="15"/>
       <w:sz w:val="28"/>
@@ -8206,7 +9708,7 @@
     <w:qFormat/>
     <w:rsid w:val="00d6760e"/>
     <w:rPr>
-      <w:rFonts w:ascii="Calibri" w:hAnsi="Calibri" w:eastAsia="" w:cs="Times New Roman" w:cstheme="majorBidi" w:eastAsiaTheme="majorEastAsia"/>
+      <w:rFonts w:ascii="Calibri" w:hAnsi="Calibri" w:eastAsia="" w:cs="" w:cstheme="majorBidi" w:eastAsiaTheme="majorEastAsia"/>
       <w:b/>
       <w:color w:themeColor="text1" w:val="000000"/>
       <w:sz w:val="40"/>
@@ -8221,7 +9723,7 @@
     <w:qFormat/>
     <w:rsid w:val="0076149a"/>
     <w:rPr>
-      <w:rFonts w:ascii="Calibri" w:hAnsi="Calibri" w:eastAsia="" w:cs="Times New Roman" w:cstheme="majorBidi" w:eastAsiaTheme="majorEastAsia"/>
+      <w:rFonts w:ascii="Calibri" w:hAnsi="Calibri" w:eastAsia="" w:cs="" w:cstheme="majorBidi" w:eastAsiaTheme="majorEastAsia"/>
       <w:b/>
       <w:color w:themeColor="text1" w:val="000000"/>
       <w:sz w:val="36"/>
@@ -8237,7 +9739,7 @@
     <w:qFormat/>
     <w:rsid w:val="00a10fd9"/>
     <w:rPr>
-      <w:rFonts w:eastAsia="" w:cs="Times New Roman" w:cstheme="majorBidi" w:eastAsiaTheme="majorEastAsia"/>
+      <w:rFonts w:eastAsia="" w:cs="" w:cstheme="majorBidi" w:eastAsiaTheme="majorEastAsia"/>
       <w:color w:themeColor="accent1" w:themeShade="bf" w:val="0F4761"/>
       <w:sz w:val="28"/>
       <w:szCs w:val="28"/>
@@ -8252,7 +9754,7 @@
     <w:qFormat/>
     <w:rsid w:val="00a10fd9"/>
     <w:rPr>
-      <w:rFonts w:eastAsia="" w:cs="Times New Roman" w:cstheme="majorBidi" w:eastAsiaTheme="majorEastAsia"/>
+      <w:rFonts w:eastAsia="" w:cs="" w:cstheme="majorBidi" w:eastAsiaTheme="majorEastAsia"/>
       <w:i/>
       <w:iCs/>
       <w:color w:themeColor="accent1" w:themeShade="bf" w:val="0F4761"/>
@@ -8267,7 +9769,7 @@
     <w:qFormat/>
     <w:rsid w:val="00a10fd9"/>
     <w:rPr>
-      <w:rFonts w:eastAsia="" w:cs="Times New Roman" w:cstheme="majorBidi" w:eastAsiaTheme="majorEastAsia"/>
+      <w:rFonts w:eastAsia="" w:cs="" w:cstheme="majorBidi" w:eastAsiaTheme="majorEastAsia"/>
       <w:color w:themeColor="accent1" w:themeShade="bf" w:val="0F4761"/>
     </w:rPr>
   </w:style>
@@ -8280,7 +9782,7 @@
     <w:qFormat/>
     <w:rsid w:val="00a10fd9"/>
     <w:rPr>
-      <w:rFonts w:eastAsia="" w:cs="Times New Roman" w:cstheme="majorBidi" w:eastAsiaTheme="majorEastAsia"/>
+      <w:rFonts w:eastAsia="" w:cs="" w:cstheme="majorBidi" w:eastAsiaTheme="majorEastAsia"/>
       <w:i/>
       <w:iCs/>
       <w:color w:themeColor="text1" w:themeTint="a6" w:val="595959"/>
@@ -8295,7 +9797,7 @@
     <w:qFormat/>
     <w:rsid w:val="00a10fd9"/>
     <w:rPr>
-      <w:rFonts w:eastAsia="" w:cs="Times New Roman" w:cstheme="majorBidi" w:eastAsiaTheme="majorEastAsia"/>
+      <w:rFonts w:eastAsia="" w:cs="" w:cstheme="majorBidi" w:eastAsiaTheme="majorEastAsia"/>
       <w:color w:themeColor="text1" w:themeTint="a6" w:val="595959"/>
     </w:rPr>
   </w:style>
@@ -8308,7 +9810,7 @@
     <w:qFormat/>
     <w:rsid w:val="00a10fd9"/>
     <w:rPr>
-      <w:rFonts w:eastAsia="" w:cs="Times New Roman" w:cstheme="majorBidi" w:eastAsiaTheme="majorEastAsia"/>
+      <w:rFonts w:eastAsia="" w:cs="" w:cstheme="majorBidi" w:eastAsiaTheme="majorEastAsia"/>
       <w:i/>
       <w:iCs/>
       <w:color w:themeColor="text1" w:themeTint="d8" w:val="272727"/>
@@ -8323,7 +9825,7 @@
     <w:qFormat/>
     <w:rsid w:val="00a10fd9"/>
     <w:rPr>
-      <w:rFonts w:eastAsia="" w:cs="Times New Roman" w:cstheme="majorBidi" w:eastAsiaTheme="majorEastAsia"/>
+      <w:rFonts w:eastAsia="" w:cs="" w:cstheme="majorBidi" w:eastAsiaTheme="majorEastAsia"/>
       <w:color w:themeColor="text1" w:themeTint="d8" w:val="272727"/>
     </w:rPr>
   </w:style>
@@ -8352,8 +9854,8 @@
     <w:qFormat/>
     <w:rPr/>
   </w:style>
-  <w:style w:type="character" w:styleId="FootnoteCharacters">
-    <w:name w:val="Footnote Characters"/>
+  <w:style w:type="character" w:styleId="FootnoteCharactersuser">
+    <w:name w:val="Footnote Characters (user)"/>
     <w:basedOn w:val="CaptionChar"/>
     <w:qFormat/>
     <w:rsid w:val="0076149a"/>
@@ -8362,8 +9864,16 @@
       <w:vertAlign w:val="superscript"/>
     </w:rPr>
   </w:style>
+  <w:style w:type="character" w:styleId="FootnoteCharacters">
+    <w:name w:val="Footnote Characters"/>
+    <w:qFormat/>
+    <w:rPr>
+      <w:rFonts w:ascii="Calibri" w:hAnsi="Calibri"/>
+      <w:vertAlign w:val="superscript"/>
+    </w:rPr>
+  </w:style>
   <w:style w:type="character" w:styleId="FootnoteReference">
-    <w:name w:val="Footnote Reference"/>
+    <w:name w:val="footnote reference"/>
     <w:rPr>
       <w:rFonts w:ascii="Calibri" w:hAnsi="Calibri"/>
       <w:vertAlign w:val="superscript"/>
@@ -8379,7 +9889,7 @@
     </w:rPr>
   </w:style>
   <w:style w:type="character" w:styleId="LineNumber">
-    <w:name w:val="Line Number"/>
+    <w:name w:val="line number"/>
     <w:basedOn w:val="DefaultParagraphFont"/>
     <w:rsid w:val="008e4780"/>
     <w:rPr/>
@@ -8795,7 +10305,7 @@
     </w:rPr>
   </w:style>
   <w:style w:type="paragraph" w:styleId="Caption">
-    <w:name w:val="Caption"/>
+    <w:name w:val="caption"/>
     <w:basedOn w:val="Normal"/>
     <w:link w:val="CaptionChar"/>
     <w:qFormat/>
@@ -8823,7 +10333,9 @@
     <w:next w:val="BodyText"/>
     <w:qFormat/>
     <w:rsid w:val="00917f3d"/>
-    <w:pPr/>
+    <w:pPr>
+      <w:spacing w:lineRule="auto" w:line="480"/>
+    </w:pPr>
     <w:rPr/>
   </w:style>
   <w:style w:type="paragraph" w:styleId="Compact" w:customStyle="1">
@@ -8844,12 +10356,12 @@
     <w:qFormat/>
     <w:rsid w:val="007565a7"/>
     <w:pPr>
-      <w:spacing w:before="0" w:after="80"/>
+      <w:spacing w:lineRule="auto" w:line="480" w:before="0" w:after="80"/>
       <w:contextualSpacing/>
       <w:jc w:val="both"/>
     </w:pPr>
     <w:rPr>
-      <w:rFonts w:eastAsia="" w:cs="Times New Roman" w:cstheme="majorBidi" w:eastAsiaTheme="majorEastAsia"/>
+      <w:rFonts w:eastAsia="" w:cs="" w:cstheme="majorBidi" w:eastAsiaTheme="majorEastAsia"/>
       <w:b/>
       <w:spacing w:val="-10"/>
       <w:kern w:val="2"/>
@@ -8867,7 +10379,7 @@
     <w:rsid w:val="00d6760e"/>
     <w:pPr/>
     <w:rPr>
-      <w:rFonts w:eastAsia="" w:cs="Times New Roman" w:cstheme="majorBidi" w:eastAsiaTheme="majorEastAsia"/>
+      <w:rFonts w:eastAsia="" w:cs="" w:cstheme="majorBidi" w:eastAsiaTheme="majorEastAsia"/>
       <w:color w:themeColor="text1" w:val="000000"/>
       <w:spacing w:val="15"/>
       <w:szCs w:val="28"/>
@@ -8882,6 +10394,7 @@
       <w:keepNext w:val="true"/>
       <w:keepLines/>
       <w:widowControl/>
+      <w:suppressAutoHyphens w:val="true"/>
       <w:bidi w:val="0"/>
       <w:spacing w:before="0" w:after="200"/>
       <w:jc w:val="left"/>
@@ -8904,6 +10417,7 @@
       <w:keepNext w:val="true"/>
       <w:keepLines/>
       <w:widowControl/>
+      <w:suppressAutoHyphens w:val="true"/>
       <w:bidi w:val="0"/>
       <w:spacing w:before="0" w:after="200"/>
       <w:jc w:val="left"/>
@@ -8977,7 +10491,7 @@
     <w:rPr/>
   </w:style>
   <w:style w:type="paragraph" w:styleId="FootnoteText">
-    <w:name w:val="Footnote Text"/>
+    <w:name w:val="footnote text"/>
     <w:basedOn w:val="Normal"/>
     <w:uiPriority w:val="9"/>
     <w:unhideWhenUsed/>
@@ -9057,7 +10571,7 @@
     <w:rPr/>
   </w:style>
   <w:style w:type="paragraph" w:styleId="IndexHeading">
-    <w:name w:val="Index Heading"/>
+    <w:name w:val="index heading"/>
     <w:basedOn w:val="Heading"/>
     <w:pPr/>
     <w:rPr/>
@@ -9148,37 +10662,37 @@
         <a:srgbClr val="000000"/>
       </a:dk1>
       <a:lt1>
-        <a:srgbClr val="ffffff"/>
+        <a:srgbClr val="FFFFFF"/>
       </a:lt1>
       <a:dk2>
-        <a:srgbClr val="0e2841"/>
+        <a:srgbClr val="0E2841"/>
       </a:dk2>
       <a:lt2>
-        <a:srgbClr val="e8e8e8"/>
+        <a:srgbClr val="E8E8E8"/>
       </a:lt2>
       <a:accent1>
         <a:srgbClr val="156082"/>
       </a:accent1>
       <a:accent2>
-        <a:srgbClr val="e97132"/>
+        <a:srgbClr val="E97132"/>
       </a:accent2>
       <a:accent3>
-        <a:srgbClr val="196b24"/>
+        <a:srgbClr val="196B24"/>
       </a:accent3>
       <a:accent4>
-        <a:srgbClr val="0f9ed5"/>
+        <a:srgbClr val="0F9ED5"/>
       </a:accent4>
       <a:accent5>
-        <a:srgbClr val="a02b93"/>
+        <a:srgbClr val="A02B93"/>
       </a:accent5>
       <a:accent6>
-        <a:srgbClr val="4ea72e"/>
+        <a:srgbClr val="4EA72E"/>
       </a:accent6>
       <a:hlink>
         <a:srgbClr val="467886"/>
       </a:hlink>
       <a:folHlink>
-        <a:srgbClr val="96607d"/>
+        <a:srgbClr val="96607D"/>
       </a:folHlink>
     </a:clrScheme>
     <a:fontScheme name="Office">
